--- a/docs/Fixed_Summary.docx
+++ b/docs/Fixed_Summary.docx
@@ -212,7 +212,7 @@
               <w:pStyle w:val="Compact"/>
             </w:pPr>
             <w:r>
-              <w:t xml:space="preserve">29</w:t>
+              <w:t xml:space="preserve">30</w:t>
             </w:r>
           </w:p>
         </w:tc>
@@ -357,7 +357,7 @@
                 <w:b/>
                 <w:bCs/>
               </w:rPr>
-              <w:t xml:space="preserve">81</w:t>
+              <w:t xml:space="preserve">82</w:t>
             </w:r>
           </w:p>
         </w:tc>
@@ -5372,6 +5372,74 @@
               <w:pStyle w:val="Compact"/>
             </w:pPr>
             <w:r>
+              <w:t xml:space="preserve">P2</w:t>
+            </w:r>
+          </w:p>
+        </w:tc>
+        <w:tc>
+          <w:tcPr/>
+          <w:p>
+            <w:pPr>
+              <w:pStyle w:val="Compact"/>
+            </w:pPr>
+            <w:r>
+              <w:t xml:space="preserve">Completed (→ Fixed.md)</w:t>
+            </w:r>
+          </w:p>
+        </w:tc>
+        <w:tc>
+          <w:tcPr/>
+          <w:p>
+            <w:pPr>
+              <w:pStyle w:val="Compact"/>
+            </w:pPr>
+            <w:r>
+              <w:t xml:space="preserve">Task</w:t>
+            </w:r>
+          </w:p>
+        </w:tc>
+        <w:tc>
+          <w:tcPr/>
+          <w:p>
+            <w:pPr>
+              <w:pStyle w:val="Compact"/>
+            </w:pPr>
+            <w:r>
+              <w:t xml:space="preserve">—</w:t>
+            </w:r>
+          </w:p>
+        </w:tc>
+        <w:tc>
+          <w:tcPr/>
+          <w:p>
+            <w:pPr>
+              <w:pStyle w:val="Compact"/>
+            </w:pPr>
+            <w:r>
+              <w:t xml:space="preserve">LVA-081 — Operator directive: fetch+pull+merge latest codebase from all submodules. Frozen-by-default overridden for this cycle. Must build-verify after each bump; revert+report any submodule whose bump breaks the build.</w:t>
+            </w:r>
+          </w:p>
+        </w:tc>
+      </w:tr>
+      <w:tr>
+        <w:tc>
+          <w:tcPr/>
+          <w:p>
+            <w:pPr>
+              <w:pStyle w:val="Compact"/>
+            </w:pPr>
+            <w:r>
+              <w:t xml:space="preserve">71</w:t>
+            </w:r>
+          </w:p>
+        </w:tc>
+        <w:tc>
+          <w:tcPr/>
+          <w:p>
+            <w:pPr>
+              <w:pStyle w:val="Compact"/>
+            </w:pPr>
+            <w:r>
               <w:t xml:space="preserve">P0</w:t>
             </w:r>
           </w:p>
@@ -5441,7 +5509,7 @@
               <w:pStyle w:val="Compact"/>
             </w:pPr>
             <w:r>
-              <w:t xml:space="preserve">71</w:t>
+              <w:t xml:space="preserve">72</w:t>
             </w:r>
           </w:p>
         </w:tc>
@@ -5509,7 +5577,7 @@
               <w:pStyle w:val="Compact"/>
             </w:pPr>
             <w:r>
-              <w:t xml:space="preserve">72</w:t>
+              <w:t xml:space="preserve">73</w:t>
             </w:r>
           </w:p>
         </w:tc>
@@ -5577,7 +5645,7 @@
               <w:pStyle w:val="Compact"/>
             </w:pPr>
             <w:r>
-              <w:t xml:space="preserve">73</w:t>
+              <w:t xml:space="preserve">74</w:t>
             </w:r>
           </w:p>
         </w:tc>
@@ -5657,7 +5725,7 @@
               <w:pStyle w:val="Compact"/>
             </w:pPr>
             <w:r>
-              <w:t xml:space="preserve">74</w:t>
+              <w:t xml:space="preserve">75</w:t>
             </w:r>
           </w:p>
         </w:tc>
@@ -5725,7 +5793,7 @@
               <w:pStyle w:val="Compact"/>
             </w:pPr>
             <w:r>
-              <w:t xml:space="preserve">75</w:t>
+              <w:t xml:space="preserve">76</w:t>
             </w:r>
           </w:p>
         </w:tc>
@@ -5793,7 +5861,7 @@
               <w:pStyle w:val="Compact"/>
             </w:pPr>
             <w:r>
-              <w:t xml:space="preserve">76</w:t>
+              <w:t xml:space="preserve">77</w:t>
             </w:r>
           </w:p>
         </w:tc>
@@ -5861,7 +5929,7 @@
               <w:pStyle w:val="Compact"/>
             </w:pPr>
             <w:r>
-              <w:t xml:space="preserve">77</w:t>
+              <w:t xml:space="preserve">78</w:t>
             </w:r>
           </w:p>
         </w:tc>
@@ -5945,7 +6013,7 @@
               <w:pStyle w:val="Compact"/>
             </w:pPr>
             <w:r>
-              <w:t xml:space="preserve">78</w:t>
+              <w:t xml:space="preserve">79</w:t>
             </w:r>
           </w:p>
         </w:tc>
@@ -6029,7 +6097,7 @@
               <w:pStyle w:val="Compact"/>
             </w:pPr>
             <w:r>
-              <w:t xml:space="preserve">79</w:t>
+              <w:t xml:space="preserve">80</w:t>
             </w:r>
           </w:p>
         </w:tc>
@@ -6113,7 +6181,7 @@
               <w:pStyle w:val="Compact"/>
             </w:pPr>
             <w:r>
-              <w:t xml:space="preserve">80</w:t>
+              <w:t xml:space="preserve">81</w:t>
             </w:r>
           </w:p>
         </w:tc>
@@ -6197,7 +6265,7 @@
               <w:pStyle w:val="Compact"/>
             </w:pPr>
             <w:r>
-              <w:t xml:space="preserve">81</w:t>
+              <w:t xml:space="preserve">82</w:t>
             </w:r>
           </w:p>
         </w:tc>

--- a/docs/Fixed_Summary.docx
+++ b/docs/Fixed_Summary.docx
@@ -212,7 +212,7 @@
               <w:pStyle w:val="Compact"/>
             </w:pPr>
             <w:r>
-              <w:t xml:space="preserve">30</w:t>
+              <w:t xml:space="preserve">31</w:t>
             </w:r>
           </w:p>
         </w:tc>
@@ -357,7 +357,7 @@
                 <w:b/>
                 <w:bCs/>
               </w:rPr>
-              <w:t xml:space="preserve">82</w:t>
+              <w:t xml:space="preserve">83</w:t>
             </w:r>
           </w:p>
         </w:tc>
@@ -6119,40 +6119,40 @@
               <w:pStyle w:val="Compact"/>
             </w:pPr>
             <w:r>
-              <w:t xml:space="preserve">Implemented (→ Fixed.md)</w:t>
-            </w:r>
-          </w:p>
-        </w:tc>
-        <w:tc>
-          <w:tcPr/>
-          <w:p>
-            <w:pPr>
-              <w:pStyle w:val="Compact"/>
-            </w:pPr>
-            <w:r>
-              <w:t xml:space="preserve">Feature</w:t>
-            </w:r>
-          </w:p>
-        </w:tc>
-        <w:tc>
-          <w:tcPr/>
-          <w:p>
-            <w:pPr>
-              <w:pStyle w:val="Compact"/>
-            </w:pPr>
-            <w:r>
-              <w:t xml:space="preserve">—</w:t>
-            </w:r>
-          </w:p>
-        </w:tc>
-        <w:tc>
-          <w:tcPr/>
-          <w:p>
-            <w:pPr>
-              <w:pStyle w:val="Compact"/>
-            </w:pPr>
-            <w:r>
-              <w:t xml:space="preserve">LVA-4 — HelixConstitution §11.4.93/95/106 materialization. Go CLI (modernc.org/sqlite, no CGO) with init/add/update/close/reopen/gen/verify/import/export. Operator directive §6.L 68th invocation, key prefix LVA. Superseded by migration to the canonical constitution binary (docs/tickets/MIGRATION-TO-CANONICAL.md).</w:t>
+              <w:t xml:space="preserve">Completed (→ Fixed.md)</w:t>
+            </w:r>
+          </w:p>
+        </w:tc>
+        <w:tc>
+          <w:tcPr/>
+          <w:p>
+            <w:pPr>
+              <w:pStyle w:val="Compact"/>
+            </w:pPr>
+            <w:r>
+              <w:t xml:space="preserve">Task</w:t>
+            </w:r>
+          </w:p>
+        </w:tc>
+        <w:tc>
+          <w:tcPr/>
+          <w:p>
+            <w:pPr>
+              <w:pStyle w:val="Compact"/>
+            </w:pPr>
+            <w:r>
+              <w:t xml:space="preserve">—</w:t>
+            </w:r>
+          </w:p>
+        </w:tc>
+        <w:tc>
+          <w:tcPr/>
+          <w:p>
+            <w:pPr>
+              <w:pStyle w:val="Compact"/>
+            </w:pPr>
+            <w:r>
+              <w:t xml:space="preserve">LVA-3 — Pin 208e2c8 is 53 commits behind origin/main 883ccc1. Highest-impact new clauses: §11.4.93/95/106 (workable-items SQLite DB tracked in git + md to DB sync engine), §11.4.79 (own-org submodules in CodeGraph), §11.4.85 (stress/chaos), §11.4.98, §11.4.102. Pin-bump is operator-gated; decision owed on §6.AD.3 Path B vs SQLite DB.</w:t>
             </w:r>
             <w:r>
               <w:t xml:space="preserve"> </w:t>
@@ -6168,7 +6168,7 @@
               <w:t xml:space="preserve"> </w:t>
             </w:r>
             <w:r>
-              <w:t xml:space="preserve">operator-report — docs/tickets/DESIGN.md</w:t>
+              <w:t xml:space="preserve">self-discovered — .lava-ci-evidence/constitution-review/2026-05-31-68th-cycle-review.md</w:t>
             </w:r>
           </w:p>
         </w:tc>
@@ -6192,51 +6192,51 @@
               <w:pStyle w:val="Compact"/>
             </w:pPr>
             <w:r>
-              <w:t xml:space="preserve">P2</w:t>
-            </w:r>
-          </w:p>
-        </w:tc>
-        <w:tc>
-          <w:tcPr/>
-          <w:p>
-            <w:pPr>
-              <w:pStyle w:val="Compact"/>
-            </w:pPr>
-            <w:r>
-              <w:t xml:space="preserve">Completed (→ Fixed.md)</w:t>
-            </w:r>
-          </w:p>
-        </w:tc>
-        <w:tc>
-          <w:tcPr/>
-          <w:p>
-            <w:pPr>
-              <w:pStyle w:val="Compact"/>
-            </w:pPr>
-            <w:r>
-              <w:t xml:space="preserve">Task</w:t>
-            </w:r>
-          </w:p>
-        </w:tc>
-        <w:tc>
-          <w:tcPr/>
-          <w:p>
-            <w:pPr>
-              <w:pStyle w:val="Compact"/>
-            </w:pPr>
-            <w:r>
-              <w:t xml:space="preserve">—</w:t>
-            </w:r>
-          </w:p>
-        </w:tc>
-        <w:tc>
-          <w:tcPr/>
-          <w:p>
-            <w:pPr>
-              <w:pStyle w:val="Compact"/>
-            </w:pPr>
-            <w:r>
-              <w:t xml:space="preserve">LVA-6 — §11.4.79 (new) requires own-org submodules IN the codegraph index; Lava currently EXCLUDES submodules/ per docs/CODEGRAPH.md + 63rd-cycle policy. Reconcile .codegraph config + docs when pin is bumped.</w:t>
+              <w:t xml:space="preserve">P1</w:t>
+            </w:r>
+          </w:p>
+        </w:tc>
+        <w:tc>
+          <w:tcPr/>
+          <w:p>
+            <w:pPr>
+              <w:pStyle w:val="Compact"/>
+            </w:pPr>
+            <w:r>
+              <w:t xml:space="preserve">Implemented (→ Fixed.md)</w:t>
+            </w:r>
+          </w:p>
+        </w:tc>
+        <w:tc>
+          <w:tcPr/>
+          <w:p>
+            <w:pPr>
+              <w:pStyle w:val="Compact"/>
+            </w:pPr>
+            <w:r>
+              <w:t xml:space="preserve">Feature</w:t>
+            </w:r>
+          </w:p>
+        </w:tc>
+        <w:tc>
+          <w:tcPr/>
+          <w:p>
+            <w:pPr>
+              <w:pStyle w:val="Compact"/>
+            </w:pPr>
+            <w:r>
+              <w:t xml:space="preserve">—</w:t>
+            </w:r>
+          </w:p>
+        </w:tc>
+        <w:tc>
+          <w:tcPr/>
+          <w:p>
+            <w:pPr>
+              <w:pStyle w:val="Compact"/>
+            </w:pPr>
+            <w:r>
+              <w:t xml:space="preserve">LVA-4 — HelixConstitution §11.4.93/95/106 materialization. Go CLI (modernc.org/sqlite, no CGO) with init/add/update/close/reopen/gen/verify/import/export. Operator directive §6.L 68th invocation, key prefix LVA. Superseded by migration to the canonical constitution binary (docs/tickets/MIGRATION-TO-CANONICAL.md).</w:t>
             </w:r>
             <w:r>
               <w:t xml:space="preserve"> </w:t>
@@ -6252,6 +6252,90 @@
               <w:t xml:space="preserve"> </w:t>
             </w:r>
             <w:r>
+              <w:t xml:space="preserve">operator-report — docs/tickets/DESIGN.md</w:t>
+            </w:r>
+          </w:p>
+        </w:tc>
+      </w:tr>
+      <w:tr>
+        <w:tc>
+          <w:tcPr/>
+          <w:p>
+            <w:pPr>
+              <w:pStyle w:val="Compact"/>
+            </w:pPr>
+            <w:r>
+              <w:t xml:space="preserve">82</w:t>
+            </w:r>
+          </w:p>
+        </w:tc>
+        <w:tc>
+          <w:tcPr/>
+          <w:p>
+            <w:pPr>
+              <w:pStyle w:val="Compact"/>
+            </w:pPr>
+            <w:r>
+              <w:t xml:space="preserve">P2</w:t>
+            </w:r>
+          </w:p>
+        </w:tc>
+        <w:tc>
+          <w:tcPr/>
+          <w:p>
+            <w:pPr>
+              <w:pStyle w:val="Compact"/>
+            </w:pPr>
+            <w:r>
+              <w:t xml:space="preserve">Completed (→ Fixed.md)</w:t>
+            </w:r>
+          </w:p>
+        </w:tc>
+        <w:tc>
+          <w:tcPr/>
+          <w:p>
+            <w:pPr>
+              <w:pStyle w:val="Compact"/>
+            </w:pPr>
+            <w:r>
+              <w:t xml:space="preserve">Task</w:t>
+            </w:r>
+          </w:p>
+        </w:tc>
+        <w:tc>
+          <w:tcPr/>
+          <w:p>
+            <w:pPr>
+              <w:pStyle w:val="Compact"/>
+            </w:pPr>
+            <w:r>
+              <w:t xml:space="preserve">—</w:t>
+            </w:r>
+          </w:p>
+        </w:tc>
+        <w:tc>
+          <w:tcPr/>
+          <w:p>
+            <w:pPr>
+              <w:pStyle w:val="Compact"/>
+            </w:pPr>
+            <w:r>
+              <w:t xml:space="preserve">LVA-6 — §11.4.79 (new) requires own-org submodules IN the codegraph index; Lava currently EXCLUDES submodules/ per docs/CODEGRAPH.md + 63rd-cycle policy. Reconcile .codegraph config + docs when pin is bumped.</w:t>
+            </w:r>
+            <w:r>
+              <w:t xml:space="preserve"> </w:t>
+            </w:r>
+            <w:r>
+              <w:rPr>
+                <w:b/>
+                <w:bCs/>
+              </w:rPr>
+              <w:t xml:space="preserve">Source:</w:t>
+            </w:r>
+            <w:r>
+              <w:t xml:space="preserve"> </w:t>
+            </w:r>
+            <w:r>
               <w:t xml:space="preserve">self-discovered — .lava-ci-evidence/constitution-review/2026-05-31-68th-cycle-review.md</w:t>
             </w:r>
           </w:p>
@@ -6265,7 +6349,7 @@
               <w:pStyle w:val="Compact"/>
             </w:pPr>
             <w:r>
-              <w:t xml:space="preserve">82</w:t>
+              <w:t xml:space="preserve">83</w:t>
             </w:r>
           </w:p>
         </w:tc>

--- a/docs/Fixed_Summary.docx
+++ b/docs/Fixed_Summary.docx
@@ -142,7 +142,7 @@
               <w:pStyle w:val="Compact"/>
             </w:pPr>
             <w:r>
-              <w:t xml:space="preserve">36</w:t>
+              <w:t xml:space="preserve">37</w:t>
             </w:r>
           </w:p>
         </w:tc>
@@ -357,7 +357,7 @@
                 <w:b/>
                 <w:bCs/>
               </w:rPr>
-              <w:t xml:space="preserve">83</w:t>
+              <w:t xml:space="preserve">84</w:t>
             </w:r>
           </w:p>
         </w:tc>
@@ -5736,6 +5736,74 @@
               <w:pStyle w:val="Compact"/>
             </w:pPr>
             <w:r>
+              <w:t xml:space="preserve">P2</w:t>
+            </w:r>
+          </w:p>
+        </w:tc>
+        <w:tc>
+          <w:tcPr/>
+          <w:p>
+            <w:pPr>
+              <w:pStyle w:val="Compact"/>
+            </w:pPr>
+            <w:r>
+              <w:t xml:space="preserve">Fixed (→ Fixed.md)</w:t>
+            </w:r>
+          </w:p>
+        </w:tc>
+        <w:tc>
+          <w:tcPr/>
+          <w:p>
+            <w:pPr>
+              <w:pStyle w:val="Compact"/>
+            </w:pPr>
+            <w:r>
+              <w:t xml:space="preserve">Bug</w:t>
+            </w:r>
+          </w:p>
+        </w:tc>
+        <w:tc>
+          <w:tcPr/>
+          <w:p>
+            <w:pPr>
+              <w:pStyle w:val="Compact"/>
+            </w:pPr>
+            <w:r>
+              <w:t xml:space="preserve">—</w:t>
+            </w:r>
+          </w:p>
+        </w:tc>
+        <w:tc>
+          <w:tcPr/>
+          <w:p>
+            <w:pPr>
+              <w:pStyle w:val="Compact"/>
+            </w:pPr>
+            <w:r>
+              <w:t xml:space="preserve">LVA-087 — QA video frames 0007/0010/0015 vs 0020-0030. NEW. CODE-FIX in 1076 (#6 count bound to real descriptor list). Pending §6.Z verification. Source: .lava-ci-evidence/video-analysis/2026-06-25-lava-issues-video.md #6.</w:t>
+            </w:r>
+          </w:p>
+        </w:tc>
+      </w:tr>
+      <w:tr>
+        <w:tc>
+          <w:tcPr/>
+          <w:p>
+            <w:pPr>
+              <w:pStyle w:val="Compact"/>
+            </w:pPr>
+            <w:r>
+              <w:t xml:space="preserve">76</w:t>
+            </w:r>
+          </w:p>
+        </w:tc>
+        <w:tc>
+          <w:tcPr/>
+          <w:p>
+            <w:pPr>
+              <w:pStyle w:val="Compact"/>
+            </w:pPr>
+            <w:r>
               <w:t xml:space="preserve">P3</w:t>
             </w:r>
           </w:p>
@@ -5793,7 +5861,7 @@
               <w:pStyle w:val="Compact"/>
             </w:pPr>
             <w:r>
-              <w:t xml:space="preserve">76</w:t>
+              <w:t xml:space="preserve">77</w:t>
             </w:r>
           </w:p>
         </w:tc>
@@ -5861,7 +5929,7 @@
               <w:pStyle w:val="Compact"/>
             </w:pPr>
             <w:r>
-              <w:t xml:space="preserve">77</w:t>
+              <w:t xml:space="preserve">78</w:t>
             </w:r>
           </w:p>
         </w:tc>
@@ -5929,7 +5997,7 @@
               <w:pStyle w:val="Compact"/>
             </w:pPr>
             <w:r>
-              <w:t xml:space="preserve">78</w:t>
+              <w:t xml:space="preserve">79</w:t>
             </w:r>
           </w:p>
         </w:tc>
@@ -6013,7 +6081,7 @@
               <w:pStyle w:val="Compact"/>
             </w:pPr>
             <w:r>
-              <w:t xml:space="preserve">79</w:t>
+              <w:t xml:space="preserve">80</w:t>
             </w:r>
           </w:p>
         </w:tc>
@@ -6097,7 +6165,7 @@
               <w:pStyle w:val="Compact"/>
             </w:pPr>
             <w:r>
-              <w:t xml:space="preserve">80</w:t>
+              <w:t xml:space="preserve">81</w:t>
             </w:r>
           </w:p>
         </w:tc>
@@ -6181,7 +6249,7 @@
               <w:pStyle w:val="Compact"/>
             </w:pPr>
             <w:r>
-              <w:t xml:space="preserve">81</w:t>
+              <w:t xml:space="preserve">82</w:t>
             </w:r>
           </w:p>
         </w:tc>
@@ -6265,7 +6333,7 @@
               <w:pStyle w:val="Compact"/>
             </w:pPr>
             <w:r>
-              <w:t xml:space="preserve">82</w:t>
+              <w:t xml:space="preserve">83</w:t>
             </w:r>
           </w:p>
         </w:tc>
@@ -6349,7 +6417,7 @@
               <w:pStyle w:val="Compact"/>
             </w:pPr>
             <w:r>
-              <w:t xml:space="preserve">83</w:t>
+              <w:t xml:space="preserve">84</w:t>
             </w:r>
           </w:p>
         </w:tc>

--- a/docs/Fixed_Summary.docx
+++ b/docs/Fixed_Summary.docx
@@ -142,7 +142,7 @@
               <w:pStyle w:val="Compact"/>
             </w:pPr>
             <w:r>
-              <w:t xml:space="preserve">37</w:t>
+              <w:t xml:space="preserve">38</w:t>
             </w:r>
           </w:p>
         </w:tc>
@@ -357,7 +357,7 @@
                 <w:b/>
                 <w:bCs/>
               </w:rPr>
-              <w:t xml:space="preserve">84</w:t>
+              <w:t xml:space="preserve">85</w:t>
             </w:r>
           </w:p>
         </w:tc>
@@ -5815,6 +5815,86 @@
               <w:pStyle w:val="Compact"/>
             </w:pPr>
             <w:r>
+              <w:t xml:space="preserve">Fixed (→ Fixed.md)</w:t>
+            </w:r>
+          </w:p>
+        </w:tc>
+        <w:tc>
+          <w:tcPr/>
+          <w:p>
+            <w:pPr>
+              <w:pStyle w:val="Compact"/>
+            </w:pPr>
+            <w:r>
+              <w:t xml:space="preserve">Bug</w:t>
+            </w:r>
+          </w:p>
+        </w:tc>
+        <w:tc>
+          <w:tcPr/>
+          <w:p>
+            <w:pPr>
+              <w:pStyle w:val="Compact"/>
+            </w:pPr>
+            <w:r>
+              <w:t xml:space="preserve">—</w:t>
+            </w:r>
+          </w:p>
+        </w:tc>
+        <w:tc>
+          <w:tcPr/>
+          <w:p>
+            <w:pPr>
+              <w:pStyle w:val="Compact"/>
+            </w:pPr>
+            <w:r>
+              <w:t xml:space="preserve">LVA-090 — QA video frames 0020-0025. NEW UX, contributes to #1. CODE-FIX in 1076 (#9 select-all handling): OnboardingViewModel.onToggleAllProviders() + requiresNoCredentials() correctly gate select-all to no-auth-only providers, cited to Issue #9 in-source. UNIT-LEVEL RE-VERIFIED 2026-08-12 (this cycle): OnboardingViewModelVideoFixesTest</w:t>
+            </w:r>
+            <w:r>
+              <w:t xml:space="preserve"> </w:t>
+            </w:r>
+            <w:r>
+              <w:t xml:space="preserve">‘select all enables only no-credential providers’</w:t>
+            </w:r>
+            <w:r>
+              <w:t xml:space="preserve"> </w:t>
+            </w:r>
+            <w:r>
+              <w:t xml:space="preserve">PASS, fresh execution (timestamp 2026-08-12T21:07, not cached). Existing DEVICE-LEVEL evidence at .lava-ci-evidence/genymotion/c66-redesign-{RED,GREEN}-20260626/ (proper RED-then-GREEN falsifiability pair, Challenge66SelectAllDoesNotEnableAuthProvidersTest) is 48 days / ~7 versions stale per SS6.AK – device gate was occupied by a parallel LVA-087 verification agent this cycle, could not re-run. Source: .lava-ci-evidence/video-analysis/2026-06-25-lava-issues-video.md #9.</w:t>
+            </w:r>
+          </w:p>
+        </w:tc>
+      </w:tr>
+      <w:tr>
+        <w:tc>
+          <w:tcPr/>
+          <w:p>
+            <w:pPr>
+              <w:pStyle w:val="Compact"/>
+            </w:pPr>
+            <w:r>
+              <w:t xml:space="preserve">77</w:t>
+            </w:r>
+          </w:p>
+        </w:tc>
+        <w:tc>
+          <w:tcPr/>
+          <w:p>
+            <w:pPr>
+              <w:pStyle w:val="Compact"/>
+            </w:pPr>
+            <w:r>
+              <w:t xml:space="preserve">P3</w:t>
+            </w:r>
+          </w:p>
+        </w:tc>
+        <w:tc>
+          <w:tcPr/>
+          <w:p>
+            <w:pPr>
+              <w:pStyle w:val="Compact"/>
+            </w:pPr>
+            <w:r>
               <w:t xml:space="preserve">Completed (→ Fixed.md)</w:t>
             </w:r>
           </w:p>
@@ -5861,7 +5941,7 @@
               <w:pStyle w:val="Compact"/>
             </w:pPr>
             <w:r>
-              <w:t xml:space="preserve">77</w:t>
+              <w:t xml:space="preserve">78</w:t>
             </w:r>
           </w:p>
         </w:tc>
@@ -5929,7 +6009,7 @@
               <w:pStyle w:val="Compact"/>
             </w:pPr>
             <w:r>
-              <w:t xml:space="preserve">78</w:t>
+              <w:t xml:space="preserve">79</w:t>
             </w:r>
           </w:p>
         </w:tc>
@@ -5997,7 +6077,7 @@
               <w:pStyle w:val="Compact"/>
             </w:pPr>
             <w:r>
-              <w:t xml:space="preserve">79</w:t>
+              <w:t xml:space="preserve">80</w:t>
             </w:r>
           </w:p>
         </w:tc>
@@ -6081,7 +6161,7 @@
               <w:pStyle w:val="Compact"/>
             </w:pPr>
             <w:r>
-              <w:t xml:space="preserve">80</w:t>
+              <w:t xml:space="preserve">81</w:t>
             </w:r>
           </w:p>
         </w:tc>
@@ -6165,7 +6245,7 @@
               <w:pStyle w:val="Compact"/>
             </w:pPr>
             <w:r>
-              <w:t xml:space="preserve">81</w:t>
+              <w:t xml:space="preserve">82</w:t>
             </w:r>
           </w:p>
         </w:tc>
@@ -6249,7 +6329,7 @@
               <w:pStyle w:val="Compact"/>
             </w:pPr>
             <w:r>
-              <w:t xml:space="preserve">82</w:t>
+              <w:t xml:space="preserve">83</w:t>
             </w:r>
           </w:p>
         </w:tc>
@@ -6333,7 +6413,7 @@
               <w:pStyle w:val="Compact"/>
             </w:pPr>
             <w:r>
-              <w:t xml:space="preserve">83</w:t>
+              <w:t xml:space="preserve">84</w:t>
             </w:r>
           </w:p>
         </w:tc>
@@ -6417,7 +6497,7 @@
               <w:pStyle w:val="Compact"/>
             </w:pPr>
             <w:r>
-              <w:t xml:space="preserve">84</w:t>
+              <w:t xml:space="preserve">85</w:t>
             </w:r>
           </w:p>
         </w:tc>

--- a/docs/Fixed_Summary.docx
+++ b/docs/Fixed_Summary.docx
@@ -142,7 +142,7 @@
               <w:pStyle w:val="Compact"/>
             </w:pPr>
             <w:r>
-              <w:t xml:space="preserve">38</w:t>
+              <w:t xml:space="preserve">39</w:t>
             </w:r>
           </w:p>
         </w:tc>
@@ -357,7 +357,7 @@
                 <w:b/>
                 <w:bCs/>
               </w:rPr>
-              <w:t xml:space="preserve">85</w:t>
+              <w:t xml:space="preserve">86</w:t>
             </w:r>
           </w:p>
         </w:tc>
@@ -5315,6 +5315,74 @@
               <w:pStyle w:val="Compact"/>
             </w:pPr>
             <w:r>
+              <w:t xml:space="preserve">Fixed (→ Fixed.md)</w:t>
+            </w:r>
+          </w:p>
+        </w:tc>
+        <w:tc>
+          <w:tcPr/>
+          <w:p>
+            <w:pPr>
+              <w:pStyle w:val="Compact"/>
+            </w:pPr>
+            <w:r>
+              <w:t xml:space="preserve">Bug</w:t>
+            </w:r>
+          </w:p>
+        </w:tc>
+        <w:tc>
+          <w:tcPr/>
+          <w:p>
+            <w:pPr>
+              <w:pStyle w:val="Compact"/>
+            </w:pPr>
+            <w:r>
+              <w:t xml:space="preserve">—</w:t>
+            </w:r>
+          </w:p>
+        </w:tc>
+        <w:tc>
+          <w:tcPr/>
+          <w:p>
+            <w:pPr>
+              <w:pStyle w:val="Compact"/>
+            </w:pPr>
+            <w:r>
+              <w:t xml:space="preserve">LVA-079 — QA video 2026-06-25 (frames 0040 vs 0060 vs 0125): input chip bar and results filter chips show different provider sets, and the results chip set CHANGES between two identical queries. 1076 fixed the INPUT chips (observeAll filtered+sorted) but the input-vs-RESULTS divergence + run-to-run instability is distinct and still open. Source: .lava-ci-evidence/video-analysis/2026-06-25-lava-issues-video.md issue #3.</w:t>
+            </w:r>
+          </w:p>
+        </w:tc>
+      </w:tr>
+      <w:tr>
+        <w:tc>
+          <w:tcPr/>
+          <w:p>
+            <w:pPr>
+              <w:pStyle w:val="Compact"/>
+            </w:pPr>
+            <w:r>
+              <w:t xml:space="preserve">70</w:t>
+            </w:r>
+          </w:p>
+        </w:tc>
+        <w:tc>
+          <w:tcPr/>
+          <w:p>
+            <w:pPr>
+              <w:pStyle w:val="Compact"/>
+            </w:pPr>
+            <w:r>
+              <w:t xml:space="preserve">P1</w:t>
+            </w:r>
+          </w:p>
+        </w:tc>
+        <w:tc>
+          <w:tcPr/>
+          <w:p>
+            <w:pPr>
+              <w:pStyle w:val="Compact"/>
+            </w:pPr>
+            <w:r>
               <w:t xml:space="preserve">Completed (→ Fixed.md)</w:t>
             </w:r>
           </w:p>
@@ -5361,7 +5429,7 @@
               <w:pStyle w:val="Compact"/>
             </w:pPr>
             <w:r>
-              <w:t xml:space="preserve">70</w:t>
+              <w:t xml:space="preserve">71</w:t>
             </w:r>
           </w:p>
         </w:tc>
@@ -5429,7 +5497,7 @@
               <w:pStyle w:val="Compact"/>
             </w:pPr>
             <w:r>
-              <w:t xml:space="preserve">71</w:t>
+              <w:t xml:space="preserve">72</w:t>
             </w:r>
           </w:p>
         </w:tc>
@@ -5509,7 +5577,7 @@
               <w:pStyle w:val="Compact"/>
             </w:pPr>
             <w:r>
-              <w:t xml:space="preserve">72</w:t>
+              <w:t xml:space="preserve">73</w:t>
             </w:r>
           </w:p>
         </w:tc>
@@ -5577,7 +5645,7 @@
               <w:pStyle w:val="Compact"/>
             </w:pPr>
             <w:r>
-              <w:t xml:space="preserve">73</w:t>
+              <w:t xml:space="preserve">74</w:t>
             </w:r>
           </w:p>
         </w:tc>
@@ -5645,7 +5713,7 @@
               <w:pStyle w:val="Compact"/>
             </w:pPr>
             <w:r>
-              <w:t xml:space="preserve">74</w:t>
+              <w:t xml:space="preserve">75</w:t>
             </w:r>
           </w:p>
         </w:tc>
@@ -5725,7 +5793,7 @@
               <w:pStyle w:val="Compact"/>
             </w:pPr>
             <w:r>
-              <w:t xml:space="preserve">75</w:t>
+              <w:t xml:space="preserve">76</w:t>
             </w:r>
           </w:p>
         </w:tc>
@@ -5793,7 +5861,7 @@
               <w:pStyle w:val="Compact"/>
             </w:pPr>
             <w:r>
-              <w:t xml:space="preserve">76</w:t>
+              <w:t xml:space="preserve">77</w:t>
             </w:r>
           </w:p>
         </w:tc>
@@ -5873,7 +5941,7 @@
               <w:pStyle w:val="Compact"/>
             </w:pPr>
             <w:r>
-              <w:t xml:space="preserve">77</w:t>
+              <w:t xml:space="preserve">78</w:t>
             </w:r>
           </w:p>
         </w:tc>
@@ -5941,7 +6009,7 @@
               <w:pStyle w:val="Compact"/>
             </w:pPr>
             <w:r>
-              <w:t xml:space="preserve">78</w:t>
+              <w:t xml:space="preserve">79</w:t>
             </w:r>
           </w:p>
         </w:tc>
@@ -6009,7 +6077,7 @@
               <w:pStyle w:val="Compact"/>
             </w:pPr>
             <w:r>
-              <w:t xml:space="preserve">79</w:t>
+              <w:t xml:space="preserve">80</w:t>
             </w:r>
           </w:p>
         </w:tc>
@@ -6077,7 +6145,7 @@
               <w:pStyle w:val="Compact"/>
             </w:pPr>
             <w:r>
-              <w:t xml:space="preserve">80</w:t>
+              <w:t xml:space="preserve">81</w:t>
             </w:r>
           </w:p>
         </w:tc>
@@ -6161,7 +6229,7 @@
               <w:pStyle w:val="Compact"/>
             </w:pPr>
             <w:r>
-              <w:t xml:space="preserve">81</w:t>
+              <w:t xml:space="preserve">82</w:t>
             </w:r>
           </w:p>
         </w:tc>
@@ -6245,7 +6313,7 @@
               <w:pStyle w:val="Compact"/>
             </w:pPr>
             <w:r>
-              <w:t xml:space="preserve">82</w:t>
+              <w:t xml:space="preserve">83</w:t>
             </w:r>
           </w:p>
         </w:tc>
@@ -6329,7 +6397,7 @@
               <w:pStyle w:val="Compact"/>
             </w:pPr>
             <w:r>
-              <w:t xml:space="preserve">83</w:t>
+              <w:t xml:space="preserve">84</w:t>
             </w:r>
           </w:p>
         </w:tc>
@@ -6413,7 +6481,7 @@
               <w:pStyle w:val="Compact"/>
             </w:pPr>
             <w:r>
-              <w:t xml:space="preserve">84</w:t>
+              <w:t xml:space="preserve">85</w:t>
             </w:r>
           </w:p>
         </w:tc>
@@ -6497,7 +6565,7 @@
               <w:pStyle w:val="Compact"/>
             </w:pPr>
             <w:r>
-              <w:t xml:space="preserve">85</w:t>
+              <w:t xml:space="preserve">86</w:t>
             </w:r>
           </w:p>
         </w:tc>

--- a/docs/Fixed_Summary.docx
+++ b/docs/Fixed_Summary.docx
@@ -142,7 +142,7 @@
               <w:pStyle w:val="Compact"/>
             </w:pPr>
             <w:r>
-              <w:t xml:space="preserve">39</w:t>
+              <w:t xml:space="preserve">40</w:t>
             </w:r>
           </w:p>
         </w:tc>
@@ -212,7 +212,7 @@
               <w:pStyle w:val="Compact"/>
             </w:pPr>
             <w:r>
-              <w:t xml:space="preserve">31</w:t>
+              <w:t xml:space="preserve">32</w:t>
             </w:r>
           </w:p>
         </w:tc>
@@ -357,7 +357,7 @@
                 <w:b/>
                 <w:bCs/>
               </w:rPr>
-              <w:t xml:space="preserve">86</w:t>
+              <w:t xml:space="preserve">88</w:t>
             </w:r>
           </w:p>
         </w:tc>
@@ -5508,6 +5508,74 @@
               <w:pStyle w:val="Compact"/>
             </w:pPr>
             <w:r>
+              <w:t xml:space="preserve">P3</w:t>
+            </w:r>
+          </w:p>
+        </w:tc>
+        <w:tc>
+          <w:tcPr/>
+          <w:p>
+            <w:pPr>
+              <w:pStyle w:val="Compact"/>
+            </w:pPr>
+            <w:r>
+              <w:t xml:space="preserve">Completed (→ Fixed.md)</w:t>
+            </w:r>
+          </w:p>
+        </w:tc>
+        <w:tc>
+          <w:tcPr/>
+          <w:p>
+            <w:pPr>
+              <w:pStyle w:val="Compact"/>
+            </w:pPr>
+            <w:r>
+              <w:t xml:space="preserve">Task</w:t>
+            </w:r>
+          </w:p>
+        </w:tc>
+        <w:tc>
+          <w:tcPr/>
+          <w:p>
+            <w:pPr>
+              <w:pStyle w:val="Compact"/>
+            </w:pPr>
+            <w:r>
+              <w:t xml:space="preserve">—</w:t>
+            </w:r>
+          </w:p>
+        </w:tc>
+        <w:tc>
+          <w:tcPr/>
+          <w:p>
+            <w:pPr>
+              <w:pStyle w:val="Compact"/>
+            </w:pPr>
+            <w:r>
+              <w:t xml:space="preserve">LVA-082 — Operator asked to use Firebase CLI to pull Crashlytics. Verified Firebase CLI 14.17.0 exposes only crashlytics:symbols:upload + mappingfile:* (NO issue/non-fatal read). bq CLI absent. Crashlytics dashboard read requires console or a BigQuery export not configured. Fallback: in-repo §6.AC telemetry + known crash tickets; operator to paste console items for full triage. §11.4.6 honest record.</w:t>
+            </w:r>
+          </w:p>
+        </w:tc>
+      </w:tr>
+      <w:tr>
+        <w:tc>
+          <w:tcPr/>
+          <w:p>
+            <w:pPr>
+              <w:pStyle w:val="Compact"/>
+            </w:pPr>
+            <w:r>
+              <w:t xml:space="preserve">73</w:t>
+            </w:r>
+          </w:p>
+        </w:tc>
+        <w:tc>
+          <w:tcPr/>
+          <w:p>
+            <w:pPr>
+              <w:pStyle w:val="Compact"/>
+            </w:pPr>
+            <w:r>
               <w:t xml:space="preserve">P0</w:t>
             </w:r>
           </w:p>
@@ -5577,7 +5645,7 @@
               <w:pStyle w:val="Compact"/>
             </w:pPr>
             <w:r>
-              <w:t xml:space="preserve">73</w:t>
+              <w:t xml:space="preserve">74</w:t>
             </w:r>
           </w:p>
         </w:tc>
@@ -5645,7 +5713,7 @@
               <w:pStyle w:val="Compact"/>
             </w:pPr>
             <w:r>
-              <w:t xml:space="preserve">74</w:t>
+              <w:t xml:space="preserve">75</w:t>
             </w:r>
           </w:p>
         </w:tc>
@@ -5713,7 +5781,7 @@
               <w:pStyle w:val="Compact"/>
             </w:pPr>
             <w:r>
-              <w:t xml:space="preserve">75</w:t>
+              <w:t xml:space="preserve">76</w:t>
             </w:r>
           </w:p>
         </w:tc>
@@ -5793,7 +5861,7 @@
               <w:pStyle w:val="Compact"/>
             </w:pPr>
             <w:r>
-              <w:t xml:space="preserve">76</w:t>
+              <w:t xml:space="preserve">77</w:t>
             </w:r>
           </w:p>
         </w:tc>
@@ -5861,7 +5929,7 @@
               <w:pStyle w:val="Compact"/>
             </w:pPr>
             <w:r>
-              <w:t xml:space="preserve">77</w:t>
+              <w:t xml:space="preserve">78</w:t>
             </w:r>
           </w:p>
         </w:tc>
@@ -5941,7 +6009,7 @@
               <w:pStyle w:val="Compact"/>
             </w:pPr>
             <w:r>
-              <w:t xml:space="preserve">78</w:t>
+              <w:t xml:space="preserve">79</w:t>
             </w:r>
           </w:p>
         </w:tc>
@@ -6009,7 +6077,7 @@
               <w:pStyle w:val="Compact"/>
             </w:pPr>
             <w:r>
-              <w:t xml:space="preserve">79</w:t>
+              <w:t xml:space="preserve">80</w:t>
             </w:r>
           </w:p>
         </w:tc>
@@ -6077,7 +6145,7 @@
               <w:pStyle w:val="Compact"/>
             </w:pPr>
             <w:r>
-              <w:t xml:space="preserve">80</w:t>
+              <w:t xml:space="preserve">81</w:t>
             </w:r>
           </w:p>
         </w:tc>
@@ -6145,7 +6213,87 @@
               <w:pStyle w:val="Compact"/>
             </w:pPr>
             <w:r>
-              <w:t xml:space="preserve">81</w:t>
+              <w:t xml:space="preserve">82</w:t>
+            </w:r>
+          </w:p>
+        </w:tc>
+        <w:tc>
+          <w:tcPr/>
+          <w:p>
+            <w:pPr>
+              <w:pStyle w:val="Compact"/>
+            </w:pPr>
+            <w:r>
+              <w:t xml:space="preserve">P1</w:t>
+            </w:r>
+          </w:p>
+        </w:tc>
+        <w:tc>
+          <w:tcPr/>
+          <w:p>
+            <w:pPr>
+              <w:pStyle w:val="Compact"/>
+            </w:pPr>
+            <w:r>
+              <w:t xml:space="preserve">Fixed (→ Fixed.md)</w:t>
+            </w:r>
+          </w:p>
+        </w:tc>
+        <w:tc>
+          <w:tcPr/>
+          <w:p>
+            <w:pPr>
+              <w:pStyle w:val="Compact"/>
+            </w:pPr>
+            <w:r>
+              <w:t xml:space="preserve">Bug</w:t>
+            </w:r>
+          </w:p>
+        </w:tc>
+        <w:tc>
+          <w:tcPr/>
+          <w:p>
+            <w:pPr>
+              <w:pStyle w:val="Compact"/>
+            </w:pPr>
+            <w:r>
+              <w:t xml:space="preserve">—</w:t>
+            </w:r>
+          </w:p>
+        </w:tc>
+        <w:tc>
+          <w:tcPr/>
+          <w:p>
+            <w:pPr>
+              <w:pStyle w:val="Compact"/>
+            </w:pPr>
+            <w:r>
+              <w:t xml:space="preserve">LVA-095 — OnboardingViewModelDynamicProvidersTest &gt;</w:t>
+            </w:r>
+            <w:r>
+              <w:t xml:space="preserve"> </w:t>
+            </w:r>
+            <w:r>
+              <w:t xml:space="preserve">‘selecting a keyless on-device API reads and persists the local api key for search auth’</w:t>
+            </w:r>
+            <w:r>
+              <w:t xml:space="preserve"> </w:t>
+            </w:r>
+            <w:r>
+              <w:t xml:space="preserve">FAILS: AssertionError - the local api-app key MUST be read + persisted onto the keyless mDNS-selected endpoint (was GoApi(host=localhost.localdomain, port=42873, platform=null, storage=null, key=null)). Discovered 2026-08-12 while running the combined test suite after merging 4 parallel LVA-085/086/087/093/094 fixes - confirmed genuinely pre-existing and unrelated to any of those 4 changes (git log shows the test file’s last touch was commit b3cb6de2, predating this session; none of the 4 merged branches touch onboarding/api-key/mDNS code per git diff –name-only). Not yet root-caused - source: real gradle test run, feature/onboarding/build/test-results/testDebugUnitTest/.</w:t>
+            </w:r>
+          </w:p>
+        </w:tc>
+      </w:tr>
+      <w:tr>
+        <w:tc>
+          <w:tcPr/>
+          <w:p>
+            <w:pPr>
+              <w:pStyle w:val="Compact"/>
+            </w:pPr>
+            <w:r>
+              <w:t xml:space="preserve">83</w:t>
             </w:r>
           </w:p>
         </w:tc>
@@ -6229,7 +6377,7 @@
               <w:pStyle w:val="Compact"/>
             </w:pPr>
             <w:r>
-              <w:t xml:space="preserve">82</w:t>
+              <w:t xml:space="preserve">84</w:t>
             </w:r>
           </w:p>
         </w:tc>
@@ -6313,7 +6461,7 @@
               <w:pStyle w:val="Compact"/>
             </w:pPr>
             <w:r>
-              <w:t xml:space="preserve">83</w:t>
+              <w:t xml:space="preserve">85</w:t>
             </w:r>
           </w:p>
         </w:tc>
@@ -6397,7 +6545,7 @@
               <w:pStyle w:val="Compact"/>
             </w:pPr>
             <w:r>
-              <w:t xml:space="preserve">84</w:t>
+              <w:t xml:space="preserve">86</w:t>
             </w:r>
           </w:p>
         </w:tc>
@@ -6481,7 +6629,7 @@
               <w:pStyle w:val="Compact"/>
             </w:pPr>
             <w:r>
-              <w:t xml:space="preserve">85</w:t>
+              <w:t xml:space="preserve">87</w:t>
             </w:r>
           </w:p>
         </w:tc>
@@ -6565,7 +6713,7 @@
               <w:pStyle w:val="Compact"/>
             </w:pPr>
             <w:r>
-              <w:t xml:space="preserve">86</w:t>
+              <w:t xml:space="preserve">88</w:t>
             </w:r>
           </w:p>
         </w:tc>

--- a/docs/Fixed_Summary.docx
+++ b/docs/Fixed_Summary.docx
@@ -142,7 +142,7 @@
               <w:pStyle w:val="Compact"/>
             </w:pPr>
             <w:r>
-              <w:t xml:space="preserve">40</w:t>
+              <w:t xml:space="preserve">43</w:t>
             </w:r>
           </w:p>
         </w:tc>
@@ -212,7 +212,7 @@
               <w:pStyle w:val="Compact"/>
             </w:pPr>
             <w:r>
-              <w:t xml:space="preserve">32</w:t>
+              <w:t xml:space="preserve">33</w:t>
             </w:r>
           </w:p>
         </w:tc>
@@ -357,7 +357,7 @@
                 <w:b/>
                 <w:bCs/>
               </w:rPr>
-              <w:t xml:space="preserve">88</w:t>
+              <w:t xml:space="preserve">92</w:t>
             </w:r>
           </w:p>
         </w:tc>
@@ -1304,6 +1304,74 @@
               <w:pStyle w:val="Compact"/>
             </w:pPr>
             <w:r>
+              <w:t xml:space="preserve">Completed (→ Fixed.md)</w:t>
+            </w:r>
+          </w:p>
+        </w:tc>
+        <w:tc>
+          <w:tcPr/>
+          <w:p>
+            <w:pPr>
+              <w:pStyle w:val="Compact"/>
+            </w:pPr>
+            <w:r>
+              <w:t xml:space="preserve">Task</w:t>
+            </w:r>
+          </w:p>
+        </w:tc>
+        <w:tc>
+          <w:tcPr/>
+          <w:p>
+            <w:pPr>
+              <w:pStyle w:val="Compact"/>
+            </w:pPr>
+            <w:r>
+              <w:t xml:space="preserve">—</w:t>
+            </w:r>
+          </w:p>
+        </w:tc>
+        <w:tc>
+          <w:tcPr/>
+          <w:p>
+            <w:pPr>
+              <w:pStyle w:val="Compact"/>
+            </w:pPr>
+            <w:r>
+              <w:t xml:space="preserve">LVA-019 — Task P1 process: coverage ledger has partial/gap overlap and lacks per-release ledger snapshots. Normalize the registry and add release-attestation ledgers.</w:t>
+            </w:r>
+          </w:p>
+        </w:tc>
+      </w:tr>
+      <w:tr>
+        <w:tc>
+          <w:tcPr/>
+          <w:p>
+            <w:pPr>
+              <w:pStyle w:val="Compact"/>
+            </w:pPr>
+            <w:r>
+              <w:t xml:space="preserve">12</w:t>
+            </w:r>
+          </w:p>
+        </w:tc>
+        <w:tc>
+          <w:tcPr/>
+          <w:p>
+            <w:pPr>
+              <w:pStyle w:val="Compact"/>
+            </w:pPr>
+            <w:r>
+              <w:t xml:space="preserve">—</w:t>
+            </w:r>
+          </w:p>
+        </w:tc>
+        <w:tc>
+          <w:tcPr/>
+          <w:p>
+            <w:pPr>
+              <w:pStyle w:val="Compact"/>
+            </w:pPr>
+            <w:r>
               <w:t xml:space="preserve">Fixed (→ Fixed.md)</w:t>
             </w:r>
           </w:p>
@@ -1350,7 +1418,7 @@
               <w:pStyle w:val="Compact"/>
             </w:pPr>
             <w:r>
-              <w:t xml:space="preserve">12</w:t>
+              <w:t xml:space="preserve">13</w:t>
             </w:r>
           </w:p>
         </w:tc>
@@ -1443,7 +1511,7 @@
               <w:pStyle w:val="Compact"/>
             </w:pPr>
             <w:r>
-              <w:t xml:space="preserve">13</w:t>
+              <w:t xml:space="preserve">14</w:t>
             </w:r>
           </w:p>
         </w:tc>
@@ -1511,7 +1579,7 @@
               <w:pStyle w:val="Compact"/>
             </w:pPr>
             <w:r>
-              <w:t xml:space="preserve">14</w:t>
+              <w:t xml:space="preserve">15</w:t>
             </w:r>
           </w:p>
         </w:tc>
@@ -1591,7 +1659,7 @@
               <w:pStyle w:val="Compact"/>
             </w:pPr>
             <w:r>
-              <w:t xml:space="preserve">15</w:t>
+              <w:t xml:space="preserve">16</w:t>
             </w:r>
           </w:p>
         </w:tc>
@@ -1671,7 +1739,7 @@
               <w:pStyle w:val="Compact"/>
             </w:pPr>
             <w:r>
-              <w:t xml:space="preserve">16</w:t>
+              <w:t xml:space="preserve">17</w:t>
             </w:r>
           </w:p>
         </w:tc>
@@ -1742,7 +1810,7 @@
               <w:pStyle w:val="Compact"/>
             </w:pPr>
             <w:r>
-              <w:t xml:space="preserve">17</w:t>
+              <w:t xml:space="preserve">18</w:t>
             </w:r>
           </w:p>
         </w:tc>
@@ -1810,7 +1878,7 @@
               <w:pStyle w:val="Compact"/>
             </w:pPr>
             <w:r>
-              <w:t xml:space="preserve">18</w:t>
+              <w:t xml:space="preserve">19</w:t>
             </w:r>
           </w:p>
         </w:tc>
@@ -1878,7 +1946,7 @@
               <w:pStyle w:val="Compact"/>
             </w:pPr>
             <w:r>
-              <w:t xml:space="preserve">19</w:t>
+              <w:t xml:space="preserve">20</w:t>
             </w:r>
           </w:p>
         </w:tc>
@@ -1952,7 +2020,7 @@
               <w:pStyle w:val="Compact"/>
             </w:pPr>
             <w:r>
-              <w:t xml:space="preserve">20</w:t>
+              <w:t xml:space="preserve">21</w:t>
             </w:r>
           </w:p>
         </w:tc>
@@ -2026,7 +2094,7 @@
               <w:pStyle w:val="Compact"/>
             </w:pPr>
             <w:r>
-              <w:t xml:space="preserve">21</w:t>
+              <w:t xml:space="preserve">22</w:t>
             </w:r>
           </w:p>
         </w:tc>
@@ -2094,7 +2162,7 @@
               <w:pStyle w:val="Compact"/>
             </w:pPr>
             <w:r>
-              <w:t xml:space="preserve">22</w:t>
+              <w:t xml:space="preserve">23</w:t>
             </w:r>
           </w:p>
         </w:tc>
@@ -2162,7 +2230,7 @@
               <w:pStyle w:val="Compact"/>
             </w:pPr>
             <w:r>
-              <w:t xml:space="preserve">23</w:t>
+              <w:t xml:space="preserve">24</w:t>
             </w:r>
           </w:p>
         </w:tc>
@@ -2230,7 +2298,7 @@
               <w:pStyle w:val="Compact"/>
             </w:pPr>
             <w:r>
-              <w:t xml:space="preserve">24</w:t>
+              <w:t xml:space="preserve">25</w:t>
             </w:r>
           </w:p>
         </w:tc>
@@ -2298,7 +2366,7 @@
               <w:pStyle w:val="Compact"/>
             </w:pPr>
             <w:r>
-              <w:t xml:space="preserve">25</w:t>
+              <w:t xml:space="preserve">26</w:t>
             </w:r>
           </w:p>
         </w:tc>
@@ -2366,7 +2434,7 @@
               <w:pStyle w:val="Compact"/>
             </w:pPr>
             <w:r>
-              <w:t xml:space="preserve">26</w:t>
+              <w:t xml:space="preserve">27</w:t>
             </w:r>
           </w:p>
         </w:tc>
@@ -2434,7 +2502,7 @@
               <w:pStyle w:val="Compact"/>
             </w:pPr>
             <w:r>
-              <w:t xml:space="preserve">27</w:t>
+              <w:t xml:space="preserve">28</w:t>
             </w:r>
           </w:p>
         </w:tc>
@@ -2502,7 +2570,7 @@
               <w:pStyle w:val="Compact"/>
             </w:pPr>
             <w:r>
-              <w:t xml:space="preserve">28</w:t>
+              <w:t xml:space="preserve">29</w:t>
             </w:r>
           </w:p>
         </w:tc>
@@ -2570,7 +2638,7 @@
               <w:pStyle w:val="Compact"/>
             </w:pPr>
             <w:r>
-              <w:t xml:space="preserve">29</w:t>
+              <w:t xml:space="preserve">30</w:t>
             </w:r>
           </w:p>
         </w:tc>
@@ -2638,7 +2706,7 @@
               <w:pStyle w:val="Compact"/>
             </w:pPr>
             <w:r>
-              <w:t xml:space="preserve">30</w:t>
+              <w:t xml:space="preserve">31</w:t>
             </w:r>
           </w:p>
         </w:tc>
@@ -2706,7 +2774,7 @@
               <w:pStyle w:val="Compact"/>
             </w:pPr>
             <w:r>
-              <w:t xml:space="preserve">31</w:t>
+              <w:t xml:space="preserve">32</w:t>
             </w:r>
           </w:p>
         </w:tc>
@@ -2774,7 +2842,7 @@
               <w:pStyle w:val="Compact"/>
             </w:pPr>
             <w:r>
-              <w:t xml:space="preserve">32</w:t>
+              <w:t xml:space="preserve">33</w:t>
             </w:r>
           </w:p>
         </w:tc>
@@ -2842,7 +2910,7 @@
               <w:pStyle w:val="Compact"/>
             </w:pPr>
             <w:r>
-              <w:t xml:space="preserve">33</w:t>
+              <w:t xml:space="preserve">34</w:t>
             </w:r>
           </w:p>
         </w:tc>
@@ -2910,7 +2978,7 @@
               <w:pStyle w:val="Compact"/>
             </w:pPr>
             <w:r>
-              <w:t xml:space="preserve">34</w:t>
+              <w:t xml:space="preserve">35</w:t>
             </w:r>
           </w:p>
         </w:tc>
@@ -2978,7 +3046,7 @@
               <w:pStyle w:val="Compact"/>
             </w:pPr>
             <w:r>
-              <w:t xml:space="preserve">35</w:t>
+              <w:t xml:space="preserve">36</w:t>
             </w:r>
           </w:p>
         </w:tc>
@@ -3046,7 +3114,7 @@
               <w:pStyle w:val="Compact"/>
             </w:pPr>
             <w:r>
-              <w:t xml:space="preserve">36</w:t>
+              <w:t xml:space="preserve">37</w:t>
             </w:r>
           </w:p>
         </w:tc>
@@ -3114,7 +3182,7 @@
               <w:pStyle w:val="Compact"/>
             </w:pPr>
             <w:r>
-              <w:t xml:space="preserve">37</w:t>
+              <w:t xml:space="preserve">38</w:t>
             </w:r>
           </w:p>
         </w:tc>
@@ -3182,7 +3250,7 @@
               <w:pStyle w:val="Compact"/>
             </w:pPr>
             <w:r>
-              <w:t xml:space="preserve">38</w:t>
+              <w:t xml:space="preserve">39</w:t>
             </w:r>
           </w:p>
         </w:tc>
@@ -3253,7 +3321,7 @@
               <w:pStyle w:val="Compact"/>
             </w:pPr>
             <w:r>
-              <w:t xml:space="preserve">39</w:t>
+              <w:t xml:space="preserve">40</w:t>
             </w:r>
           </w:p>
         </w:tc>
@@ -3321,7 +3389,7 @@
               <w:pStyle w:val="Compact"/>
             </w:pPr>
             <w:r>
-              <w:t xml:space="preserve">40</w:t>
+              <w:t xml:space="preserve">41</w:t>
             </w:r>
           </w:p>
         </w:tc>
@@ -3389,7 +3457,7 @@
               <w:pStyle w:val="Compact"/>
             </w:pPr>
             <w:r>
-              <w:t xml:space="preserve">41</w:t>
+              <w:t xml:space="preserve">42</w:t>
             </w:r>
           </w:p>
         </w:tc>
@@ -3457,7 +3525,7 @@
               <w:pStyle w:val="Compact"/>
             </w:pPr>
             <w:r>
-              <w:t xml:space="preserve">42</w:t>
+              <w:t xml:space="preserve">43</w:t>
             </w:r>
           </w:p>
         </w:tc>
@@ -3525,7 +3593,7 @@
               <w:pStyle w:val="Compact"/>
             </w:pPr>
             <w:r>
-              <w:t xml:space="preserve">43</w:t>
+              <w:t xml:space="preserve">44</w:t>
             </w:r>
           </w:p>
         </w:tc>
@@ -3593,7 +3661,7 @@
               <w:pStyle w:val="Compact"/>
             </w:pPr>
             <w:r>
-              <w:t xml:space="preserve">44</w:t>
+              <w:t xml:space="preserve">45</w:t>
             </w:r>
           </w:p>
         </w:tc>
@@ -3661,7 +3729,7 @@
               <w:pStyle w:val="Compact"/>
             </w:pPr>
             <w:r>
-              <w:t xml:space="preserve">45</w:t>
+              <w:t xml:space="preserve">46</w:t>
             </w:r>
           </w:p>
         </w:tc>
@@ -3729,7 +3797,7 @@
               <w:pStyle w:val="Compact"/>
             </w:pPr>
             <w:r>
-              <w:t xml:space="preserve">46</w:t>
+              <w:t xml:space="preserve">47</w:t>
             </w:r>
           </w:p>
         </w:tc>
@@ -3797,7 +3865,7 @@
               <w:pStyle w:val="Compact"/>
             </w:pPr>
             <w:r>
-              <w:t xml:space="preserve">47</w:t>
+              <w:t xml:space="preserve">48</w:t>
             </w:r>
           </w:p>
         </w:tc>
@@ -3865,7 +3933,7 @@
               <w:pStyle w:val="Compact"/>
             </w:pPr>
             <w:r>
-              <w:t xml:space="preserve">48</w:t>
+              <w:t xml:space="preserve">49</w:t>
             </w:r>
           </w:p>
         </w:tc>
@@ -3933,7 +4001,7 @@
               <w:pStyle w:val="Compact"/>
             </w:pPr>
             <w:r>
-              <w:t xml:space="preserve">49</w:t>
+              <w:t xml:space="preserve">50</w:t>
             </w:r>
           </w:p>
         </w:tc>
@@ -4001,7 +4069,7 @@
               <w:pStyle w:val="Compact"/>
             </w:pPr>
             <w:r>
-              <w:t xml:space="preserve">50</w:t>
+              <w:t xml:space="preserve">51</w:t>
             </w:r>
           </w:p>
         </w:tc>
@@ -4069,7 +4137,7 @@
               <w:pStyle w:val="Compact"/>
             </w:pPr>
             <w:r>
-              <w:t xml:space="preserve">51</w:t>
+              <w:t xml:space="preserve">52</w:t>
             </w:r>
           </w:p>
         </w:tc>
@@ -4137,7 +4205,7 @@
               <w:pStyle w:val="Compact"/>
             </w:pPr>
             <w:r>
-              <w:t xml:space="preserve">52</w:t>
+              <w:t xml:space="preserve">53</w:t>
             </w:r>
           </w:p>
         </w:tc>
@@ -4205,7 +4273,7 @@
               <w:pStyle w:val="Compact"/>
             </w:pPr>
             <w:r>
-              <w:t xml:space="preserve">53</w:t>
+              <w:t xml:space="preserve">54</w:t>
             </w:r>
           </w:p>
         </w:tc>
@@ -4273,7 +4341,7 @@
               <w:pStyle w:val="Compact"/>
             </w:pPr>
             <w:r>
-              <w:t xml:space="preserve">54</w:t>
+              <w:t xml:space="preserve">55</w:t>
             </w:r>
           </w:p>
         </w:tc>
@@ -4341,7 +4409,7 @@
               <w:pStyle w:val="Compact"/>
             </w:pPr>
             <w:r>
-              <w:t xml:space="preserve">55</w:t>
+              <w:t xml:space="preserve">56</w:t>
             </w:r>
           </w:p>
         </w:tc>
@@ -4409,7 +4477,7 @@
               <w:pStyle w:val="Compact"/>
             </w:pPr>
             <w:r>
-              <w:t xml:space="preserve">56</w:t>
+              <w:t xml:space="preserve">57</w:t>
             </w:r>
           </w:p>
         </w:tc>
@@ -4477,7 +4545,7 @@
               <w:pStyle w:val="Compact"/>
             </w:pPr>
             <w:r>
-              <w:t xml:space="preserve">57</w:t>
+              <w:t xml:space="preserve">58</w:t>
             </w:r>
           </w:p>
         </w:tc>
@@ -4545,7 +4613,7 @@
               <w:pStyle w:val="Compact"/>
             </w:pPr>
             <w:r>
-              <w:t xml:space="preserve">58</w:t>
+              <w:t xml:space="preserve">59</w:t>
             </w:r>
           </w:p>
         </w:tc>
@@ -4613,7 +4681,7 @@
               <w:pStyle w:val="Compact"/>
             </w:pPr>
             <w:r>
-              <w:t xml:space="preserve">59</w:t>
+              <w:t xml:space="preserve">60</w:t>
             </w:r>
           </w:p>
         </w:tc>
@@ -4681,7 +4749,7 @@
               <w:pStyle w:val="Compact"/>
             </w:pPr>
             <w:r>
-              <w:t xml:space="preserve">60</w:t>
+              <w:t xml:space="preserve">61</w:t>
             </w:r>
           </w:p>
         </w:tc>
@@ -4749,7 +4817,7 @@
               <w:pStyle w:val="Compact"/>
             </w:pPr>
             <w:r>
-              <w:t xml:space="preserve">61</w:t>
+              <w:t xml:space="preserve">62</w:t>
             </w:r>
           </w:p>
         </w:tc>
@@ -4817,7 +4885,7 @@
               <w:pStyle w:val="Compact"/>
             </w:pPr>
             <w:r>
-              <w:t xml:space="preserve">62</w:t>
+              <w:t xml:space="preserve">63</w:t>
             </w:r>
           </w:p>
         </w:tc>
@@ -4885,7 +4953,7 @@
               <w:pStyle w:val="Compact"/>
             </w:pPr>
             <w:r>
-              <w:t xml:space="preserve">63</w:t>
+              <w:t xml:space="preserve">64</w:t>
             </w:r>
           </w:p>
         </w:tc>
@@ -4953,7 +5021,7 @@
               <w:pStyle w:val="Compact"/>
             </w:pPr>
             <w:r>
-              <w:t xml:space="preserve">64</w:t>
+              <w:t xml:space="preserve">65</w:t>
             </w:r>
           </w:p>
         </w:tc>
@@ -5021,7 +5089,7 @@
               <w:pStyle w:val="Compact"/>
             </w:pPr>
             <w:r>
-              <w:t xml:space="preserve">65</w:t>
+              <w:t xml:space="preserve">66</w:t>
             </w:r>
           </w:p>
         </w:tc>
@@ -5089,7 +5157,7 @@
               <w:pStyle w:val="Compact"/>
             </w:pPr>
             <w:r>
-              <w:t xml:space="preserve">66</w:t>
+              <w:t xml:space="preserve">67</w:t>
             </w:r>
           </w:p>
         </w:tc>
@@ -5157,7 +5225,7 @@
               <w:pStyle w:val="Compact"/>
             </w:pPr>
             <w:r>
-              <w:t xml:space="preserve">67</w:t>
+              <w:t xml:space="preserve">68</w:t>
             </w:r>
           </w:p>
         </w:tc>
@@ -5225,7 +5293,7 @@
               <w:pStyle w:val="Compact"/>
             </w:pPr>
             <w:r>
-              <w:t xml:space="preserve">68</w:t>
+              <w:t xml:space="preserve">69</w:t>
             </w:r>
           </w:p>
         </w:tc>
@@ -5293,7 +5361,7 @@
               <w:pStyle w:val="Compact"/>
             </w:pPr>
             <w:r>
-              <w:t xml:space="preserve">69</w:t>
+              <w:t xml:space="preserve">70</w:t>
             </w:r>
           </w:p>
         </w:tc>
@@ -5361,7 +5429,7 @@
               <w:pStyle w:val="Compact"/>
             </w:pPr>
             <w:r>
-              <w:t xml:space="preserve">70</w:t>
+              <w:t xml:space="preserve">71</w:t>
             </w:r>
           </w:p>
         </w:tc>
@@ -5429,7 +5497,7 @@
               <w:pStyle w:val="Compact"/>
             </w:pPr>
             <w:r>
-              <w:t xml:space="preserve">71</w:t>
+              <w:t xml:space="preserve">72</w:t>
             </w:r>
           </w:p>
         </w:tc>
@@ -5497,7 +5565,7 @@
               <w:pStyle w:val="Compact"/>
             </w:pPr>
             <w:r>
-              <w:t xml:space="preserve">72</w:t>
+              <w:t xml:space="preserve">73</w:t>
             </w:r>
           </w:p>
         </w:tc>
@@ -5565,7 +5633,7 @@
               <w:pStyle w:val="Compact"/>
             </w:pPr>
             <w:r>
-              <w:t xml:space="preserve">73</w:t>
+              <w:t xml:space="preserve">74</w:t>
             </w:r>
           </w:p>
         </w:tc>
@@ -5645,7 +5713,7 @@
               <w:pStyle w:val="Compact"/>
             </w:pPr>
             <w:r>
-              <w:t xml:space="preserve">74</w:t>
+              <w:t xml:space="preserve">75</w:t>
             </w:r>
           </w:p>
         </w:tc>
@@ -5713,7 +5781,7 @@
               <w:pStyle w:val="Compact"/>
             </w:pPr>
             <w:r>
-              <w:t xml:space="preserve">75</w:t>
+              <w:t xml:space="preserve">76</w:t>
             </w:r>
           </w:p>
         </w:tc>
@@ -5781,7 +5849,7 @@
               <w:pStyle w:val="Compact"/>
             </w:pPr>
             <w:r>
-              <w:t xml:space="preserve">76</w:t>
+              <w:t xml:space="preserve">77</w:t>
             </w:r>
           </w:p>
         </w:tc>
@@ -5861,7 +5929,7 @@
               <w:pStyle w:val="Compact"/>
             </w:pPr>
             <w:r>
-              <w:t xml:space="preserve">77</w:t>
+              <w:t xml:space="preserve">78</w:t>
             </w:r>
           </w:p>
         </w:tc>
@@ -5929,7 +5997,155 @@
               <w:pStyle w:val="Compact"/>
             </w:pPr>
             <w:r>
-              <w:t xml:space="preserve">78</w:t>
+              <w:t xml:space="preserve">79</w:t>
+            </w:r>
+          </w:p>
+        </w:tc>
+        <w:tc>
+          <w:tcPr/>
+          <w:p>
+            <w:pPr>
+              <w:pStyle w:val="Compact"/>
+            </w:pPr>
+            <w:r>
+              <w:t xml:space="preserve">P2</w:t>
+            </w:r>
+          </w:p>
+        </w:tc>
+        <w:tc>
+          <w:tcPr/>
+          <w:p>
+            <w:pPr>
+              <w:pStyle w:val="Compact"/>
+            </w:pPr>
+            <w:r>
+              <w:t xml:space="preserve">Fixed (→ Fixed.md)</w:t>
+            </w:r>
+          </w:p>
+        </w:tc>
+        <w:tc>
+          <w:tcPr/>
+          <w:p>
+            <w:pPr>
+              <w:pStyle w:val="Compact"/>
+            </w:pPr>
+            <w:r>
+              <w:t xml:space="preserve">Bug</w:t>
+            </w:r>
+          </w:p>
+        </w:tc>
+        <w:tc>
+          <w:tcPr/>
+          <w:p>
+            <w:pPr>
+              <w:pStyle w:val="Compact"/>
+            </w:pPr>
+            <w:r>
+              <w:t xml:space="preserve">—</w:t>
+            </w:r>
+          </w:p>
+        </w:tc>
+        <w:tc>
+          <w:tcPr/>
+          <w:p>
+            <w:pPr>
+              <w:pStyle w:val="Compact"/>
+            </w:pPr>
+            <w:r>
+              <w:t xml:space="preserve">LVA-088 — QA video frames 0012/0015. 1076 investigation: NOT a §6.R hardcoding violation (config-driven preset).</w:t>
+            </w:r>
+            <w:r>
+              <w:t xml:space="preserve"> </w:t>
+            </w:r>
+            <w:r>
+              <w:t xml:space="preserve">‘On this network’</w:t>
+            </w:r>
+            <w:r>
+              <w:t xml:space="preserve"> </w:t>
+            </w:r>
+            <w:r>
+              <w:t xml:space="preserve">label for a cloud/remote preset still worth confirming. Pending §6.Z verification. Source: .lava-ci-evidence/video-analysis/2026-06-25-lava-issues-video.md #7.</w:t>
+            </w:r>
+          </w:p>
+        </w:tc>
+      </w:tr>
+      <w:tr>
+        <w:tc>
+          <w:tcPr/>
+          <w:p>
+            <w:pPr>
+              <w:pStyle w:val="Compact"/>
+            </w:pPr>
+            <w:r>
+              <w:t xml:space="preserve">80</w:t>
+            </w:r>
+          </w:p>
+        </w:tc>
+        <w:tc>
+          <w:tcPr/>
+          <w:p>
+            <w:pPr>
+              <w:pStyle w:val="Compact"/>
+            </w:pPr>
+            <w:r>
+              <w:t xml:space="preserve">P2</w:t>
+            </w:r>
+          </w:p>
+        </w:tc>
+        <w:tc>
+          <w:tcPr/>
+          <w:p>
+            <w:pPr>
+              <w:pStyle w:val="Compact"/>
+            </w:pPr>
+            <w:r>
+              <w:t xml:space="preserve">Fixed (→ Fixed.md)</w:t>
+            </w:r>
+          </w:p>
+        </w:tc>
+        <w:tc>
+          <w:tcPr/>
+          <w:p>
+            <w:pPr>
+              <w:pStyle w:val="Compact"/>
+            </w:pPr>
+            <w:r>
+              <w:t xml:space="preserve">Bug</w:t>
+            </w:r>
+          </w:p>
+        </w:tc>
+        <w:tc>
+          <w:tcPr/>
+          <w:p>
+            <w:pPr>
+              <w:pStyle w:val="Compact"/>
+            </w:pPr>
+            <w:r>
+              <w:t xml:space="preserve">—</w:t>
+            </w:r>
+          </w:p>
+        </w:tc>
+        <w:tc>
+          <w:tcPr/>
+          <w:p>
+            <w:pPr>
+              <w:pStyle w:val="Compact"/>
+            </w:pPr>
+            <w:r>
+              <w:t xml:space="preserve">LVA-089 — QA video frames 0012/0015. NEW UX. CODE-FIX in 1076 (discovered-API friendly name). Pending §6.Z verification. Source: .lava-ci-evidence/video-analysis/2026-06-25-lava-issues-video.md #8.</w:t>
+            </w:r>
+          </w:p>
+        </w:tc>
+      </w:tr>
+      <w:tr>
+        <w:tc>
+          <w:tcPr/>
+          <w:p>
+            <w:pPr>
+              <w:pStyle w:val="Compact"/>
+            </w:pPr>
+            <w:r>
+              <w:t xml:space="preserve">81</w:t>
             </w:r>
           </w:p>
         </w:tc>
@@ -6009,7 +6225,7 @@
               <w:pStyle w:val="Compact"/>
             </w:pPr>
             <w:r>
-              <w:t xml:space="preserve">79</w:t>
+              <w:t xml:space="preserve">82</w:t>
             </w:r>
           </w:p>
         </w:tc>
@@ -6031,6 +6247,74 @@
               <w:pStyle w:val="Compact"/>
             </w:pPr>
             <w:r>
+              <w:t xml:space="preserve">Fixed (→ Fixed.md)</w:t>
+            </w:r>
+          </w:p>
+        </w:tc>
+        <w:tc>
+          <w:tcPr/>
+          <w:p>
+            <w:pPr>
+              <w:pStyle w:val="Compact"/>
+            </w:pPr>
+            <w:r>
+              <w:t xml:space="preserve">Bug</w:t>
+            </w:r>
+          </w:p>
+        </w:tc>
+        <w:tc>
+          <w:tcPr/>
+          <w:p>
+            <w:pPr>
+              <w:pStyle w:val="Compact"/>
+            </w:pPr>
+            <w:r>
+              <w:t xml:space="preserve">—</w:t>
+            </w:r>
+          </w:p>
+        </w:tc>
+        <w:tc>
+          <w:tcPr/>
+          <w:p>
+            <w:pPr>
+              <w:pStyle w:val="Compact"/>
+            </w:pPr>
+            <w:r>
+              <w:t xml:space="preserve">LVA-091 — QA video frames 0001/0005: single Lava icon launched; co-mingling NOT visually confirmed. Needs on-device package check (applicationIdSuffix .dev + launcher label). OPEN/UNCONFIRMED. Source: .lava-ci-evidence/video-analysis/2026-06-25-lava-issues-video.md #10.</w:t>
+            </w:r>
+          </w:p>
+        </w:tc>
+      </w:tr>
+      <w:tr>
+        <w:tc>
+          <w:tcPr/>
+          <w:p>
+            <w:pPr>
+              <w:pStyle w:val="Compact"/>
+            </w:pPr>
+            <w:r>
+              <w:t xml:space="preserve">83</w:t>
+            </w:r>
+          </w:p>
+        </w:tc>
+        <w:tc>
+          <w:tcPr/>
+          <w:p>
+            <w:pPr>
+              <w:pStyle w:val="Compact"/>
+            </w:pPr>
+            <w:r>
+              <w:t xml:space="preserve">P3</w:t>
+            </w:r>
+          </w:p>
+        </w:tc>
+        <w:tc>
+          <w:tcPr/>
+          <w:p>
+            <w:pPr>
+              <w:pStyle w:val="Compact"/>
+            </w:pPr>
+            <w:r>
               <w:t xml:space="preserve">Completed (→ Fixed.md)</w:t>
             </w:r>
           </w:p>
@@ -6077,7 +6361,7 @@
               <w:pStyle w:val="Compact"/>
             </w:pPr>
             <w:r>
-              <w:t xml:space="preserve">80</w:t>
+              <w:t xml:space="preserve">84</w:t>
             </w:r>
           </w:p>
         </w:tc>
@@ -6145,7 +6429,7 @@
               <w:pStyle w:val="Compact"/>
             </w:pPr>
             <w:r>
-              <w:t xml:space="preserve">81</w:t>
+              <w:t xml:space="preserve">85</w:t>
             </w:r>
           </w:p>
         </w:tc>
@@ -6213,7 +6497,7 @@
               <w:pStyle w:val="Compact"/>
             </w:pPr>
             <w:r>
-              <w:t xml:space="preserve">82</w:t>
+              <w:t xml:space="preserve">86</w:t>
             </w:r>
           </w:p>
         </w:tc>
@@ -6293,7 +6577,7 @@
               <w:pStyle w:val="Compact"/>
             </w:pPr>
             <w:r>
-              <w:t xml:space="preserve">83</w:t>
+              <w:t xml:space="preserve">87</w:t>
             </w:r>
           </w:p>
         </w:tc>
@@ -6377,7 +6661,7 @@
               <w:pStyle w:val="Compact"/>
             </w:pPr>
             <w:r>
-              <w:t xml:space="preserve">84</w:t>
+              <w:t xml:space="preserve">88</w:t>
             </w:r>
           </w:p>
         </w:tc>
@@ -6461,7 +6745,7 @@
               <w:pStyle w:val="Compact"/>
             </w:pPr>
             <w:r>
-              <w:t xml:space="preserve">85</w:t>
+              <w:t xml:space="preserve">89</w:t>
             </w:r>
           </w:p>
         </w:tc>
@@ -6545,7 +6829,7 @@
               <w:pStyle w:val="Compact"/>
             </w:pPr>
             <w:r>
-              <w:t xml:space="preserve">86</w:t>
+              <w:t xml:space="preserve">90</w:t>
             </w:r>
           </w:p>
         </w:tc>
@@ -6629,7 +6913,7 @@
               <w:pStyle w:val="Compact"/>
             </w:pPr>
             <w:r>
-              <w:t xml:space="preserve">87</w:t>
+              <w:t xml:space="preserve">91</w:t>
             </w:r>
           </w:p>
         </w:tc>
@@ -6713,7 +6997,7 @@
               <w:pStyle w:val="Compact"/>
             </w:pPr>
             <w:r>
-              <w:t xml:space="preserve">88</w:t>
+              <w:t xml:space="preserve">92</w:t>
             </w:r>
           </w:p>
         </w:tc>

--- a/docs/Fixed_Summary.docx
+++ b/docs/Fixed_Summary.docx
@@ -142,7 +142,7 @@
               <w:pStyle w:val="Compact"/>
             </w:pPr>
             <w:r>
-              <w:t xml:space="preserve">43</w:t>
+              <w:t xml:space="preserve">66</w:t>
             </w:r>
           </w:p>
         </w:tc>
@@ -212,7 +212,7 @@
               <w:pStyle w:val="Compact"/>
             </w:pPr>
             <w:r>
-              <w:t xml:space="preserve">33</w:t>
+              <w:t xml:space="preserve">34</w:t>
             </w:r>
           </w:p>
         </w:tc>
@@ -357,7 +357,7 @@
                 <w:b/>
                 <w:bCs/>
               </w:rPr>
-              <w:t xml:space="preserve">92</w:t>
+              <w:t xml:space="preserve">116</w:t>
             </w:r>
           </w:p>
         </w:tc>
@@ -6632,6 +6632,357 @@
               <w:pStyle w:val="Compact"/>
             </w:pPr>
             <w:r>
+              <w:t xml:space="preserve">LVA-096 — WHAT: init_run_report in scripts/pipeline/lib/run-report.sh seeded report.json evidence_summary to all zeros and nothing ever updated it. phase-02-test.sh tallied the identical counters locally and printed them to the console only. finalize_run_report gates outcome PASS on evidence_summary.rejected_by_anti_bluff == 0, so a counter permanently stuck at 0 turned the anti-bluff half of the data-model.md Validation rule into a silent no-op: a run whose Evidence Records had been REJECTED could still finalize to PASS. DEMONSTRATED (verbatim RED):</w:t>
+            </w:r>
+            <w:r>
+              <w:t xml:space="preserve"> </w:t>
+            </w:r>
+            <w:r>
+              <w:t xml:space="preserve">“FAIL: outcome is</w:t>
+            </w:r>
+            <w:r>
+              <w:t xml:space="preserve"> </w:t>
+            </w:r>
+            <w:r>
+              <w:t xml:space="preserve">‘PASS’</w:t>
+            </w:r>
+            <w:r>
+              <w:t xml:space="preserve">, expected FAIL - a run containing a REJECTED Evidence Record reported success.”</w:t>
+            </w:r>
+            <w:r>
+              <w:t xml:space="preserve"> </w:t>
+            </w:r>
+            <w:r>
+              <w:t xml:space="preserve">FIX: new recompute_evidence_summary() in scripts/pipeline/lib/run-report.sh derives every count from the physical Evidence Records on disk instead of a counter a phase must remember to increment; the orchestrator calls it before finalize on every exit path including interrupt. Bluff-Audit: mutating the aggregator REJECTED* match to a never-matching literal reproduced the original bluff exactly; reverting restored all-green with zero regressions across the three pre-existing pipeline suites. Found during T038. Severity high. Source of truth: specs/002-build-test-distribute-pipeline/progress.yml and specs/002-build-test-distribute-pipeline/tasks.md.</w:t>
+            </w:r>
+          </w:p>
+        </w:tc>
+      </w:tr>
+      <w:tr>
+        <w:tc>
+          <w:tcPr/>
+          <w:p>
+            <w:pPr>
+              <w:pStyle w:val="Compact"/>
+            </w:pPr>
+            <w:r>
+              <w:t xml:space="preserve">88</w:t>
+            </w:r>
+          </w:p>
+        </w:tc>
+        <w:tc>
+          <w:tcPr/>
+          <w:p>
+            <w:pPr>
+              <w:pStyle w:val="Compact"/>
+            </w:pPr>
+            <w:r>
+              <w:t xml:space="preserve">P3</w:t>
+            </w:r>
+          </w:p>
+        </w:tc>
+        <w:tc>
+          <w:tcPr/>
+          <w:p>
+            <w:pPr>
+              <w:pStyle w:val="Compact"/>
+            </w:pPr>
+            <w:r>
+              <w:t xml:space="preserve">Fixed (→ Fixed.md)</w:t>
+            </w:r>
+          </w:p>
+        </w:tc>
+        <w:tc>
+          <w:tcPr/>
+          <w:p>
+            <w:pPr>
+              <w:pStyle w:val="Compact"/>
+            </w:pPr>
+            <w:r>
+              <w:t xml:space="preserve">Bug</w:t>
+            </w:r>
+          </w:p>
+        </w:tc>
+        <w:tc>
+          <w:tcPr/>
+          <w:p>
+            <w:pPr>
+              <w:pStyle w:val="Compact"/>
+            </w:pPr>
+            <w:r>
+              <w:t xml:space="preserve">—</w:t>
+            </w:r>
+          </w:p>
+        </w:tc>
+        <w:tc>
+          <w:tcPr/>
+          <w:p>
+            <w:pPr>
+              <w:pStyle w:val="Compact"/>
+            </w:pPr>
+            <w:r>
+              <w:t xml:space="preserve">LVA-097 — WHAT: git status –porcelain collapses a fully-untracked directory to a single entry, so the orchestrator first-cut diagnosis for the</w:t>
+            </w:r>
+            <w:r>
+              <w:t xml:space="preserve"> </w:t>
+            </w:r>
+            <w:r>
+              <w:t xml:space="preserve">“pipeline dirtied its own tree”</w:t>
+            </w:r>
+            <w:r>
+              <w:t xml:space="preserve"> </w:t>
+            </w:r>
+            <w:r>
+              <w:t xml:space="preserve">footgun matched nothing at all when the offending paths were inside one untracked directory. FIX: use –untracked-files=all. Re-verified against a fixture repo with the T003 gitignore rule removed, which then correctly exits 2 AND prints the DIAGNOSIS block naming both offending paths. Found during T038. Severity low. Source of truth: specs/002-build-test-distribute-pipeline/progress.yml and specs/002-build-test-distribute-pipeline/tasks.md.</w:t>
+            </w:r>
+          </w:p>
+        </w:tc>
+      </w:tr>
+      <w:tr>
+        <w:tc>
+          <w:tcPr/>
+          <w:p>
+            <w:pPr>
+              <w:pStyle w:val="Compact"/>
+            </w:pPr>
+            <w:r>
+              <w:t xml:space="preserve">89</w:t>
+            </w:r>
+          </w:p>
+        </w:tc>
+        <w:tc>
+          <w:tcPr/>
+          <w:p>
+            <w:pPr>
+              <w:pStyle w:val="Compact"/>
+            </w:pPr>
+            <w:r>
+              <w:t xml:space="preserve">P2</w:t>
+            </w:r>
+          </w:p>
+        </w:tc>
+        <w:tc>
+          <w:tcPr/>
+          <w:p>
+            <w:pPr>
+              <w:pStyle w:val="Compact"/>
+            </w:pPr>
+            <w:r>
+              <w:t xml:space="preserve">Fixed (→ Fixed.md)</w:t>
+            </w:r>
+          </w:p>
+        </w:tc>
+        <w:tc>
+          <w:tcPr/>
+          <w:p>
+            <w:pPr>
+              <w:pStyle w:val="Compact"/>
+            </w:pPr>
+            <w:r>
+              <w:t xml:space="preserve">Bug</w:t>
+            </w:r>
+          </w:p>
+        </w:tc>
+        <w:tc>
+          <w:tcPr/>
+          <w:p>
+            <w:pPr>
+              <w:pStyle w:val="Compact"/>
+            </w:pPr>
+            <w:r>
+              <w:t xml:space="preserve">—</w:t>
+            </w:r>
+          </w:p>
+        </w:tc>
+        <w:tc>
+          <w:tcPr/>
+          <w:p>
+            <w:pPr>
+              <w:pStyle w:val="Compact"/>
+            </w:pPr>
+            <w:r>
+              <w:t xml:space="preserve">LVA-098 — WHAT: a companion doc placed at docs/scripts/</w:t>
+            </w:r>
+            <w:r>
+              <w:t xml:space="preserve">.sh.md for a script living under scripts/pipeline/ breaks the CM-SCRIPT-DOCS-SYNC gate rather than satisfying it. The gate matches find scripts -maxdepth 1 -name</w:t>
+            </w:r>
+            <w:r>
+              <w:t xml:space="preserve"> </w:t>
+            </w:r>
+            <w:r>
+              <w:t xml:space="preserve">‘</w:t>
+            </w:r>
+            <w:r>
+              <w:rPr>
+                <w:i/>
+                <w:iCs/>
+              </w:rPr>
+              <w:t xml:space="preserve">.sh’ against find docs/scripts -maxdepth 1 -name ’</w:t>
+            </w:r>
+            <w:r>
+              <w:t xml:space="preserve">.sh.md’</w:t>
+            </w:r>
+            <w:r>
+              <w:t xml:space="preserve">, so such a doc is an ORPHAN with no depth-1 script counterpart. DEMONSTRATED mechanically: exit 1 with</w:t>
+            </w:r>
+            <w:r>
+              <w:t xml:space="preserve"> </w:t>
+            </w:r>
+            <w:r>
+              <w:t xml:space="preserve">“Docs WITHOUT matching scripts/</w:t>
+            </w:r>
+            <w:r>
+              <w:t xml:space="preserve">: docs/scripts/phase-05a-changelog-entry.sh.md”</w:t>
+            </w:r>
+            <w:r>
+              <w:t xml:space="preserve">. FIX: pipeline phase-script companions go in docs/scripts/pipeline/, following the existing docs/scripts/{hooks,lava-api-go,autonomous-qa}/ precedent, which sits outside the maxdepth-1 scan. Gate confirmed clean afterwards (68 scripts to 68 docs, 1:1). Found during T042/T044/T045. Severity medium. Source of truth: specs/002-build-test-distribute-pipeline/progress.yml and specs/002-build-test-distribute-pipeline/tasks.md.</w:t>
+            </w:r>
+          </w:p>
+        </w:tc>
+      </w:tr>
+      <w:tr>
+        <w:tc>
+          <w:tcPr/>
+          <w:p>
+            <w:pPr>
+              <w:pStyle w:val="Compact"/>
+            </w:pPr>
+            <w:r>
+              <w:t xml:space="preserve">90</w:t>
+            </w:r>
+          </w:p>
+        </w:tc>
+        <w:tc>
+          <w:tcPr/>
+          <w:p>
+            <w:pPr>
+              <w:pStyle w:val="Compact"/>
+            </w:pPr>
+            <w:r>
+              <w:t xml:space="preserve">P2</w:t>
+            </w:r>
+          </w:p>
+        </w:tc>
+        <w:tc>
+          <w:tcPr/>
+          <w:p>
+            <w:pPr>
+              <w:pStyle w:val="Compact"/>
+            </w:pPr>
+            <w:r>
+              <w:t xml:space="preserve">Fixed (→ Fixed.md)</w:t>
+            </w:r>
+          </w:p>
+        </w:tc>
+        <w:tc>
+          <w:tcPr/>
+          <w:p>
+            <w:pPr>
+              <w:pStyle w:val="Compact"/>
+            </w:pPr>
+            <w:r>
+              <w:t xml:space="preserve">Bug</w:t>
+            </w:r>
+          </w:p>
+        </w:tc>
+        <w:tc>
+          <w:tcPr/>
+          <w:p>
+            <w:pPr>
+              <w:pStyle w:val="Compact"/>
+            </w:pPr>
+            <w:r>
+              <w:t xml:space="preserve">—</w:t>
+            </w:r>
+          </w:p>
+        </w:tc>
+        <w:tc>
+          <w:tcPr/>
+          <w:p>
+            <w:pPr>
+              <w:pStyle w:val="Compact"/>
+            </w:pPr>
+            <w:r>
+              <w:t xml:space="preserve">LVA-099 — WHAT: while rehearsing a mutation of the orchestrator</w:t>
+            </w:r>
+            <w:r>
+              <w:t xml:space="preserve"> </w:t>
+            </w:r>
+            <w:r>
+              <w:t xml:space="preserve">“–skip precondition”</w:t>
+            </w:r>
+            <w:r>
+              <w:t xml:space="preserve"> </w:t>
+            </w:r>
+            <w:r>
+              <w:t xml:space="preserve">refusal, the guard stopped refusing, so the run fell through to the DEFAULT –until live_verify and began a REAL Gradle build against the REAL repository, which had to be killed at a 2-minute timeout. A guard-regression test that can start a real build on the actual checkout when the guard regresses is itself a hazard. FIX: every Group A guard invocation in tests/pipeline/test_pipeline_orchestrator.sh is now aimed at a throwaway fixture repo and executed from inside it, so the same regression fails fast and harmlessly. Found during T038. Severity medium. Source of truth: specs/002-build-test-distribute-pipeline/progress.yml and specs/002-build-test-distribute-pipeline/tasks.md.</w:t>
+            </w:r>
+          </w:p>
+        </w:tc>
+      </w:tr>
+      <w:tr>
+        <w:tc>
+          <w:tcPr/>
+          <w:p>
+            <w:pPr>
+              <w:pStyle w:val="Compact"/>
+            </w:pPr>
+            <w:r>
+              <w:t xml:space="preserve">91</w:t>
+            </w:r>
+          </w:p>
+        </w:tc>
+        <w:tc>
+          <w:tcPr/>
+          <w:p>
+            <w:pPr>
+              <w:pStyle w:val="Compact"/>
+            </w:pPr>
+            <w:r>
+              <w:t xml:space="preserve">P1</w:t>
+            </w:r>
+          </w:p>
+        </w:tc>
+        <w:tc>
+          <w:tcPr/>
+          <w:p>
+            <w:pPr>
+              <w:pStyle w:val="Compact"/>
+            </w:pPr>
+            <w:r>
+              <w:t xml:space="preserve">Fixed (→ Fixed.md)</w:t>
+            </w:r>
+          </w:p>
+        </w:tc>
+        <w:tc>
+          <w:tcPr/>
+          <w:p>
+            <w:pPr>
+              <w:pStyle w:val="Compact"/>
+            </w:pPr>
+            <w:r>
+              <w:t xml:space="preserve">Bug</w:t>
+            </w:r>
+          </w:p>
+        </w:tc>
+        <w:tc>
+          <w:tcPr/>
+          <w:p>
+            <w:pPr>
+              <w:pStyle w:val="Compact"/>
+            </w:pPr>
+            <w:r>
+              <w:t xml:space="preserve">—</w:t>
+            </w:r>
+          </w:p>
+        </w:tc>
+        <w:tc>
+          <w:tcPr/>
+          <w:p>
+            <w:pPr>
+              <w:pStyle w:val="Compact"/>
+            </w:pPr>
+            <w:r>
               <w:t xml:space="preserve">LVA-1 — 67th-cycle full-suite flaky test (fixed-awaitState-count vs Room Flow .first() off the StandardTestDispatcher). Fixed in the 68th cycle (Commit 1) via bounded await-until-selectedProvider loop; falsifiability-rehearsed.</w:t>
             </w:r>
             <w:r>
@@ -6661,7 +7012,1770 @@
               <w:pStyle w:val="Compact"/>
             </w:pPr>
             <w:r>
-              <w:t xml:space="preserve">88</w:t>
+              <w:t xml:space="preserve">92</w:t>
+            </w:r>
+          </w:p>
+        </w:tc>
+        <w:tc>
+          <w:tcPr/>
+          <w:p>
+            <w:pPr>
+              <w:pStyle w:val="Compact"/>
+            </w:pPr>
+            <w:r>
+              <w:t xml:space="preserve">P1</w:t>
+            </w:r>
+          </w:p>
+        </w:tc>
+        <w:tc>
+          <w:tcPr/>
+          <w:p>
+            <w:pPr>
+              <w:pStyle w:val="Compact"/>
+            </w:pPr>
+            <w:r>
+              <w:t xml:space="preserve">Fixed (→ Fixed.md)</w:t>
+            </w:r>
+          </w:p>
+        </w:tc>
+        <w:tc>
+          <w:tcPr/>
+          <w:p>
+            <w:pPr>
+              <w:pStyle w:val="Compact"/>
+            </w:pPr>
+            <w:r>
+              <w:t xml:space="preserve">Bug</w:t>
+            </w:r>
+          </w:p>
+        </w:tc>
+        <w:tc>
+          <w:tcPr/>
+          <w:p>
+            <w:pPr>
+              <w:pStyle w:val="Compact"/>
+            </w:pPr>
+            <w:r>
+              <w:t xml:space="preserve">—</w:t>
+            </w:r>
+          </w:p>
+        </w:tc>
+        <w:tc>
+          <w:tcPr/>
+          <w:p>
+            <w:pPr>
+              <w:pStyle w:val="Compact"/>
+            </w:pPr>
+            <w:r>
+              <w:t xml:space="preserve">LVA-100 — WHAT: scripts/pipeline/phase-02-test-constitutional-gate-sweep.sh was fully implemented and functional but had NO _dispatch line in scripts/pipeline/phase-02-test.sh, which carried six _dispatch calls and none for this category. The constitutional-gate-sweep category was therefore silently absent from every run - not skipped-with-a-reason, just missing - while the run summary read as complete. The tolerate-absence path documented in that file header did NOT cover it: that path protects a category whose _dispatch line exists but whose script file does not; a category with no _dispatch line at all is invisible to it. FIX: added GATE_SWEEP_WRAPPER plus its _dispatch call to the first (non-Gradle) parallel group, PROVEN to fire by an isolated run through the file own PHASE02_GATE_SWEEP_WRAPPER override against a marker-writing stub, confirming the documented argument order</w:t>
+            </w:r>
+            <w:r>
+              <w:t xml:space="preserve"> </w:t>
+            </w:r>
+            <w:r>
+              <w:t xml:space="preserve"> </w:t>
+            </w:r>
+            <w:r>
+              <w:t xml:space="preserve"> </w:t>
+            </w:r>
+            <w:r>
+              <w:t xml:space="preserve">reaches the wrapper. Found during T028. Severity high. Source of truth: specs/002-build-test-distribute-pipeline/progress.yml and specs/002-build-test-distribute-pipeline/tasks.md.</w:t>
+            </w:r>
+          </w:p>
+        </w:tc>
+      </w:tr>
+      <w:tr>
+        <w:tc>
+          <w:tcPr/>
+          <w:p>
+            <w:pPr>
+              <w:pStyle w:val="Compact"/>
+            </w:pPr>
+            <w:r>
+              <w:t xml:space="preserve">93</w:t>
+            </w:r>
+          </w:p>
+        </w:tc>
+        <w:tc>
+          <w:tcPr/>
+          <w:p>
+            <w:pPr>
+              <w:pStyle w:val="Compact"/>
+            </w:pPr>
+            <w:r>
+              <w:t xml:space="preserve">P2</w:t>
+            </w:r>
+          </w:p>
+        </w:tc>
+        <w:tc>
+          <w:tcPr/>
+          <w:p>
+            <w:pPr>
+              <w:pStyle w:val="Compact"/>
+            </w:pPr>
+            <w:r>
+              <w:t xml:space="preserve">Fixed (→ Fixed.md)</w:t>
+            </w:r>
+          </w:p>
+        </w:tc>
+        <w:tc>
+          <w:tcPr/>
+          <w:p>
+            <w:pPr>
+              <w:pStyle w:val="Compact"/>
+            </w:pPr>
+            <w:r>
+              <w:t xml:space="preserve">Bug</w:t>
+            </w:r>
+          </w:p>
+        </w:tc>
+        <w:tc>
+          <w:tcPr/>
+          <w:p>
+            <w:pPr>
+              <w:pStyle w:val="Compact"/>
+            </w:pPr>
+            <w:r>
+              <w:t xml:space="preserve">—</w:t>
+            </w:r>
+          </w:p>
+        </w:tc>
+        <w:tc>
+          <w:tcPr/>
+          <w:p>
+            <w:pPr>
+              <w:pStyle w:val="Compact"/>
+            </w:pPr>
+            <w:r>
+              <w:t xml:space="preserve">LVA-101 — WHAT: jq -r</w:t>
+            </w:r>
+            <w:r>
+              <w:t xml:space="preserve"> </w:t>
+            </w:r>
+            <w:r>
+              <w:t xml:space="preserve">‘.all_passed //</w:t>
+            </w:r>
+            <w:r>
+              <w:t xml:space="preserve"> </w:t>
+            </w:r>
+            <w:r>
+              <w:t xml:space="preserve">“unknown”</w:t>
+            </w:r>
+            <w:r>
+              <w:t xml:space="preserve">’</w:t>
+            </w:r>
+            <w:r>
+              <w:t xml:space="preserve"> </w:t>
+            </w:r>
+            <w:r>
+              <w:t xml:space="preserve">falls back not only on null/missing but also on boolean false, so a real Containers attestation saying</w:t>
+            </w:r>
+            <w:r>
+              <w:t xml:space="preserve"> </w:t>
+            </w:r>
+            <w:r>
+              <w:t xml:space="preserve">“all_passed”</w:t>
+            </w:r>
+            <w:r>
+              <w:t xml:space="preserve">: false was recorded in every Evidence Record as</w:t>
+            </w:r>
+            <w:r>
+              <w:t xml:space="preserve"> </w:t>
+            </w:r>
+            <w:r>
+              <w:t xml:space="preserve">“unknown”</w:t>
+            </w:r>
+            <w:r>
+              <w:t xml:space="preserve"> </w:t>
+            </w:r>
+            <w:r>
+              <w:t xml:space="preserve">- erasing the did-not-all-pass signal on exactly the runs where it matters. FIX: explicit has(…) and != null form that still distinguishes genuinely-absent from present-and-false; unit-verified mappings false to false, true to true, null to unknown, {} to unknown. The sibling // uses on the count fields are unaffected (jq treats 0 as truthy - verified by execution, not assumed). Found during T028. Severity medium. This shape recurs as S-D in the wave-4 wrapper audit and is Check B of the standing static guard. Source of truth: specs/002-build-test-distribute-pipeline/progress.yml and specs/002-build-test-distribute-pipeline/tasks.md.</w:t>
+            </w:r>
+          </w:p>
+        </w:tc>
+      </w:tr>
+      <w:tr>
+        <w:tc>
+          <w:tcPr/>
+          <w:p>
+            <w:pPr>
+              <w:pStyle w:val="Compact"/>
+            </w:pPr>
+            <w:r>
+              <w:t xml:space="preserve">94</w:t>
+            </w:r>
+          </w:p>
+        </w:tc>
+        <w:tc>
+          <w:tcPr/>
+          <w:p>
+            <w:pPr>
+              <w:pStyle w:val="Compact"/>
+            </w:pPr>
+            <w:r>
+              <w:t xml:space="preserve">P1</w:t>
+            </w:r>
+          </w:p>
+        </w:tc>
+        <w:tc>
+          <w:tcPr/>
+          <w:p>
+            <w:pPr>
+              <w:pStyle w:val="Compact"/>
+            </w:pPr>
+            <w:r>
+              <w:t xml:space="preserve">Fixed (→ Fixed.md)</w:t>
+            </w:r>
+          </w:p>
+        </w:tc>
+        <w:tc>
+          <w:tcPr/>
+          <w:p>
+            <w:pPr>
+              <w:pStyle w:val="Compact"/>
+            </w:pPr>
+            <w:r>
+              <w:t xml:space="preserve">Bug</w:t>
+            </w:r>
+          </w:p>
+        </w:tc>
+        <w:tc>
+          <w:tcPr/>
+          <w:p>
+            <w:pPr>
+              <w:pStyle w:val="Compact"/>
+            </w:pPr>
+            <w:r>
+              <w:t xml:space="preserve">—</w:t>
+            </w:r>
+          </w:p>
+        </w:tc>
+        <w:tc>
+          <w:tcPr/>
+          <w:p>
+            <w:pPr>
+              <w:pStyle w:val="Compact"/>
+            </w:pPr>
+            <w:r>
+              <w:t xml:space="preserve">LVA-102 — WHAT: the phase-02-test.sh PASS policy had three conditions (no wrapper exited non-zero, no record said FAIL, no record was REJECTED) and every one is satisfied VACUOUSLY by a run in which the dispatched wrappers all exit 0 without writing anything. Such a run genuinely reported</w:t>
+            </w:r>
+            <w:r>
+              <w:t xml:space="preserve"> </w:t>
+            </w:r>
+            <w:r>
+              <w:t xml:space="preserve">“PASSED - all 1 dispatched wrapper(s) exited 0, 0 Evidence Records scanned, 0 FAIL, 0 REJECTED”</w:t>
+            </w:r>
+            <w:r>
+              <w:t xml:space="preserve"> </w:t>
+            </w:r>
+            <w:r>
+              <w:t xml:space="preserve">and the run report carried it forward as a passing phase. That file own header already states the governing principle (</w:t>
+            </w:r>
+            <w:r>
+              <w:t xml:space="preserve">“an empty test phase proves nothing”</w:t>
+            </w:r>
+            <w:r>
+              <w:t xml:space="preserve">) but enforced it only for the zero-WRAPPERS case, not the zero-EVIDENCE case that actually reaches the aggregator. DEMONSTRATED (verbatim RED):</w:t>
+            </w:r>
+            <w:r>
+              <w:t xml:space="preserve"> </w:t>
+            </w:r>
+            <w:r>
+              <w:t xml:space="preserve">“FAIL: zero Evidence Records -&gt; exit 0. A test phase that scanned no evidence at all reported success.”</w:t>
+            </w:r>
+            <w:r>
+              <w:t xml:space="preserve"> </w:t>
+            </w:r>
+            <w:r>
+              <w:t xml:space="preserve">FIX: a fourth PASS condition requiring at least one Evidence Record scanned, plus an explanatory failure message. New hermetic suite tests/pipeline/test_phase_02_aggregation.sh (3 cases) drives the real aggregator through the file own PHASE02_*_WRAPPER override hooks with stub wrappers. Case 1 (honest wrapper, one real record, PASS) and Case 3 (zero wrappers, pre-existing refusal) stayed green throughout, so the fix is not a blanket fail-everything. Found during T028 follow-up. Severity high. Source of truth: specs/002-build-test-distribute-pipeline/progress.yml and specs/002-build-test-distribute-pipeline/tasks.md.</w:t>
+            </w:r>
+          </w:p>
+        </w:tc>
+      </w:tr>
+      <w:tr>
+        <w:tc>
+          <w:tcPr/>
+          <w:p>
+            <w:pPr>
+              <w:pStyle w:val="Compact"/>
+            </w:pPr>
+            <w:r>
+              <w:t xml:space="preserve">95</w:t>
+            </w:r>
+          </w:p>
+        </w:tc>
+        <w:tc>
+          <w:tcPr/>
+          <w:p>
+            <w:pPr>
+              <w:pStyle w:val="Compact"/>
+            </w:pPr>
+            <w:r>
+              <w:t xml:space="preserve">P2</w:t>
+            </w:r>
+          </w:p>
+        </w:tc>
+        <w:tc>
+          <w:tcPr/>
+          <w:p>
+            <w:pPr>
+              <w:pStyle w:val="Compact"/>
+            </w:pPr>
+            <w:r>
+              <w:t xml:space="preserve">Fixed (→ Fixed.md)</w:t>
+            </w:r>
+          </w:p>
+        </w:tc>
+        <w:tc>
+          <w:tcPr/>
+          <w:p>
+            <w:pPr>
+              <w:pStyle w:val="Compact"/>
+            </w:pPr>
+            <w:r>
+              <w:t xml:space="preserve">Bug</w:t>
+            </w:r>
+          </w:p>
+        </w:tc>
+        <w:tc>
+          <w:tcPr/>
+          <w:p>
+            <w:pPr>
+              <w:pStyle w:val="Compact"/>
+            </w:pPr>
+            <w:r>
+              <w:t xml:space="preserve">—</w:t>
+            </w:r>
+          </w:p>
+        </w:tc>
+        <w:tc>
+          <w:tcPr/>
+          <w:p>
+            <w:pPr>
+              <w:pStyle w:val="Compact"/>
+            </w:pPr>
+            <w:r>
+              <w:t xml:space="preserve">LVA-103 — WHAT: tests/firebase/run_all.sh globs test_</w:t>
+            </w:r>
+            <w:r>
+              <w:rPr>
+                <w:i/>
+                <w:iCs/>
+              </w:rPr>
+              <w:t xml:space="preserve">.sh, so a repro_</w:t>
+            </w:r>
+            <w:r>
+              <w:t xml:space="preserve"> </w:t>
+            </w:r>
+            <w:r>
+              <w:t xml:space="preserve">file is outside its reach. But scripts/pipeline/phase-02-test-hermetic.sh enumerates ALL *.sh at depth 2 via find tests -mindepth 2 -maxdepth 2 -name</w:t>
+            </w:r>
+            <w:r>
+              <w:t xml:space="preserve"> </w:t>
+            </w:r>
+            <w:r>
+              <w:t xml:space="preserve">‘</w:t>
+            </w:r>
+            <w:r>
+              <w:rPr>
+                <w:i/>
+                <w:iCs/>
+              </w:rPr>
+              <w:t xml:space="preserve">.sh’, so it WOULD have run tests/firebase/repro_mode_both_channel_gap.sh as a hermetic suite. Because that harness exits 0 when it SUCCESSFULLY REPRODUCES a defect, the pipeline would have minted a PASS Evidence Record whose real meaning is</w:t>
+            </w:r>
+            <w:r>
+              <w:rPr>
+                <w:i/>
+                <w:iCs/>
+              </w:rPr>
+              <w:t xml:space="preserve"> </w:t>
+            </w:r>
+            <w:r>
+              <w:rPr>
+                <w:i/>
+                <w:iCs/>
+              </w:rPr>
+              <w:t xml:space="preserve">“a known bug is still broken”</w:t>
+            </w:r>
+            <w:r>
+              <w:rPr>
+                <w:i/>
+                <w:iCs/>
+              </w:rPr>
+              <w:t xml:space="preserve">. That is strictly worse than the redundant-aggregator case the wrapper header already guards against: that one over-counts real coverage, this one would manufacture coverage out of a known failure. FIX: exclusion rule 3 in the hermetic wrapper, -not -name ’repro_</w:t>
+            </w:r>
+            <w:r>
+              <w:t xml:space="preserve">.sh’</w:t>
+            </w:r>
+            <w:r>
+              <w:t xml:space="preserve"> </w:t>
+            </w:r>
+            <w:r>
+              <w:t xml:space="preserve">(scripts/pipeline/phase-02-test-hermetic.sh line 242), with the reasoning documented alongside the two existing rules. Proven by the enumeration count going 1 to 0 for repro files while the wrapper still enumerates 69 real suites; its own hermetic test passes and tests/firebase/run_all.sh remains 8/8. Found while adding the reproduction harness for the firebase-distribute combined-mode finding. Severity medium. Source of truth: specs/002-build-test-distribute-pipeline/progress.yml and specs/002-build-test-distribute-pipeline/tasks.md.</w:t>
+            </w:r>
+          </w:p>
+        </w:tc>
+      </w:tr>
+      <w:tr>
+        <w:tc>
+          <w:tcPr/>
+          <w:p>
+            <w:pPr>
+              <w:pStyle w:val="Compact"/>
+            </w:pPr>
+            <w:r>
+              <w:t xml:space="preserve">96</w:t>
+            </w:r>
+          </w:p>
+        </w:tc>
+        <w:tc>
+          <w:tcPr/>
+          <w:p>
+            <w:pPr>
+              <w:pStyle w:val="Compact"/>
+            </w:pPr>
+            <w:r>
+              <w:t xml:space="preserve">P0</w:t>
+            </w:r>
+          </w:p>
+        </w:tc>
+        <w:tc>
+          <w:tcPr/>
+          <w:p>
+            <w:pPr>
+              <w:pStyle w:val="Compact"/>
+            </w:pPr>
+            <w:r>
+              <w:t xml:space="preserve">Fixed (→ Fixed.md)</w:t>
+            </w:r>
+          </w:p>
+        </w:tc>
+        <w:tc>
+          <w:tcPr/>
+          <w:p>
+            <w:pPr>
+              <w:pStyle w:val="Compact"/>
+            </w:pPr>
+            <w:r>
+              <w:t xml:space="preserve">Bug</w:t>
+            </w:r>
+          </w:p>
+        </w:tc>
+        <w:tc>
+          <w:tcPr/>
+          <w:p>
+            <w:pPr>
+              <w:pStyle w:val="Compact"/>
+            </w:pPr>
+            <w:r>
+              <w:t xml:space="preserve">—</w:t>
+            </w:r>
+          </w:p>
+        </w:tc>
+        <w:tc>
+          <w:tcPr/>
+          <w:p>
+            <w:pPr>
+              <w:pStyle w:val="Compact"/>
+            </w:pPr>
+            <w:r>
+              <w:t xml:space="preserve">LVA-104 — WHAT: the deepest defect in this feature. Every one of the four rules in scripts/pipeline/lib/anti-bluff-validate.sh was satisfied by a record carrying NO evidence at all. An empty assertion_summary contains none of the rule-1 bluff phrases. An empty raw_output_ref resolves to</w:t>
+            </w:r>
+            <w:r>
+              <w:t xml:space="preserve"> </w:t>
+            </w:r>
+            <w:r>
+              <w:t xml:space="preserve">${record_dir}/ - the record OWN DIRECTORY - and both [[ -e dir ]] and [[ -s dir ]] are TRUE for a directory (its inode has non-zero size), so rules 2 and 3 passed on nothing. An empty category is not "real-device-challenge", so rule 4 was skipped. On top of that, jq -r '.x // empty' exits 0 for an ABSENT field, so the rule-0 guard never fired despite its header claiming to reject records missing required fields. A sibling of the same shape: rule 4 is selected by exact string match, so a category typo "real-device-challenges" skipped the mandatory falsifiability-marker check entirely. REACHABLE THROUGH THE PRODUCTION WRITER, not only via hand-edited JSON: any wrapper passing its raw DIRECTORY instead of a captured-output file produced validated / exit=0 on empty evidence. WHY IT MATTERS: this component is the one FR-004 relies on to catch a test lying about itself, so a bluffable anti-bluff validator makes every downstream "validated" stamp in the pipeline unfalsifiable. FIX: rule 0c (every schema-required field present AND non-empty, checked BEFORE any rule an empty value would satisfy), rule 0d (category must be one of the 8 enum values), and rule 2 tightened from -e to -f with a distinct message for the directory case. New suite tests/pipeline/test_anti_bluff_missing_evidence_fields.sh (8 checks including 3 over-correction guards). Independently re-verified: a directory-valued raw_output_ref now yields "REJECTED: raw_output_ref 'raw' is a directory, not a captured-output file", an absent field yields "REJECTED: required field(s) missing or empty: assertion_summary (a record that asserts nothing and points at nothing is not evidence)", and the ORIGINAL validator suite still passes. Found by the systematic vacuous-PASS audit; task T012. Severity critical. Source of truth: specs/002-build-test-distribute-pipeline/progress.yml and specs/002-build-test-distribute-pipeline/tasks.md. |
+    | 97 | P1 | Fixed (→ Fixed.md) | Bug | — | LVA-105 — WHAT: _phase01_build_android_report_one ran cp -f "$</w:t>
+            </w:r>
+            <w:r>
+              <w:t xml:space="preserve">src”</w:t>
+            </w:r>
+            <w:r>
+              <w:t xml:space="preserve"> </w:t>
+            </w:r>
+            <w:r>
+              <w:t xml:space="preserve">“$dst”</w:t>
+            </w:r>
+            <w:r>
+              <w:t xml:space="preserve"> </w:t>
+            </w:r>
+            <w:r>
+              <w:t xml:space="preserve">with its exit status UNCHECKED, then unconditionally printed ARTIFACT</w:t>
+            </w:r>
+            <w:r>
+              <w:t xml:space="preserve"> </w:t>
+            </w:r>
+            <w:r>
+              <w:t xml:space="preserve">:</w:t>
+            </w:r>
+            <w:r>
+              <w:t xml:space="preserve"> </w:t>
+            </w:r>
+            <w:r>
+              <w:t xml:space="preserve"> </w:t>
+            </w:r>
+            <w:r>
+              <w:t xml:space="preserve">and returned 0. scripts/pipeline/phase-01-build.sh believed that line, recorded the path into build_artifacts[] and incremented its counter, also without checking the _record_build_artifact result. The PASS condition (android_rc==0 &amp;&amp; go_rc==0 &amp;&amp; artifacts&gt;=5) was satisfied entirely by the ABSENCE of the check that would have caught it. DEMONSTRATED with a real run against a read-only destination:</w:t>
+            </w:r>
+            <w:r>
+              <w:t xml:space="preserve"> </w:t>
+            </w:r>
+            <w:r>
+              <w:t xml:space="preserve">“cp: cannot create regular file …: Permission denied”</w:t>
+            </w:r>
+            <w:r>
+              <w:t xml:space="preserve"> </w:t>
+            </w:r>
+            <w:r>
+              <w:t xml:space="preserve">immediately followed by</w:t>
+            </w:r>
+            <w:r>
+              <w:t xml:space="preserve"> </w:t>
+            </w:r>
+            <w:r>
+              <w:t xml:space="preserve">“ARTIFACT app-debug: …”</w:t>
+            </w:r>
+            <w:r>
+              <w:t xml:space="preserve">, then</w:t>
+            </w:r>
+            <w:r>
+              <w:t xml:space="preserve"> </w:t>
+            </w:r>
+            <w:r>
+              <w:t xml:space="preserve">“5 of 5 expected Build Artifacts recorded”</w:t>
+            </w:r>
+            <w:r>
+              <w:t xml:space="preserve">,</w:t>
+            </w:r>
+            <w:r>
+              <w:t xml:space="preserve"> </w:t>
+            </w:r>
+            <w:r>
+              <w:t xml:space="preserve">“all 5 Build Artifacts produced and recorded”</w:t>
+            </w:r>
+            <w:r>
+              <w:t xml:space="preserve">, PHASE EXIT=0 - while the recorded path DOES NOT EXIST. This matters downstream: scripts/pipeline/phase-02-test.sh resolves the release-canary APK out of exactly that array. SECOND, DIFFERENT-CLASS DEFECT in the same run: _record_build_artifact read the version from app/build.gradle.kts and the commit from git rev-parse HEAD in $REPO_ROOT, while the sub-builders built from the [repo-path] override, so an artifact built from a fixture at 9.9.9 was recorded as 1.3.17/1086 - recorded metadata that does not describe the recorded artifact. FIX: cp status checked plus post-copy -f/-s verification; each declared path verified real and non-empty before recording; only successful records counted with unverified ones folded into the verdict; metadata read from the same path the build used. New suite tests/pipeline/test_phase_01_artifact_verification.sh (11 checks, including an all-real build still passing and a zero-APK build still failing). Task T020. Severity high. Source of truth: specs/002-build-test-distribute-pipeline/progress.yml and specs/002-build-test-distribute-pipeline/tasks.md.</w:t>
+            </w:r>
+          </w:p>
+        </w:tc>
+      </w:tr>
+      <w:tr>
+        <w:tc>
+          <w:tcPr/>
+          <w:p>
+            <w:pPr>
+              <w:pStyle w:val="Compact"/>
+            </w:pPr>
+            <w:r>
+              <w:t xml:space="preserve">98</w:t>
+            </w:r>
+          </w:p>
+        </w:tc>
+        <w:tc>
+          <w:tcPr/>
+          <w:p>
+            <w:pPr>
+              <w:pStyle w:val="Compact"/>
+            </w:pPr>
+            <w:r>
+              <w:t xml:space="preserve">P1</w:t>
+            </w:r>
+          </w:p>
+        </w:tc>
+        <w:tc>
+          <w:tcPr/>
+          <w:p>
+            <w:pPr>
+              <w:pStyle w:val="Compact"/>
+            </w:pPr>
+            <w:r>
+              <w:t xml:space="preserve">Fixed (→ Fixed.md)</w:t>
+            </w:r>
+          </w:p>
+        </w:tc>
+        <w:tc>
+          <w:tcPr/>
+          <w:p>
+            <w:pPr>
+              <w:pStyle w:val="Compact"/>
+            </w:pPr>
+            <w:r>
+              <w:t xml:space="preserve">Bug</w:t>
+            </w:r>
+          </w:p>
+        </w:tc>
+        <w:tc>
+          <w:tcPr/>
+          <w:p>
+            <w:pPr>
+              <w:pStyle w:val="Compact"/>
+            </w:pPr>
+            <w:r>
+              <w:t xml:space="preserve">—</w:t>
+            </w:r>
+          </w:p>
+        </w:tc>
+        <w:tc>
+          <w:tcPr/>
+          <w:p>
+            <w:pPr>
+              <w:pStyle w:val="Compact"/>
+            </w:pPr>
+            <w:r>
+              <w:t xml:space="preserve">LVA-106 — WHAT: the header of scripts/pipeline/phase-04-live-verify-api.sh states it exists to prove the service genuinely answers REAL application-level HTTP requests with REAL, meaningful response bodies - not merely that its process/container lifecycle is Up (constitution 6.B). The per-request verdict was computed from the curl exit code and a 2xx match ONLY; the body was read, truncated to 300 chars, interpolated into assertion_summary, and never asserted on. DOUBLY VACUOUS: anti-bluff rule 3 (raw_output_ref must be non-empty) was satisfied by the scaffolding lines THIS SCRIPT ITSELF writes into the raw file, present whether or not the server said anything. DEMONSTRATED against a real TLS server returning 200 with a zero-byte body on every path: 3 requests attempted, all 3 records anti_bluff_status=validated, phase result PASS, PHASE EXIT=0, with the summary ending</w:t>
+            </w:r>
+            <w:r>
+              <w:t xml:space="preserve"> </w:t>
+            </w:r>
+            <w:r>
+              <w:t xml:space="preserve">“…returned HTTP 200 with response body:”</w:t>
+            </w:r>
+            <w:r>
+              <w:t xml:space="preserve"> </w:t>
+            </w:r>
+            <w:r>
+              <w:t xml:space="preserve">- nothing after the colon. FIX: a whitespace-stripped empty body now fails the request with a specific reason. Over-correction guarded by pinning the three endpoint real bodies, read from lava-api-go internal/observability/health.go and internal/router/router.go rather than invented. New suite tests/pipeline/test_phase_04_live_verify_response_body.sh (9 checks). Task T036. Severity high. Source of truth: specs/002-build-test-distribute-pipeline/progress.yml and specs/002-build-test-distribute-pipeline/tasks.md.</w:t>
+            </w:r>
+          </w:p>
+        </w:tc>
+      </w:tr>
+      <w:tr>
+        <w:tc>
+          <w:tcPr/>
+          <w:p>
+            <w:pPr>
+              <w:pStyle w:val="Compact"/>
+            </w:pPr>
+            <w:r>
+              <w:t xml:space="preserve">99</w:t>
+            </w:r>
+          </w:p>
+        </w:tc>
+        <w:tc>
+          <w:tcPr/>
+          <w:p>
+            <w:pPr>
+              <w:pStyle w:val="Compact"/>
+            </w:pPr>
+            <w:r>
+              <w:t xml:space="preserve">P1</w:t>
+            </w:r>
+          </w:p>
+        </w:tc>
+        <w:tc>
+          <w:tcPr/>
+          <w:p>
+            <w:pPr>
+              <w:pStyle w:val="Compact"/>
+            </w:pPr>
+            <w:r>
+              <w:t xml:space="preserve">Fixed (→ Fixed.md)</w:t>
+            </w:r>
+          </w:p>
+        </w:tc>
+        <w:tc>
+          <w:tcPr/>
+          <w:p>
+            <w:pPr>
+              <w:pStyle w:val="Compact"/>
+            </w:pPr>
+            <w:r>
+              <w:t xml:space="preserve">Bug</w:t>
+            </w:r>
+          </w:p>
+        </w:tc>
+        <w:tc>
+          <w:tcPr/>
+          <w:p>
+            <w:pPr>
+              <w:pStyle w:val="Compact"/>
+            </w:pPr>
+            <w:r>
+              <w:t xml:space="preserve">—</w:t>
+            </w:r>
+          </w:p>
+        </w:tc>
+        <w:tc>
+          <w:tcPr/>
+          <w:p>
+            <w:pPr>
+              <w:pStyle w:val="Compact"/>
+            </w:pPr>
+            <w:r>
+              <w:t xml:space="preserve">LVA-107 — WHAT: scripts/pipeline/phase-02-test-go.sh captured the real go test exit code into a variable and never compared it. A package whose tests all PASS but which fails AS A PACKAGE - a TestMain teardown after m.Run(), which is exactly how the lava-api-go integration suites are written - reported</w:t>
+            </w:r>
+            <w:r>
+              <w:t xml:space="preserve"> </w:t>
+            </w:r>
+            <w:r>
+              <w:t xml:space="preserve">“go test exited 1 … PASS: 1 FAIL: 0 … PASSED”</w:t>
+            </w:r>
+            <w:r>
+              <w:t xml:space="preserve"> </w:t>
+            </w:r>
+            <w:r>
+              <w:t xml:space="preserve">with wrapper exit 0. FIX: the wrapper now writes a synthetic FAIL record quoting the real package-level output. Part of the T021-T027 post-implementation wrapper audit: 11 confirmed swallowed-failure defects, all fixed RED-then-GREEN. No real suite was run - each wrapper was driven through its own documented [repo-path] [phase-dir] seam against synthetic fixtures (stub gradlew, stub run-chaos-stress.sh, stub run-release-canary.sh, a PATH-level stub go), with the Go fixtures captured verbatim from this host real go1.26.2 toolchain and every Go fix re-verified against it afterwards. Each new suite carries positive cases so a blanket fail-everything fix would not pass. Severity high. Source of truth: specs/002-build-test-distribute-pipeline/progress.yml and specs/002-build-test-distribute-pipeline/tasks.md.</w:t>
+            </w:r>
+          </w:p>
+        </w:tc>
+      </w:tr>
+      <w:tr>
+        <w:tc>
+          <w:tcPr/>
+          <w:p>
+            <w:pPr>
+              <w:pStyle w:val="Compact"/>
+            </w:pPr>
+            <w:r>
+              <w:t xml:space="preserve">100</w:t>
+            </w:r>
+          </w:p>
+        </w:tc>
+        <w:tc>
+          <w:tcPr/>
+          <w:p>
+            <w:pPr>
+              <w:pStyle w:val="Compact"/>
+            </w:pPr>
+            <w:r>
+              <w:t xml:space="preserve">P2</w:t>
+            </w:r>
+          </w:p>
+        </w:tc>
+        <w:tc>
+          <w:tcPr/>
+          <w:p>
+            <w:pPr>
+              <w:pStyle w:val="Compact"/>
+            </w:pPr>
+            <w:r>
+              <w:t xml:space="preserve">Fixed (→ Fixed.md)</w:t>
+            </w:r>
+          </w:p>
+        </w:tc>
+        <w:tc>
+          <w:tcPr/>
+          <w:p>
+            <w:pPr>
+              <w:pStyle w:val="Compact"/>
+            </w:pPr>
+            <w:r>
+              <w:t xml:space="preserve">Bug</w:t>
+            </w:r>
+          </w:p>
+        </w:tc>
+        <w:tc>
+          <w:tcPr/>
+          <w:p>
+            <w:pPr>
+              <w:pStyle w:val="Compact"/>
+            </w:pPr>
+            <w:r>
+              <w:t xml:space="preserve">—</w:t>
+            </w:r>
+          </w:p>
+        </w:tc>
+        <w:tc>
+          <w:tcPr/>
+          <w:p>
+            <w:pPr>
+              <w:pStyle w:val="Compact"/>
+            </w:pPr>
+            <w:r>
+              <w:t xml:space="preserve">LVA-108 — WHAT: scripts/pipeline/phase-02-test-go.sh reported PASS with zero Evidence Records when zero per-test events were parseable. The header promised exit 3 for this case; the implemented guard only tested whether the JSONL file was empty, so a stray build tag excluding every _test.go sailed through as</w:t>
+            </w:r>
+            <w:r>
+              <w:t xml:space="preserve"> </w:t>
+            </w:r>
+            <w:r>
+              <w:t xml:space="preserve">“[no test files]”</w:t>
+            </w:r>
+            <w:r>
+              <w:t xml:space="preserve">, exit 0. FIX: the wrapper now genuinely exits 3. Part of the T021-T027 post-implementation wrapper audit: 11 confirmed swallowed-failure defects, all fixed RED-then-GREEN. No real suite was run - each wrapper was driven through its own documented [repo-path] [phase-dir] seam against synthetic fixtures (stub gradlew, stub run-chaos-stress.sh, stub run-release-canary.sh, a PATH-level stub go), with the Go fixtures captured verbatim from this host real go1.26.2 toolchain and every Go fix re-verified against it afterwards. Each new suite carries positive cases so a blanket fail-everything fix would not pass. Severity medium. Source of truth: specs/002-build-test-distribute-pipeline/progress.yml and specs/002-build-test-distribute-pipeline/tasks.md.</w:t>
+            </w:r>
+          </w:p>
+        </w:tc>
+      </w:tr>
+      <w:tr>
+        <w:tc>
+          <w:tcPr/>
+          <w:p>
+            <w:pPr>
+              <w:pStyle w:val="Compact"/>
+            </w:pPr>
+            <w:r>
+              <w:t xml:space="preserve">101</w:t>
+            </w:r>
+          </w:p>
+        </w:tc>
+        <w:tc>
+          <w:tcPr/>
+          <w:p>
+            <w:pPr>
+              <w:pStyle w:val="Compact"/>
+            </w:pPr>
+            <w:r>
+              <w:t xml:space="preserve">P1</w:t>
+            </w:r>
+          </w:p>
+        </w:tc>
+        <w:tc>
+          <w:tcPr/>
+          <w:p>
+            <w:pPr>
+              <w:pStyle w:val="Compact"/>
+            </w:pPr>
+            <w:r>
+              <w:t xml:space="preserve">Fixed (→ Fixed.md)</w:t>
+            </w:r>
+          </w:p>
+        </w:tc>
+        <w:tc>
+          <w:tcPr/>
+          <w:p>
+            <w:pPr>
+              <w:pStyle w:val="Compact"/>
+            </w:pPr>
+            <w:r>
+              <w:t xml:space="preserve">Bug</w:t>
+            </w:r>
+          </w:p>
+        </w:tc>
+        <w:tc>
+          <w:tcPr/>
+          <w:p>
+            <w:pPr>
+              <w:pStyle w:val="Compact"/>
+            </w:pPr>
+            <w:r>
+              <w:t xml:space="preserve">—</w:t>
+            </w:r>
+          </w:p>
+        </w:tc>
+        <w:tc>
+          <w:tcPr/>
+          <w:p>
+            <w:pPr>
+              <w:pStyle w:val="Compact"/>
+            </w:pPr>
+            <w:r>
+              <w:t xml:space="preserve">LVA-109 — WHAT: scripts/pipeline/phase-02-test-kotlin.sh captured GRADLE_EXIT_CODE and never compared it. Because the wrapper correctly passes –continue, Gradle exits non-zero for failures that produce NO JUnit XML at all - a test-source compile error being the everyday case. An</w:t>
+            </w:r>
+            <w:r>
+              <w:t xml:space="preserve"> </w:t>
+            </w:r>
+            <w:r>
+              <w:t xml:space="preserve">“Unresolved reference”</w:t>
+            </w:r>
+            <w:r>
+              <w:t xml:space="preserve"> </w:t>
+            </w:r>
+            <w:r>
+              <w:t xml:space="preserve">compile failure reported</w:t>
+            </w:r>
+            <w:r>
+              <w:t xml:space="preserve"> </w:t>
+            </w:r>
+            <w:r>
+              <w:t xml:space="preserve">“PASS: 1 / FAIL: 0”</w:t>
+            </w:r>
+            <w:r>
+              <w:t xml:space="preserve">, exit 0. FIX: the captured Gradle exit code is now compared and drives the verdict. Part of the T021-T027 post-implementation wrapper audit: 11 confirmed swallowed-failure defects, all fixed RED-then-GREEN. No real suite was run - each wrapper was driven through its own documented [repo-path] [phase-dir] seam against synthetic fixtures (stub gradlew, stub run-chaos-stress.sh, stub run-release-canary.sh, a PATH-level stub go), with the Go fixtures captured verbatim from this host real go1.26.2 toolchain and every Go fix re-verified against it afterwards. Each new suite carries positive cases so a blanket fail-everything fix would not pass. Severity high. Source of truth: specs/002-build-test-distribute-pipeline/progress.yml and specs/002-build-test-distribute-pipeline/tasks.md.</w:t>
+            </w:r>
+          </w:p>
+        </w:tc>
+      </w:tr>
+      <w:tr>
+        <w:tc>
+          <w:tcPr/>
+          <w:p>
+            <w:pPr>
+              <w:pStyle w:val="Compact"/>
+            </w:pPr>
+            <w:r>
+              <w:t xml:space="preserve">102</w:t>
+            </w:r>
+          </w:p>
+        </w:tc>
+        <w:tc>
+          <w:tcPr/>
+          <w:p>
+            <w:pPr>
+              <w:pStyle w:val="Compact"/>
+            </w:pPr>
+            <w:r>
+              <w:t xml:space="preserve">P2</w:t>
+            </w:r>
+          </w:p>
+        </w:tc>
+        <w:tc>
+          <w:tcPr/>
+          <w:p>
+            <w:pPr>
+              <w:pStyle w:val="Compact"/>
+            </w:pPr>
+            <w:r>
+              <w:t xml:space="preserve">Fixed (→ Fixed.md)</w:t>
+            </w:r>
+          </w:p>
+        </w:tc>
+        <w:tc>
+          <w:tcPr/>
+          <w:p>
+            <w:pPr>
+              <w:pStyle w:val="Compact"/>
+            </w:pPr>
+            <w:r>
+              <w:t xml:space="preserve">Bug</w:t>
+            </w:r>
+          </w:p>
+        </w:tc>
+        <w:tc>
+          <w:tcPr/>
+          <w:p>
+            <w:pPr>
+              <w:pStyle w:val="Compact"/>
+            </w:pPr>
+            <w:r>
+              <w:t xml:space="preserve">—</w:t>
+            </w:r>
+          </w:p>
+        </w:tc>
+        <w:tc>
+          <w:tcPr/>
+          <w:p>
+            <w:pPr>
+              <w:pStyle w:val="Compact"/>
+            </w:pPr>
+            <w:r>
+              <w:t xml:space="preserve">LVA-110 — WHAT: scripts/pipeline/phase-02-test-kotlin.sh silently dropped unparseable report files. A truncated JUnit XML whose readable content contained a real</w:t>
+            </w:r>
+            <w:r>
+              <w:t xml:space="preserve"> </w:t>
+            </w:r>
+            <w:r>
+              <w:t xml:space="preserve"> </w:t>
+            </w:r>
+            <w:r>
+              <w:t xml:space="preserve">produced</w:t>
+            </w:r>
+            <w:r>
+              <w:t xml:space="preserve"> </w:t>
+            </w:r>
+            <w:r>
+              <w:t xml:space="preserve">“WARN: failed to parse … unclosed token”</w:t>
+            </w:r>
+            <w:r>
+              <w:t xml:space="preserve"> </w:t>
+            </w:r>
+            <w:r>
+              <w:t xml:space="preserve">and then</w:t>
+            </w:r>
+            <w:r>
+              <w:t xml:space="preserve"> </w:t>
+            </w:r>
+            <w:r>
+              <w:t xml:space="preserve">“PASS: 1 / FAIL: 0”</w:t>
+            </w:r>
+            <w:r>
+              <w:t xml:space="preserve">, exit 0. A JUnit XML is truncated precisely when the JVM writing it died, so this is the highest-signal case being discarded. FIX: one FAIL record per unreadable report, quoting the parse error and the file real first bytes. Part of the T021-T027 post-implementation wrapper audit: 11 confirmed swallowed-failure defects, all fixed RED-then-GREEN. No real suite was run - each wrapper was driven through its own documented [repo-path] [phase-dir] seam against synthetic fixtures (stub gradlew, stub run-chaos-stress.sh, stub run-release-canary.sh, a PATH-level stub go), with the Go fixtures captured verbatim from this host real go1.26.2 toolchain and every Go fix re-verified against it afterwards. Each new suite carries positive cases so a blanket fail-everything fix would not pass. Severity medium. Source of truth: specs/002-build-test-distribute-pipeline/progress.yml and specs/002-build-test-distribute-pipeline/tasks.md.</w:t>
+            </w:r>
+          </w:p>
+        </w:tc>
+      </w:tr>
+      <w:tr>
+        <w:tc>
+          <w:tcPr/>
+          <w:p>
+            <w:pPr>
+              <w:pStyle w:val="Compact"/>
+            </w:pPr>
+            <w:r>
+              <w:t xml:space="preserve">103</w:t>
+            </w:r>
+          </w:p>
+        </w:tc>
+        <w:tc>
+          <w:tcPr/>
+          <w:p>
+            <w:pPr>
+              <w:pStyle w:val="Compact"/>
+            </w:pPr>
+            <w:r>
+              <w:t xml:space="preserve">P2</w:t>
+            </w:r>
+          </w:p>
+        </w:tc>
+        <w:tc>
+          <w:tcPr/>
+          <w:p>
+            <w:pPr>
+              <w:pStyle w:val="Compact"/>
+            </w:pPr>
+            <w:r>
+              <w:t xml:space="preserve">Fixed (→ Fixed.md)</w:t>
+            </w:r>
+          </w:p>
+        </w:tc>
+        <w:tc>
+          <w:tcPr/>
+          <w:p>
+            <w:pPr>
+              <w:pStyle w:val="Compact"/>
+            </w:pPr>
+            <w:r>
+              <w:t xml:space="preserve">Bug</w:t>
+            </w:r>
+          </w:p>
+        </w:tc>
+        <w:tc>
+          <w:tcPr/>
+          <w:p>
+            <w:pPr>
+              <w:pStyle w:val="Compact"/>
+            </w:pPr>
+            <w:r>
+              <w:t xml:space="preserve">—</w:t>
+            </w:r>
+          </w:p>
+        </w:tc>
+        <w:tc>
+          <w:tcPr/>
+          <w:p>
+            <w:pPr>
+              <w:pStyle w:val="Compact"/>
+            </w:pPr>
+            <w:r>
+              <w:t xml:space="preserve">LVA-111 — WHAT: scripts/pipeline/phase-02-test-kotlin.sh exited 0 with zero Evidence Records when report files were present but zero</w:t>
+            </w:r>
+            <w:r>
+              <w:t xml:space="preserve"> </w:t>
+            </w:r>
+            <w:r>
+              <w:t xml:space="preserve"> </w:t>
+            </w:r>
+            <w:r>
+              <w:t xml:space="preserve">elements parsed out of them - a scanned-nothing run reported as a clean run. FIX: zero parsed testcases is now a failure rather than a vacuous pass. Part of the T021-T027 post-implementation wrapper audit: 11 confirmed swallowed-failure defects, all fixed RED-then-GREEN. No real suite was run - each wrapper was driven through its own documented [repo-path] [phase-dir] seam against synthetic fixtures (stub gradlew, stub run-chaos-stress.sh, stub run-release-canary.sh, a PATH-level stub go), with the Go fixtures captured verbatim from this host real go1.26.2 toolchain and every Go fix re-verified against it afterwards. Each new suite carries positive cases so a blanket fail-everything fix would not pass. Severity medium. Source of truth: specs/002-build-test-distribute-pipeline/progress.yml and specs/002-build-test-distribute-pipeline/tasks.md.</w:t>
+            </w:r>
+          </w:p>
+        </w:tc>
+      </w:tr>
+      <w:tr>
+        <w:tc>
+          <w:tcPr/>
+          <w:p>
+            <w:pPr>
+              <w:pStyle w:val="Compact"/>
+            </w:pPr>
+            <w:r>
+              <w:t xml:space="preserve">104</w:t>
+            </w:r>
+          </w:p>
+        </w:tc>
+        <w:tc>
+          <w:tcPr/>
+          <w:p>
+            <w:pPr>
+              <w:pStyle w:val="Compact"/>
+            </w:pPr>
+            <w:r>
+              <w:t xml:space="preserve">P2</w:t>
+            </w:r>
+          </w:p>
+        </w:tc>
+        <w:tc>
+          <w:tcPr/>
+          <w:p>
+            <w:pPr>
+              <w:pStyle w:val="Compact"/>
+            </w:pPr>
+            <w:r>
+              <w:t xml:space="preserve">Fixed (→ Fixed.md)</w:t>
+            </w:r>
+          </w:p>
+        </w:tc>
+        <w:tc>
+          <w:tcPr/>
+          <w:p>
+            <w:pPr>
+              <w:pStyle w:val="Compact"/>
+            </w:pPr>
+            <w:r>
+              <w:t xml:space="preserve">Bug</w:t>
+            </w:r>
+          </w:p>
+        </w:tc>
+        <w:tc>
+          <w:tcPr/>
+          <w:p>
+            <w:pPr>
+              <w:pStyle w:val="Compact"/>
+            </w:pPr>
+            <w:r>
+              <w:t xml:space="preserve">—</w:t>
+            </w:r>
+          </w:p>
+        </w:tc>
+        <w:tc>
+          <w:tcPr/>
+          <w:p>
+            <w:pPr>
+              <w:pStyle w:val="Compact"/>
+            </w:pPr>
+            <w:r>
+              <w:t xml:space="preserve">LVA-112 — WHAT: when suite enumeration in scripts/pipeline/phase-02-test-hermetic.sh matched nothing runnable, the wrapper printed</w:t>
+            </w:r>
+            <w:r>
+              <w:t xml:space="preserve"> </w:t>
+            </w:r>
+            <w:r>
+              <w:t xml:space="preserve">“0 suite(s) to run … WRAPPER EXIT CODE = 0”</w:t>
+            </w:r>
+            <w:r>
+              <w:t xml:space="preserve"> </w:t>
+            </w:r>
+            <w:r>
+              <w:t xml:space="preserve">and wrote zero Evidence Records. (The real repo enumerates 76 candidates / 11 excluded / 65 run, so the guard cannot misfire in production.) FIX: an empty enumeration is now a failure. Part of the T021-T027 post-implementation wrapper audit: 11 confirmed swallowed-failure defects, all fixed RED-then-GREEN. No real suite was run - each wrapper was driven through its own documented [repo-path] [phase-dir] seam against synthetic fixtures (stub gradlew, stub run-chaos-stress.sh, stub run-release-canary.sh, a PATH-level stub go), with the Go fixtures captured verbatim from this host real go1.26.2 toolchain and every Go fix re-verified against it afterwards. Each new suite carries positive cases so a blanket fail-everything fix would not pass. Severity medium. Source of truth: specs/002-build-test-distribute-pipeline/progress.yml and specs/002-build-test-distribute-pipeline/tasks.md.</w:t>
+            </w:r>
+          </w:p>
+        </w:tc>
+      </w:tr>
+      <w:tr>
+        <w:tc>
+          <w:tcPr/>
+          <w:p>
+            <w:pPr>
+              <w:pStyle w:val="Compact"/>
+            </w:pPr>
+            <w:r>
+              <w:t xml:space="preserve">105</w:t>
+            </w:r>
+          </w:p>
+        </w:tc>
+        <w:tc>
+          <w:tcPr/>
+          <w:p>
+            <w:pPr>
+              <w:pStyle w:val="Compact"/>
+            </w:pPr>
+            <w:r>
+              <w:t xml:space="preserve">P2</w:t>
+            </w:r>
+          </w:p>
+        </w:tc>
+        <w:tc>
+          <w:tcPr/>
+          <w:p>
+            <w:pPr>
+              <w:pStyle w:val="Compact"/>
+            </w:pPr>
+            <w:r>
+              <w:t xml:space="preserve">Fixed (→ Fixed.md)</w:t>
+            </w:r>
+          </w:p>
+        </w:tc>
+        <w:tc>
+          <w:tcPr/>
+          <w:p>
+            <w:pPr>
+              <w:pStyle w:val="Compact"/>
+            </w:pPr>
+            <w:r>
+              <w:t xml:space="preserve">Bug</w:t>
+            </w:r>
+          </w:p>
+        </w:tc>
+        <w:tc>
+          <w:tcPr/>
+          <w:p>
+            <w:pPr>
+              <w:pStyle w:val="Compact"/>
+            </w:pPr>
+            <w:r>
+              <w:t xml:space="preserve">—</w:t>
+            </w:r>
+          </w:p>
+        </w:tc>
+        <w:tc>
+          <w:tcPr/>
+          <w:p>
+            <w:pPr>
+              <w:pStyle w:val="Compact"/>
+            </w:pPr>
+            <w:r>
+              <w:t xml:space="preserve">LVA-113 — WHAT: the scripts/pipeline/phase-02-test-hermetic.sh header claimed skips are</w:t>
+            </w:r>
+            <w:r>
+              <w:t xml:space="preserve"> </w:t>
+            </w:r>
+            <w:r>
+              <w:t xml:space="preserve">“never silently omitted”</w:t>
+            </w:r>
+            <w:r>
+              <w:t xml:space="preserve">, but the only reporting was a console line that never reaches the run report, so a skipped suite was invisible at rest. FIX: one SKIPPED Evidence Record per excluded suite, quoting the wrapper own real exclusion reason. Part of the T021-T027 post-implementation wrapper audit: 11 confirmed swallowed-failure defects, all fixed RED-then-GREEN. No real suite was run - each wrapper was driven through its own documented [repo-path] [phase-dir] seam against synthetic fixtures (stub gradlew, stub run-chaos-stress.sh, stub run-release-canary.sh, a PATH-level stub go), with the Go fixtures captured verbatim from this host real go1.26.2 toolchain and every Go fix re-verified against it afterwards. Each new suite carries positive cases so a blanket fail-everything fix would not pass. Severity medium. Source of truth: specs/002-build-test-distribute-pipeline/progress.yml and specs/002-build-test-distribute-pipeline/tasks.md.</w:t>
+            </w:r>
+          </w:p>
+        </w:tc>
+      </w:tr>
+      <w:tr>
+        <w:tc>
+          <w:tcPr/>
+          <w:p>
+            <w:pPr>
+              <w:pStyle w:val="Compact"/>
+            </w:pPr>
+            <w:r>
+              <w:t xml:space="preserve">106</w:t>
+            </w:r>
+          </w:p>
+        </w:tc>
+        <w:tc>
+          <w:tcPr/>
+          <w:p>
+            <w:pPr>
+              <w:pStyle w:val="Compact"/>
+            </w:pPr>
+            <w:r>
+              <w:t xml:space="preserve">P2</w:t>
+            </w:r>
+          </w:p>
+        </w:tc>
+        <w:tc>
+          <w:tcPr/>
+          <w:p>
+            <w:pPr>
+              <w:pStyle w:val="Compact"/>
+            </w:pPr>
+            <w:r>
+              <w:t xml:space="preserve">Fixed (→ Fixed.md)</w:t>
+            </w:r>
+          </w:p>
+        </w:tc>
+        <w:tc>
+          <w:tcPr/>
+          <w:p>
+            <w:pPr>
+              <w:pStyle w:val="Compact"/>
+            </w:pPr>
+            <w:r>
+              <w:t xml:space="preserve">Bug</w:t>
+            </w:r>
+          </w:p>
+        </w:tc>
+        <w:tc>
+          <w:tcPr/>
+          <w:p>
+            <w:pPr>
+              <w:pStyle w:val="Compact"/>
+            </w:pPr>
+            <w:r>
+              <w:t xml:space="preserve">—</w:t>
+            </w:r>
+          </w:p>
+        </w:tc>
+        <w:tc>
+          <w:tcPr/>
+          <w:p>
+            <w:pPr>
+              <w:pStyle w:val="Compact"/>
+            </w:pPr>
+            <w:r>
+              <w:t xml:space="preserve">LVA-114 — WHAT: scripts/pipeline/phase-02-test-stress-chaos.sh reported PASSED with exit 0 on an empty or unreadable dimensions[] array - even when the truncated JSON own readable content said</w:t>
+            </w:r>
+            <w:r>
+              <w:t xml:space="preserve"> </w:t>
+            </w:r>
+            <w:r>
+              <w:t xml:space="preserve">“verdict”</w:t>
+            </w:r>
+            <w:r>
+              <w:t xml:space="preserve">:</w:t>
+            </w:r>
+            <w:r>
+              <w:t xml:space="preserve">“FAIL”</w:t>
+            </w:r>
+            <w:r>
+              <w:t xml:space="preserve">. FIX: an empty or unreadable dimensions array is now a failure rather than a pass. Part of the T021-T027 post-implementation wrapper audit: 11 confirmed swallowed-failure defects, all fixed RED-then-GREEN. No real suite was run - each wrapper was driven through its own documented [repo-path] [phase-dir] seam against synthetic fixtures (stub gradlew, stub run-chaos-stress.sh, stub run-release-canary.sh, a PATH-level stub go), with the Go fixtures captured verbatim from this host real go1.26.2 toolchain and every Go fix re-verified against it afterwards. Each new suite carries positive cases so a blanket fail-everything fix would not pass. Severity medium. Source of truth: specs/002-build-test-distribute-pipeline/progress.yml and specs/002-build-test-distribute-pipeline/tasks.md.</w:t>
+            </w:r>
+          </w:p>
+        </w:tc>
+      </w:tr>
+      <w:tr>
+        <w:tc>
+          <w:tcPr/>
+          <w:p>
+            <w:pPr>
+              <w:pStyle w:val="Compact"/>
+            </w:pPr>
+            <w:r>
+              <w:t xml:space="preserve">107</w:t>
+            </w:r>
+          </w:p>
+        </w:tc>
+        <w:tc>
+          <w:tcPr/>
+          <w:p>
+            <w:pPr>
+              <w:pStyle w:val="Compact"/>
+            </w:pPr>
+            <w:r>
+              <w:t xml:space="preserve">P2</w:t>
+            </w:r>
+          </w:p>
+        </w:tc>
+        <w:tc>
+          <w:tcPr/>
+          <w:p>
+            <w:pPr>
+              <w:pStyle w:val="Compact"/>
+            </w:pPr>
+            <w:r>
+              <w:t xml:space="preserve">Fixed (→ Fixed.md)</w:t>
+            </w:r>
+          </w:p>
+        </w:tc>
+        <w:tc>
+          <w:tcPr/>
+          <w:p>
+            <w:pPr>
+              <w:pStyle w:val="Compact"/>
+            </w:pPr>
+            <w:r>
+              <w:t xml:space="preserve">Bug</w:t>
+            </w:r>
+          </w:p>
+        </w:tc>
+        <w:tc>
+          <w:tcPr/>
+          <w:p>
+            <w:pPr>
+              <w:pStyle w:val="Compact"/>
+            </w:pPr>
+            <w:r>
+              <w:t xml:space="preserve">—</w:t>
+            </w:r>
+          </w:p>
+        </w:tc>
+        <w:tc>
+          <w:tcPr/>
+          <w:p>
+            <w:pPr>
+              <w:pStyle w:val="Compact"/>
+            </w:pPr>
+            <w:r>
+              <w:t xml:space="preserve">LVA-115 — WHAT: scripts/pipeline/phase-02-test-stress-chaos.sh captured RUN_RC and never compared it: all-PASS dimensions plus a harness exit 1 reported PASSED, although the wrapper own header states that exit 0 additionally asserts no goroutine or file-descriptor leak. FIX: the harness exit code is now compared and drives the verdict. Part of the T021-T027 post-implementation wrapper audit: 11 confirmed swallowed-failure defects, all fixed RED-then-GREEN. No real suite was run - each wrapper was driven through its own documented [repo-path] [phase-dir] seam against synthetic fixtures (stub gradlew, stub run-chaos-stress.sh, stub run-release-canary.sh, a PATH-level stub go), with the Go fixtures captured verbatim from this host real go1.26.2 toolchain and every Go fix re-verified against it afterwards. Each new suite carries positive cases so a blanket fail-everything fix would not pass. Severity medium. Source of truth: specs/002-build-test-distribute-pipeline/progress.yml and specs/002-build-test-distribute-pipeline/tasks.md.</w:t>
+            </w:r>
+          </w:p>
+        </w:tc>
+      </w:tr>
+      <w:tr>
+        <w:tc>
+          <w:tcPr/>
+          <w:p>
+            <w:pPr>
+              <w:pStyle w:val="Compact"/>
+            </w:pPr>
+            <w:r>
+              <w:t xml:space="preserve">108</w:t>
+            </w:r>
+          </w:p>
+        </w:tc>
+        <w:tc>
+          <w:tcPr/>
+          <w:p>
+            <w:pPr>
+              <w:pStyle w:val="Compact"/>
+            </w:pPr>
+            <w:r>
+              <w:t xml:space="preserve">P2</w:t>
+            </w:r>
+          </w:p>
+        </w:tc>
+        <w:tc>
+          <w:tcPr/>
+          <w:p>
+            <w:pPr>
+              <w:pStyle w:val="Compact"/>
+            </w:pPr>
+            <w:r>
+              <w:t xml:space="preserve">Fixed (→ Fixed.md)</w:t>
+            </w:r>
+          </w:p>
+        </w:tc>
+        <w:tc>
+          <w:tcPr/>
+          <w:p>
+            <w:pPr>
+              <w:pStyle w:val="Compact"/>
+            </w:pPr>
+            <w:r>
+              <w:t xml:space="preserve">Bug</w:t>
+            </w:r>
+          </w:p>
+        </w:tc>
+        <w:tc>
+          <w:tcPr/>
+          <w:p>
+            <w:pPr>
+              <w:pStyle w:val="Compact"/>
+            </w:pPr>
+            <w:r>
+              <w:t xml:space="preserve">—</w:t>
+            </w:r>
+          </w:p>
+        </w:tc>
+        <w:tc>
+          <w:tcPr/>
+          <w:p>
+            <w:pPr>
+              <w:pStyle w:val="Compact"/>
+            </w:pPr>
+            <w:r>
+              <w:t xml:space="preserve">LVA-116 — WHAT: scripts/pipeline/phase-02-test-stress-chaos.sh read .ran as a string and compared it to</w:t>
+            </w:r>
+            <w:r>
+              <w:t xml:space="preserve"> </w:t>
+            </w:r>
+            <w:r>
+              <w:t xml:space="preserve">“true”</w:t>
+            </w:r>
+            <w:r>
+              <w:t xml:space="preserve">, which also matches a MISSING key (null), so an unrecognized dimension shape was downgraded to a non-blocking operator-gated skip: a FAILing dimension printed</w:t>
+            </w:r>
+            <w:r>
+              <w:t xml:space="preserve"> </w:t>
+            </w:r>
+            <w:r>
+              <w:t xml:space="preserve">“S1 sustained: null”</w:t>
+            </w:r>
+            <w:r>
+              <w:t xml:space="preserve"> </w:t>
+            </w:r>
+            <w:r>
+              <w:t xml:space="preserve">and the wrapper reported PASSED. This is precisely the .all_passed //</w:t>
+            </w:r>
+            <w:r>
+              <w:t xml:space="preserve"> </w:t>
+            </w:r>
+            <w:r>
+              <w:t xml:space="preserve">“unknown”</w:t>
+            </w:r>
+            <w:r>
+              <w:t xml:space="preserve"> </w:t>
+            </w:r>
+            <w:r>
+              <w:t xml:space="preserve">defect class found in the gate-sweep wrapper, wearing a different disguise, and is Check B of the standing static guard. FIX: the flag is now read and compared in a form that distinguishes absent from present-and-false. Part of the T021-T027 post-implementation wrapper audit: 11 confirmed swallowed-failure defects, all fixed RED-then-GREEN. No real suite was run - each wrapper was driven through its own documented [repo-path] [phase-dir] seam against synthetic fixtures (stub gradlew, stub run-chaos-stress.sh, stub run-release-canary.sh, a PATH-level stub go), with the Go fixtures captured verbatim from this host real go1.26.2 toolchain and every Go fix re-verified against it afterwards. Each new suite carries positive cases so a blanket fail-everything fix would not pass. Severity medium. Source of truth: specs/002-build-test-distribute-pipeline/progress.yml and specs/002-build-test-distribute-pipeline/tasks.md.</w:t>
+            </w:r>
+          </w:p>
+        </w:tc>
+      </w:tr>
+      <w:tr>
+        <w:tc>
+          <w:tcPr/>
+          <w:p>
+            <w:pPr>
+              <w:pStyle w:val="Compact"/>
+            </w:pPr>
+            <w:r>
+              <w:t xml:space="preserve">109</w:t>
+            </w:r>
+          </w:p>
+        </w:tc>
+        <w:tc>
+          <w:tcPr/>
+          <w:p>
+            <w:pPr>
+              <w:pStyle w:val="Compact"/>
+            </w:pPr>
+            <w:r>
+              <w:t xml:space="preserve">P1</w:t>
+            </w:r>
+          </w:p>
+        </w:tc>
+        <w:tc>
+          <w:tcPr/>
+          <w:p>
+            <w:pPr>
+              <w:pStyle w:val="Compact"/>
+            </w:pPr>
+            <w:r>
+              <w:t xml:space="preserve">Fixed (→ Fixed.md)</w:t>
+            </w:r>
+          </w:p>
+        </w:tc>
+        <w:tc>
+          <w:tcPr/>
+          <w:p>
+            <w:pPr>
+              <w:pStyle w:val="Compact"/>
+            </w:pPr>
+            <w:r>
+              <w:t xml:space="preserve">Bug</w:t>
+            </w:r>
+          </w:p>
+        </w:tc>
+        <w:tc>
+          <w:tcPr/>
+          <w:p>
+            <w:pPr>
+              <w:pStyle w:val="Compact"/>
+            </w:pPr>
+            <w:r>
+              <w:t xml:space="preserve">—</w:t>
+            </w:r>
+          </w:p>
+        </w:tc>
+        <w:tc>
+          <w:tcPr/>
+          <w:p>
+            <w:pPr>
+              <w:pStyle w:val="Compact"/>
+            </w:pPr>
+            <w:r>
+              <w:t xml:space="preserve">LVA-117 — WHAT: scripts/run-release-canary.sh documents exits 0/1/2 and runs under set -euo pipefail, so a missing tool yields 127 and a kill yields 137. scripts/pipeline/phase-02-test-release-canary.sh reported BOTH as</w:t>
+            </w:r>
+            <w:r>
+              <w:t xml:space="preserve"> </w:t>
+            </w:r>
+            <w:r>
+              <w:t xml:space="preserve">“Genuinely did not execute: … (real host/config precondition gap, not a feature defect)”</w:t>
+            </w:r>
+            <w:r>
+              <w:t xml:space="preserve"> </w:t>
+            </w:r>
+            <w:r>
+              <w:t xml:space="preserve">with result SKIPPED and wrapper exit 0 - asserting a cause it cannot know. Since SKIPPED does not block the phase, a dead canary harness silently disabled the constitution 6.Z cold-start gate. FIX: only the documented exit 2 maps to SKIPPED; any other non-zero is a FAIL. Part of the T021-T027 post-implementation wrapper audit: 11 confirmed swallowed-failure defects, all fixed RED-then-GREEN. No real suite was run - each wrapper was driven through its own documented [repo-path] [phase-dir] seam against synthetic fixtures (stub gradlew, stub run-chaos-stress.sh, stub run-release-canary.sh, a PATH-level stub go), with the Go fixtures captured verbatim from this host real go1.26.2 toolchain and every Go fix re-verified against it afterwards. Each new suite carries positive cases so a blanket fail-everything fix would not pass. Severity high. Source of truth: specs/002-build-test-distribute-pipeline/progress.yml and specs/002-build-test-distribute-pipeline/tasks.md.</w:t>
+            </w:r>
+          </w:p>
+        </w:tc>
+      </w:tr>
+      <w:tr>
+        <w:tc>
+          <w:tcPr/>
+          <w:p>
+            <w:pPr>
+              <w:pStyle w:val="Compact"/>
+            </w:pPr>
+            <w:r>
+              <w:t xml:space="preserve">110</w:t>
+            </w:r>
+          </w:p>
+        </w:tc>
+        <w:tc>
+          <w:tcPr/>
+          <w:p>
+            <w:pPr>
+              <w:pStyle w:val="Compact"/>
+            </w:pPr>
+            <w:r>
+              <w:t xml:space="preserve">P0</w:t>
+            </w:r>
+          </w:p>
+        </w:tc>
+        <w:tc>
+          <w:tcPr/>
+          <w:p>
+            <w:pPr>
+              <w:pStyle w:val="Compact"/>
+            </w:pPr>
+            <w:r>
+              <w:t xml:space="preserve">Fixed (→ Fixed.md)</w:t>
+            </w:r>
+          </w:p>
+        </w:tc>
+        <w:tc>
+          <w:tcPr/>
+          <w:p>
+            <w:pPr>
+              <w:pStyle w:val="Compact"/>
+            </w:pPr>
+            <w:r>
+              <w:t xml:space="preserve">Bug</w:t>
+            </w:r>
+          </w:p>
+        </w:tc>
+        <w:tc>
+          <w:tcPr/>
+          <w:p>
+            <w:pPr>
+              <w:pStyle w:val="Compact"/>
+            </w:pPr>
+            <w:r>
+              <w:t xml:space="preserve">—</w:t>
+            </w:r>
+          </w:p>
+        </w:tc>
+        <w:tc>
+          <w:tcPr/>
+          <w:p>
+            <w:pPr>
+              <w:pStyle w:val="Compact"/>
+            </w:pPr>
+            <w:r>
+              <w:t xml:space="preserve">LVA-118 — WHAT: scripts/advance-all-submodules.sh defaulted to</w:t>
+            </w:r>
+            <w:r>
+              <w:t xml:space="preserve"> </w:t>
+            </w:r>
+            <w:r>
+              <w:t xml:space="preserve">“every submodule”</w:t>
+            </w:r>
+            <w:r>
+              <w:t xml:space="preserve"> </w:t>
+            </w:r>
+            <w:r>
+              <w:t xml:space="preserve">(its own LAVA_ADVANCE_SUBMODULES documentation says so) and contained ZERO mention of the constitution submodule. Root CLAUDE.md states:</w:t>
+            </w:r>
+            <w:r>
+              <w:t xml:space="preserve"> </w:t>
+            </w:r>
+            <w:r>
+              <w:t xml:space="preserve">“The ./constitution/ submodule itself remains pinned + advanced only per CONST-049 7-step pipeline.”</w:t>
+            </w:r>
+            <w:r>
+              <w:t xml:space="preserve"> </w:t>
+            </w:r>
+            <w:r>
+              <w:t xml:space="preserve">An unattended closure phase would therefore have auto-advanced the project own governance submodule - the document set that defines what this pipeline is permitted to do at all. Found by VERIFYING a claim (F-5) made in the T048/T049 constitutional-amendment drafts rather than relaying it, and found BEFORE the script had ever been run against a real submodule. DEMONSTRATED (RED): against a fixture whose submodule is named constitution with a newer upstream commit available, the pre-fix run recorded outcome=ADVANCED, parent_pin_updated=true, and the pin genuinely moved. FIX: a GOVERNANCE_DENY default-deny list checked FIRST in the loop - before fetch, before comparing commits (scripts/advance-all-submodules.sh line 193 onward). Deliberately NOT overridable via LAVA_ADVANCE_SUBMODULES, because an allow-list is a convenience for narrowing a run and a convenience switch must not be able to turn off a governance boundary. Matches on the path final component so both constitution and submodules/constitution are covered, verified against this repo real git submodule status output. A denied submodule still gets a Submodule Advance Record with a new REFUSED_GOVERNANCE_DENY outcome added to the contract schema, because a governance refusal that leaves no evidence is invisible at rest; old_commit and new_commit are both the current pin, since no candidate commit was ever looked up. SECOND BUG SURFACED BY THE FIX: the script carried its own internal outcome whitelist separate from the schema, which rejected the new value with</w:t>
+            </w:r>
+            <w:r>
+              <w:t xml:space="preserve"> </w:t>
+            </w:r>
+            <w:r>
+              <w:t xml:space="preserve">“internal error - invalid outcome”</w:t>
+            </w:r>
+            <w:r>
+              <w:t xml:space="preserve">, so both had to move. Severity critical. Source of truth: specs/002-build-test-distribute-pipeline/progress.yml and specs/002-build-test-distribute-pipeline/tasks.md.</w:t>
+            </w:r>
+          </w:p>
+        </w:tc>
+      </w:tr>
+      <w:tr>
+        <w:tc>
+          <w:tcPr/>
+          <w:p>
+            <w:pPr>
+              <w:pStyle w:val="Compact"/>
+            </w:pPr>
+            <w:r>
+              <w:t xml:space="preserve">111</w:t>
+            </w:r>
+          </w:p>
+        </w:tc>
+        <w:tc>
+          <w:tcPr/>
+          <w:p>
+            <w:pPr>
+              <w:pStyle w:val="Compact"/>
+            </w:pPr>
+            <w:r>
+              <w:t xml:space="preserve">P2</w:t>
+            </w:r>
+          </w:p>
+        </w:tc>
+        <w:tc>
+          <w:tcPr/>
+          <w:p>
+            <w:pPr>
+              <w:pStyle w:val="Compact"/>
+            </w:pPr>
+            <w:r>
+              <w:t xml:space="preserve">Completed (→ Fixed.md)</w:t>
+            </w:r>
+          </w:p>
+        </w:tc>
+        <w:tc>
+          <w:tcPr/>
+          <w:p>
+            <w:pPr>
+              <w:pStyle w:val="Compact"/>
+            </w:pPr>
+            <w:r>
+              <w:t xml:space="preserve">Task</w:t>
+            </w:r>
+          </w:p>
+        </w:tc>
+        <w:tc>
+          <w:tcPr/>
+          <w:p>
+            <w:pPr>
+              <w:pStyle w:val="Compact"/>
+            </w:pPr>
+            <w:r>
+              <w:t xml:space="preserve">—</w:t>
+            </w:r>
+          </w:p>
+        </w:tc>
+        <w:tc>
+          <w:tcPr/>
+          <w:p>
+            <w:pPr>
+              <w:pStyle w:val="Compact"/>
+            </w:pPr>
+            <w:r>
+              <w:t xml:space="preserve">LVA-119 — WHAT: nineteen-plus defects found during feature 002 were overwhelmingly the same family - the</w:t>
+            </w:r>
+            <w:r>
+              <w:t xml:space="preserve"> </w:t>
+            </w:r>
+            <w:r>
+              <w:t xml:space="preserve">“vacuous pass”</w:t>
+            </w:r>
+            <w:r>
+              <w:t xml:space="preserve">, a gate whose success conditions are all satisfied by the ABSENCE of the thing it is supposed to check. Fixing the individual bugs is not the same as closing the class, so the recurring shapes were turned into a standing static guard over scripts/pipeline/** and the orchestrator: tests/pipeline/test_no_vacuous_pass_patterns.sh. CHECK A: an exit code captured into a variable and then never compared (seen in production in phase-02-test-go.sh, phase-02-test-kotlin.sh GRADLE_EXIT_CODE, phase-02-test-stress-chaos.sh RUN_RC). CHECK B: a jq // fallback applied to a field whose meaningful value can be falsy (seen in phase-02-test-constitutional-gate-sweep.sh and phase-02-test-stress-chaos.sh). CHECK C: -e or -s standing in for -f on a value that must be a regular file (seen in anti-bluff-validate.sh). ESCAPE HATCH: an inline</w:t>
+            </w:r>
+            <w:r>
+              <w:t xml:space="preserve"> </w:t>
+            </w:r>
+            <w:r>
+              <w:t xml:space="preserve">“# vacuous-pass-ok:</w:t>
+            </w:r>
+            <w:r>
+              <w:t xml:space="preserve"> </w:t>
+            </w:r>
+            <w:r>
+              <w:t xml:space="preserve">”</w:t>
+            </w:r>
+            <w:r>
+              <w:t xml:space="preserve"> </w:t>
+            </w:r>
+            <w:r>
+              <w:t xml:space="preserve">comment on the same line, which requires the reasoning to be written down rather than allowing a silent exemption. Six legitimate cases were annotated this way rather than silenced, most importantly the phase-03 HEALTH_RC, where NOT trusting the return code is itself the load-bearing anti-bluff decision (constitution 6.B: the status binary exits 0 while reporting</w:t>
+            </w:r>
+            <w:r>
+              <w:t xml:space="preserve"> </w:t>
+            </w:r>
+            <w:r>
+              <w:t xml:space="preserve">“Healthy: false”</w:t>
+            </w:r>
+            <w:r>
+              <w:t xml:space="preserve">, proven for real during T035). FALSIFIABILITY PROVEN: all three checks were rehearsed by re-introducing a real historical defect and confirming detection - the jq // bug (Check B), a bare -s on a raw file ref (Check C), and a stripped vacuous-pass-ok annotation on HEALTH_RC (Check A); each reverted byte-identically and the scanner returned to green. SCANNER OWN DEFECT FOUND AND FIXED: on its first real run, Check B flagged the explanatory COMMENT in the gate-sweep wrapper that quotes the very bug it fixed; a scanner that reports the documentation of a fixed bug as the bug is a false-positive generator, so it now skips comment lines. HONEST LIMITS, recorded rather than glossed: this is a heuristic lint, not a proof. It cannot catch every vacuous pass - the phase-01</w:t>
+            </w:r>
+            <w:r>
+              <w:t xml:space="preserve"> </w:t>
+            </w:r>
+            <w:r>
+              <w:t xml:space="preserve">“recorded an artifact that is not on disk”</w:t>
+            </w:r>
+            <w:r>
+              <w:t xml:space="preserve"> </w:t>
+            </w:r>
+            <w:r>
+              <w:t xml:space="preserve">defect is invisible to it - and it is a cheap net for three shapes that have each already reached production here, not a substitute for the behavioural suites alongside it. Source of truth: specs/002-build-test-distribute-pipeline/progress.yml and specs/002-build-test-distribute-pipeline/tasks.md.</w:t>
+            </w:r>
+          </w:p>
+        </w:tc>
+      </w:tr>
+      <w:tr>
+        <w:tc>
+          <w:tcPr/>
+          <w:p>
+            <w:pPr>
+              <w:pStyle w:val="Compact"/>
+            </w:pPr>
+            <w:r>
+              <w:t xml:space="preserve">112</w:t>
             </w:r>
           </w:p>
         </w:tc>
@@ -6745,7 +8859,7 @@
               <w:pStyle w:val="Compact"/>
             </w:pPr>
             <w:r>
-              <w:t xml:space="preserve">89</w:t>
+              <w:t xml:space="preserve">113</w:t>
             </w:r>
           </w:p>
         </w:tc>
@@ -6829,7 +8943,7 @@
               <w:pStyle w:val="Compact"/>
             </w:pPr>
             <w:r>
-              <w:t xml:space="preserve">90</w:t>
+              <w:t xml:space="preserve">114</w:t>
             </w:r>
           </w:p>
         </w:tc>
@@ -6913,7 +9027,7 @@
               <w:pStyle w:val="Compact"/>
             </w:pPr>
             <w:r>
-              <w:t xml:space="preserve">91</w:t>
+              <w:t xml:space="preserve">115</w:t>
             </w:r>
           </w:p>
         </w:tc>
@@ -6997,7 +9111,7 @@
               <w:pStyle w:val="Compact"/>
             </w:pPr>
             <w:r>
-              <w:t xml:space="preserve">92</w:t>
+              <w:t xml:space="preserve">116</w:t>
             </w:r>
           </w:p>
         </w:tc>

--- a/docs/Fixed_Summary.docx
+++ b/docs/Fixed_Summary.docx
@@ -142,7 +142,7 @@
               <w:pStyle w:val="Compact"/>
             </w:pPr>
             <w:r>
-              <w:t xml:space="preserve">66</w:t>
+              <w:t xml:space="preserve">81</w:t>
             </w:r>
           </w:p>
         </w:tc>
@@ -212,7 +212,7 @@
               <w:pStyle w:val="Compact"/>
             </w:pPr>
             <w:r>
-              <w:t xml:space="preserve">34</w:t>
+              <w:t xml:space="preserve">39</w:t>
             </w:r>
           </w:p>
         </w:tc>
@@ -357,7 +357,7 @@
                 <w:b/>
                 <w:bCs/>
               </w:rPr>
-              <w:t xml:space="preserve">116</w:t>
+              <w:t xml:space="preserve">136</w:t>
             </w:r>
           </w:p>
         </w:tc>
@@ -7555,20 +7555,71 @@
               <w:t xml:space="preserve">“all 5 Build Artifacts produced and recorded”</w:t>
             </w:r>
             <w:r>
-              <w:t xml:space="preserve">, PHASE EXIT=0 - while the recorded path DOES NOT EXIST. This matters downstream: scripts/pipeline/phase-02-test.sh resolves the release-canary APK out of exactly that array. SECOND, DIFFERENT-CLASS DEFECT in the same run: _record_build_artifact read the version from app/build.gradle.kts and the commit from git rev-parse HEAD in $REPO_ROOT, while the sub-builders built from the [repo-path] override, so an artifact built from a fixture at 9.9.9 was recorded as 1.3.17/1086 - recorded metadata that does not describe the recorded artifact. FIX: cp status checked plus post-copy -f/-s verification; each declared path verified real and non-empty before recording; only successful records counted with unverified ones folded into the verdict; metadata read from the same path the build used. New suite tests/pipeline/test_phase_01_artifact_verification.sh (11 checks, including an all-real build still passing and a zero-APK build still failing). Task T020. Severity high. Source of truth: specs/002-build-test-distribute-pipeline/progress.yml and specs/002-build-test-distribute-pipeline/tasks.md.</w:t>
-            </w:r>
-          </w:p>
-        </w:tc>
-      </w:tr>
-      <w:tr>
-        <w:tc>
-          <w:tcPr/>
-          <w:p>
-            <w:pPr>
-              <w:pStyle w:val="Compact"/>
-            </w:pPr>
-            <w:r>
-              <w:t xml:space="preserve">98</w:t>
+              <w:t xml:space="preserve">, PHASE EXIT=0 - while the recorded path DOES NOT EXIST. This matters downstream: scripts/pipeline/phase-02-test.sh resolves the release-canary APK out of exactly that array. SECOND, DIFFERENT-CLASS DEFECT in the same run: _record_build_artifact read the version from app/build.gradle.kts and the commit from git rev-parse HEAD in</w:t>
+            </w:r>
+            <w:r>
+              <w:t xml:space="preserve"> </w:t>
+            </w:r>
+            <w:r>
+              <w:t xml:space="preserve">$REPO_ROOT, while the sub-builders built from the [repo-path] override, so an artifact built from a fixture at 9.9.9 was recorded as 1.3.17/1086 - recorded metadata that does not describe the recorded artifact. FIX: cp status checked plus post-copy -f/-s verification; each declared path verified real and non-empty before recording; only successful records counted with unverified ones folded into the verdict; metadata read from the same path the build used. New suite tests/pipeline/test_phase_01_artifact_verification.sh (11 checks, including an all-real build still passing and a zero-APK build still failing). Task T020. Severity high. Source of truth: specs/002-build-test-distribute-pipeline/progress.yml and specs/002-build-test-distribute-pipeline/tasks.md. |
+    | 98 | P1 | Fixed (→ Fixed.md) | Bug | — | LVA-106 — WHAT: the header of scripts/pipeline/phase-04-live-verify-api.sh states it exists to prove the service genuinely answers REAL application-level HTTP requests with REAL, meaningful response bodies - not merely that its process/container lifecycle is Up (constitution 6.B). The per-request verdict was computed from the curl exit code and a 2xx match ONLY; the body was read, truncated to 300 chars, interpolated into assertion_summary, and never asserted on. DOUBLY VACUOUS: anti-bluff rule 3 (raw_output_ref must be non-empty) was satisfied by the scaffolding lines THIS SCRIPT ITSELF writes into the raw file, present whether or not the server said anything. DEMONSTRATED against a real TLS server returning 200 with a zero-byte body on every path: 3 requests attempted, all 3 records anti_bluff_status=validated, phase result PASS, PHASE EXIT=0, with the summary ending "...returned HTTP 200 with response body: " - nothing after the colon. FIX: a whitespace-stripped empty body now fails the request with a specific reason. Over-correction guarded by pinning the three endpoint real bodies, read from lava-api-go internal/observability/health.go and internal/router/router.go rather than invented. New suite tests/pipeline/test_phase_04_live_verify_response_body.sh (9 checks). Task T036. Severity high. Source of truth: specs/002-build-test-distribute-pipeline/progress.yml and specs/002-build-test-distribute-pipeline/tasks.md. |
+    | 99 | P1 | Fixed (→ Fixed.md) | Bug | — | LVA-107 — WHAT: scripts/pipeline/phase-02-test-go.sh captured the real go test exit code into a variable and never compared it. A package whose tests all PASS but which fails AS A PACKAGE - a TestMain teardown after m.Run(), which is exactly how the lava-api-go integration suites are written - reported "go test exited 1 ... PASS: 1 FAIL: 0 ... PASSED" with wrapper exit 0. FIX: the wrapper now writes a synthetic FAIL record quoting the real package-level output. Part of the T021-T027 post-implementation wrapper audit: 11 confirmed swallowed-failure defects, all fixed RED-then-GREEN. No real suite was run - each wrapper was driven through its own documented [repo-path] [phase-dir] seam against synthetic fixtures (stub gradlew, stub run-chaos-stress.sh, stub run-release-canary.sh, a PATH-level stub go), with the Go fixtures captured verbatim from this host real go1.26.2 toolchain and every Go fix re-verified against it afterwards. Each new suite carries positive cases so a blanket fail-everything fix would not pass. Severity high. Source of truth: specs/002-build-test-distribute-pipeline/progress.yml and specs/002-build-test-distribute-pipeline/tasks.md. |
+    | 100 | P2 | Fixed (→ Fixed.md) | Bug | — | LVA-108 — WHAT: scripts/pipeline/phase-02-test-go.sh reported PASS with zero Evidence Records when zero per-test events were parseable. The header promised exit 3 for this case; the implemented guard only tested whether the JSONL file was empty, so a stray build tag excluding every _test.go sailed through as "[no test files]", exit 0. FIX: the wrapper now genuinely exits 3. Part of the T021-T027 post-implementation wrapper audit: 11 confirmed swallowed-failure defects, all fixed RED-then-GREEN. No real suite was run - each wrapper was driven through its own documented [repo-path] [phase-dir] seam against synthetic fixtures (stub gradlew, stub run-chaos-stress.sh, stub run-release-canary.sh, a PATH-level stub go), with the Go fixtures captured verbatim from this host real go1.26.2 toolchain and every Go fix re-verified against it afterwards. Each new suite carries positive cases so a blanket fail-everything fix would not pass. Severity medium. Source of truth: specs/002-build-test-distribute-pipeline/progress.yml and specs/002-build-test-distribute-pipeline/tasks.md. |
+    | 101 | P1 | Fixed (→ Fixed.md) | Bug | — | LVA-109 — WHAT: scripts/pipeline/phase-02-test-kotlin.sh captured GRADLE_EXIT_CODE and never compared it. Because the wrapper correctly passes --continue, Gradle exits non-zero for failures that produce NO JUnit XML at all - a test-source compile error being the everyday case. An "Unresolved reference" compile failure reported "PASS: 1 / FAIL: 0", exit 0. FIX: the captured Gradle exit code is now compared and drives the verdict. Part of the T021-T027 post-implementation wrapper audit: 11 confirmed swallowed-failure defects, all fixed RED-then-GREEN. No real suite was run - each wrapper was driven through its own documented [repo-path] [phase-dir] seam against synthetic fixtures (stub gradlew, stub run-chaos-stress.sh, stub run-release-canary.sh, a PATH-level stub go), with the Go fixtures captured verbatim from this host real go1.26.2 toolchain and every Go fix re-verified against it afterwards. Each new suite carries positive cases so a blanket fail-everything fix would not pass. Severity high. Source of truth: specs/002-build-test-distribute-pipeline/progress.yml and specs/002-build-test-distribute-pipeline/tasks.md. |
+    | 102 | P2 | Fixed (→ Fixed.md) | Bug | — | LVA-110 — WHAT: scripts/pipeline/phase-02-test-kotlin.sh silently dropped unparseable report files. A truncated JUnit XML whose readable content contained a real &lt;failure&gt; produced "WARN: failed to parse ... unclosed token" and then "PASS: 1 / FAIL: 0", exit 0. A JUnit XML is truncated precisely when the JVM writing it died, so this is the highest-signal case being discarded. FIX: one FAIL record per unreadable report, quoting the parse error and the file real first bytes. Part of the T021-T027 post-implementation wrapper audit: 11 confirmed swallowed-failure defects, all fixed RED-then-GREEN. No real suite was run - each wrapper was driven through its own documented [repo-path] [phase-dir] seam against synthetic fixtures (stub gradlew, stub run-chaos-stress.sh, stub run-release-canary.sh, a PATH-level stub go), with the Go fixtures captured verbatim from this host real go1.26.2 toolchain and every Go fix re-verified against it afterwards. Each new suite carries positive cases so a blanket fail-everything fix would not pass. Severity medium. Source of truth: specs/002-build-test-distribute-pipeline/progress.yml and specs/002-build-test-distribute-pipeline/tasks.md. |
+    | 103 | P2 | Fixed (→ Fixed.md) | Bug | — | LVA-111 — WHAT: scripts/pipeline/phase-02-test-kotlin.sh exited 0 with zero Evidence Records when report files were present but zero &lt;testcase&gt; elements parsed out of them - a scanned-nothing run reported as a clean run. FIX: zero parsed testcases is now a failure rather than a vacuous pass. Part of the T021-T027 post-implementation wrapper audit: 11 confirmed swallowed-failure defects, all fixed RED-then-GREEN. No real suite was run - each wrapper was driven through its own documented [repo-path] [phase-dir] seam against synthetic fixtures (stub gradlew, stub run-chaos-stress.sh, stub run-release-canary.sh, a PATH-level stub go), with the Go fixtures captured verbatim from this host real go1.26.2 toolchain and every Go fix re-verified against it afterwards. Each new suite carries positive cases so a blanket fail-everything fix would not pass. Severity medium. Source of truth: specs/002-build-test-distribute-pipeline/progress.yml and specs/002-build-test-distribute-pipeline/tasks.md. |
+    | 104 | P2 | Fixed (→ Fixed.md) | Bug | — | LVA-112 — WHAT: when suite enumeration in scripts/pipeline/phase-02-test-hermetic.sh matched nothing runnable, the wrapper printed "0 suite(s) to run ... WRAPPER EXIT CODE = 0" and wrote zero Evidence Records. (The real repo enumerates 76 candidates / 11 excluded / 65 run, so the guard cannot misfire in production.) FIX: an empty enumeration is now a failure. Part of the T021-T027 post-implementation wrapper audit: 11 confirmed swallowed-failure defects, all fixed RED-then-GREEN. No real suite was run - each wrapper was driven through its own documented [repo-path] [phase-dir] seam against synthetic fixtures (stub gradlew, stub run-chaos-stress.sh, stub run-release-canary.sh, a PATH-level stub go), with the Go fixtures captured verbatim from this host real go1.26.2 toolchain and every Go fix re-verified against it afterwards. Each new suite carries positive cases so a blanket fail-everything fix would not pass. Severity medium. Source of truth: specs/002-build-test-distribute-pipeline/progress.yml and specs/002-build-test-distribute-pipeline/tasks.md. |
+    | 105 | P2 | Fixed (→ Fixed.md) | Bug | — | LVA-113 — WHAT: the scripts/pipeline/phase-02-test-hermetic.sh header claimed skips are "never silently omitted", but the only reporting was a console line that never reaches the run report, so a skipped suite was invisible at rest. FIX: one SKIPPED Evidence Record per excluded suite, quoting the wrapper own real exclusion reason. Part of the T021-T027 post-implementation wrapper audit: 11 confirmed swallowed-failure defects, all fixed RED-then-GREEN. No real suite was run - each wrapper was driven through its own documented [repo-path] [phase-dir] seam against synthetic fixtures (stub gradlew, stub run-chaos-stress.sh, stub run-release-canary.sh, a PATH-level stub go), with the Go fixtures captured verbatim from this host real go1.26.2 toolchain and every Go fix re-verified against it afterwards. Each new suite carries positive cases so a blanket fail-everything fix would not pass. Severity medium. Source of truth: specs/002-build-test-distribute-pipeline/progress.yml and specs/002-build-test-distribute-pipeline/tasks.md. |
+    | 106 | P2 | Fixed (→ Fixed.md) | Bug | — | LVA-114 — WHAT: scripts/pipeline/phase-02-test-stress-chaos.sh reported PASSED with exit 0 on an empty or unreadable dimensions[] array - even when the truncated JSON own readable content said "verdict":"FAIL". FIX: an empty or unreadable dimensions array is now a failure rather than a pass. Part of the T021-T027 post-implementation wrapper audit: 11 confirmed swallowed-failure defects, all fixed RED-then-GREEN. No real suite was run - each wrapper was driven through its own documented [repo-path] [phase-dir] seam against synthetic fixtures (stub gradlew, stub run-chaos-stress.sh, stub run-release-canary.sh, a PATH-level stub go), with the Go fixtures captured verbatim from this host real go1.26.2 toolchain and every Go fix re-verified against it afterwards. Each new suite carries positive cases so a blanket fail-everything fix would not pass. Severity medium. Source of truth: specs/002-build-test-distribute-pipeline/progress.yml and specs/002-build-test-distribute-pipeline/tasks.md. |
+    | 107 | P2 | Fixed (→ Fixed.md) | Bug | — | LVA-115 — WHAT: scripts/pipeline/phase-02-test-stress-chaos.sh captured RUN_RC and never compared it: all-PASS dimensions plus a harness exit 1 reported PASSED, although the wrapper own header states that exit 0 additionally asserts no goroutine or file-descriptor leak. FIX: the harness exit code is now compared and drives the verdict. Part of the T021-T027 post-implementation wrapper audit: 11 confirmed swallowed-failure defects, all fixed RED-then-GREEN. No real suite was run - each wrapper was driven through its own documented [repo-path] [phase-dir] seam against synthetic fixtures (stub gradlew, stub run-chaos-stress.sh, stub run-release-canary.sh, a PATH-level stub go), with the Go fixtures captured verbatim from this host real go1.26.2 toolchain and every Go fix re-verified against it afterwards. Each new suite carries positive cases so a blanket fail-everything fix would not pass. Severity medium. Source of truth: specs/002-build-test-distribute-pipeline/progress.yml and specs/002-build-test-distribute-pipeline/tasks.md. |
+    | 108 | P2 | Fixed (→ Fixed.md) | Bug | — | LVA-116 — WHAT: scripts/pipeline/phase-02-test-stress-chaos.sh read .ran as a string and compared it to "true", which also matches a MISSING key (null), so an unrecognized dimension shape was downgraded to a non-blocking operator-gated skip: a FAILing dimension printed "S1 sustained: null" and the wrapper reported PASSED. This is precisely the .all_passed // "unknown" defect class found in the gate-sweep wrapper, wearing a different disguise, and is Check B of the standing static guard. FIX: the flag is now read and compared in a form that distinguishes absent from present-and-false. Part of the T021-T027 post-implementation wrapper audit: 11 confirmed swallowed-failure defects, all fixed RED-then-GREEN. No real suite was run - each wrapper was driven through its own documented [repo-path] [phase-dir] seam against synthetic fixtures (stub gradlew, stub run-chaos-stress.sh, stub run-release-canary.sh, a PATH-level stub go), with the Go fixtures captured verbatim from this host real go1.26.2 toolchain and every Go fix re-verified against it afterwards. Each new suite carries positive cases so a blanket fail-everything fix would not pass. Severity medium. Source of truth: specs/002-build-test-distribute-pipeline/progress.yml and specs/002-build-test-distribute-pipeline/tasks.md. |
+    | 109 | P1 | Fixed (→ Fixed.md) | Bug | — | LVA-117 — WHAT: scripts/run-release-canary.sh documents exits 0/1/2 and runs under set -euo pipefail, so a missing tool yields 127 and a kill yields 137. scripts/pipeline/phase-02-test-release-canary.sh reported BOTH as "Genuinely did not execute: ... (real host/config precondition gap, not a feature defect)" with result SKIPPED and wrapper exit 0 - asserting a cause it cannot know. Since SKIPPED does not block the phase, a dead canary harness silently disabled the constitution 6.Z cold-start gate. FIX: only the documented exit 2 maps to SKIPPED; any other non-zero is a FAIL. Part of the T021-T027 post-implementation wrapper audit: 11 confirmed swallowed-failure defects, all fixed RED-then-GREEN. No real suite was run - each wrapper was driven through its own documented [repo-path] [phase-dir] seam against synthetic fixtures (stub gradlew, stub run-chaos-stress.sh, stub run-release-canary.sh, a PATH-level stub go), with the Go fixtures captured verbatim from this host real go1.26.2 toolchain and every Go fix re-verified against it afterwards. Each new suite carries positive cases so a blanket fail-everything fix would not pass. Severity high. Source of truth: specs/002-build-test-distribute-pipeline/progress.yml and specs/002-build-test-distribute-pipeline/tasks.md. |
+    | 110 | P0 | Fixed (→ Fixed.md) | Bug | — | LVA-118 — WHAT: scripts/advance-all-submodules.sh defaulted to "every submodule" (its own LAVA_ADVANCE_SUBMODULES documentation says so) and contained ZERO mention of the constitution submodule. Root CLAUDE.md states: "The ./constitution/ submodule itself remains pinned + advanced only per CONST-049 7-step pipeline." An unattended closure phase would therefore have auto-advanced the project own governance submodule - the document set that defines what this pipeline is permitted to do at all. Found by VERIFYING a claim (F-5) made in the T048/T049 constitutional-amendment drafts rather than relaying it, and found BEFORE the script had ever been run against a real submodule. DEMONSTRATED (RED): against a fixture whose submodule is named constitution with a newer upstream commit available, the pre-fix run recorded outcome=ADVANCED, parent_pin_updated=true, and the pin genuinely moved. FIX: a GOVERNANCE_DENY default-deny list checked FIRST in the loop - before fetch, before comparing commits (scripts/advance-all-submodules.sh line 193 onward). Deliberately NOT overridable via LAVA_ADVANCE_SUBMODULES, because an allow-list is a convenience for narrowing a run and a convenience switch must not be able to turn off a governance boundary. Matches on the path final component so both constitution and submodules/constitution are covered, verified against this repo real git submodule status output. A denied submodule still gets a Submodule Advance Record with a new REFUSED_GOVERNANCE_DENY outcome added to the contract schema, because a governance refusal that leaves no evidence is invisible at rest; old_commit and new_commit are both the current pin, since no candidate commit was ever looked up. SECOND BUG SURFACED BY THE FIX: the script carried its own internal outcome whitelist separate from the schema, which rejected the new value with "internal error - invalid outcome", so both had to move. Severity critical. Source of truth: specs/002-build-test-distribute-pipeline/progress.yml and specs/002-build-test-distribute-pipeline/tasks.md. |
+    | 111 | P2 | Completed (→ Fixed.md) | Task | — | LVA-119 — WHAT: nineteen-plus defects found during feature 002 were overwhelmingly the same family - the "vacuous pass", a gate whose success conditions are all satisfied by the ABSENCE of the thing it is supposed to check. Fixing the individual bugs is not the same as closing the class, so the recurring shapes were turned into a standing static guard over scripts/pipeline/** and the orchestrator: tests/pipeline/test_no_vacuous_pass_patterns.sh. CHECK A: an exit code captured into a variable and then never compared (seen in production in phase-02-test-go.sh, phase-02-test-kotlin.sh GRADLE_EXIT_CODE, phase-02-test-stress-chaos.sh RUN_RC). CHECK B: a jq // fallback applied to a field whose meaningful value can be falsy (seen in phase-02-test-constitutional-gate-sweep.sh and phase-02-test-stress-chaos.sh). CHECK C: -e or -s standing in for -f on a value that must be a regular file (seen in anti-bluff-validate.sh). ESCAPE HATCH: an inline "# vacuous-pass-ok: &lt;reason&gt;" comment on the same line, which requires the reasoning to be written down rather than allowing a silent exemption. Six legitimate cases were annotated this way rather than silenced, most importantly the phase-03 HEALTH_RC, where NOT trusting the return code is itself the load-bearing anti-bluff decision (constitution 6.B: the status binary exits 0 while reporting "Healthy: false", proven for real during T035). FALSIFIABILITY PROVEN: all three checks were rehearsed by re-introducing a real historical defect and confirming detection - the jq // bug (Check B), a bare -s on a raw file ref (Check C), and a stripped vacuous-pass-ok annotation on HEALTH_RC (Check A); each reverted byte-identically and the scanner returned to green. SCANNER OWN DEFECT FOUND AND FIXED: on its first real run, Check B flagged the explanatory COMMENT in the gate-sweep wrapper that quotes the very bug it fixed; a scanner that reports the documentation of a fixed bug as the bug is a false-positive generator, so it now skips comment lines. HONEST LIMITS, recorded rather than glossed: this is a heuristic lint, not a proof. It cannot catch every vacuous pass - the phase-01 "recorded an artifact that is not on disk" defect is invisible to it - and it is a cheap net for three shapes that have each already reached production here, not a substitute for the behavioural suites alongside it. Source of truth: specs/002-build-test-distribute-pipeline/progress.yml and specs/002-build-test-distribute-pipeline/tasks.md. |
+    | 112 | P0 | Fixed (→ Fixed.md) | Bug | — | LVA-120 — WHAT (verified verbatim in the real script this session, line by line, not inferred): scripts/firebase-distribute.sh line 56 - "--debug-and-release\|--both) MODE=\"both\"; shift". Line 204 - the constitution 6.AA staging gate is guarded on [[ "$</w:t>
+            </w:r>
+            <w:r>
+              <w:t xml:space="preserve">MODE” ==</w:t>
+            </w:r>
+            <w:r>
+              <w:t xml:space="preserve"> </w:t>
+            </w:r>
+            <w:r>
+              <w:t xml:space="preserve">“release”</w:t>
+            </w:r>
+            <w:r>
+              <w:t xml:space="preserve"> </w:t>
+            </w:r>
+            <w:r>
+              <w:t xml:space="preserve">&amp;&amp; -f “</w:t>
+            </w:r>
+            <w:r>
+              <w:t xml:space="preserve">$LAST_VERSION_DEBUG_FILE" ]], so in combined mode it NEVER EVALUATES. Lines 322-323 - "case \"$</w:t>
+            </w:r>
+            <w:r>
+              <w:t xml:space="preserve">MODE" in release) AK_CHANNEL="release" ;; *) AK_CHANNEL="debug" ;; esac”, so the constitution 6.AK cycle-coverage gate (which also subsumes the 6.Z evidence presence, commit-SHA match and 24h freshness checks) is pointed at the DEBUG channel. Lines 435, 444 and 513 - the RELEASE APK is version-asserted, resolved and uploaded whenever MODE is release OR both. NET EFFECT: a combined distribute ships the R8-minified RELEASE APK while the only device-evidence gate that runs checks DEBUG-channel evidence. That is mechanically the same setup as the 1.2.19-1039 incident (the constitution 6.Z forensic anchor), in which a release APK crashed on every cold launch because release-variant behaviour was never gated. PRE-EXISTING: this is a property of scripts/firebase-distribute.sh and is NOT introduced by feature 002. REPRODUCTION: tests/firebase/repro_mode_both_channel_gap.sh. It NEVER executes firebase-distribute.sh (that would attempt a real Firebase upload); it greps the four real decision lines verbatim, evaluates that extracted logic per MODE, and exits 2 if those lines ever stop existing rather than silently testing a stale copy. Its exit semantics are inverted on purpose and documented in its header: 0 means the gap was REPRODUCED (expected today), 1 means it is GONE and the harness should be converted into a proper regression test, 2 means extraction failed and it can say nothing truthful - exit 2 is never read as</w:t>
+            </w:r>
+            <w:r>
+              <w:t xml:space="preserve"> </w:t>
+            </w:r>
+            <w:r>
+              <w:t xml:space="preserve">“fixed”</w:t>
+            </w:r>
+            <w:r>
+              <w:t xml:space="preserve">. REPRODUCED OUTPUT: mode debug - release APK sent no, 6.AK channel debug, 6.AA staging gate no; mode release - release APK sent yes, 6.AK channel release, 6.AA staging gate yes; mode both - release APK sent YES, 6.AK channel DEBUG, 6.AA staging gate NO. The release row is the control that proves this is not a false alarm: –release-only DOES evaluate both gates on the correct channel. The gap is specific to the combined mode - precisely the mode an unattended pipeline would use. IMPACT ON FEATURE 002: task T043 was specified to invoke exactly –debug-and-release and would have inherited the hole; any amendment authorizing an unattended combined distribute would authorize exactly this. Source of truth: specs/002-build-test-distribute-pipeline/progress.yml and specs/002-build-test-distribute-pipeline/tasks.md.</w:t>
+            </w:r>
+          </w:p>
+        </w:tc>
+      </w:tr>
+      <w:tr>
+        <w:tc>
+          <w:tcPr/>
+          <w:p>
+            <w:pPr>
+              <w:pStyle w:val="Compact"/>
+            </w:pPr>
+            <w:r>
+              <w:t xml:space="preserve">113</w:t>
             </w:r>
           </w:p>
         </w:tc>
@@ -7590,6 +7641,287 @@
               <w:pStyle w:val="Compact"/>
             </w:pPr>
             <w:r>
+              <w:t xml:space="preserve">Completed (→ Fixed.md)</w:t>
+            </w:r>
+          </w:p>
+        </w:tc>
+        <w:tc>
+          <w:tcPr/>
+          <w:p>
+            <w:pPr>
+              <w:pStyle w:val="Compact"/>
+            </w:pPr>
+            <w:r>
+              <w:t xml:space="preserve">Task</w:t>
+            </w:r>
+          </w:p>
+        </w:tc>
+        <w:tc>
+          <w:tcPr/>
+          <w:p>
+            <w:pPr>
+              <w:pStyle w:val="Compact"/>
+            </w:pPr>
+            <w:r>
+              <w:t xml:space="preserve">—</w:t>
+            </w:r>
+          </w:p>
+        </w:tc>
+        <w:tc>
+          <w:tcPr/>
+          <w:p>
+            <w:pPr>
+              <w:pStyle w:val="Compact"/>
+            </w:pPr>
+            <w:r>
+              <w:t xml:space="preserve">LVA-124 — WHAT: feature 002 task T040 is a CONSTITUTIONAL AMENDMENT, not routine code review. It would amend root CLAUDE.md 6.AA (Two-Stage Distribute Mandate) and the Seventh Law clause 3 (Pre-Tag Real-Device Attestation) per research.md R-001, adding an alternate-path clause under which a Pipeline Run Report for the exact commit SHA and versionCode substitutes for human debug-then-release confirmation, scoped narrowly to distributions this pipeline itself produces. It must include a forensic anchor, a migration plan and a version-bump rationale per the constitution own Amendment procedure. BLAST RADIUS: this is a RELAXATION of an existing anti-bluff principle whose forensic anchor is the 1.2.19-1039 cold-start-crash incident. It also interacts directly with the open firebase-distribute combined-mode finding filed alongside this item: authorizing an unattended combined distribute would authorize exactly the debug-evidence-gates-a-release-APK gap. Review-ready DRAFT text for this amendment is at specs/002-build-test-distribute-pipeline/constitutional-amendments-proposal.md (with .html and .pdf siblings). The draft is NOT applied: CLAUDE.md and .specify/memory/constitution.md are byte-identical to their pre-feature baselines. BLOCKS: feature 002 phase 5 (US3 distribute), specifically task T043. Source of truth: specs/002-build-test-distribute-pipeline/progress.yml and specs/002-build-test-distribute-pipeline/tasks.md.</w:t>
+            </w:r>
+          </w:p>
+        </w:tc>
+      </w:tr>
+      <w:tr>
+        <w:tc>
+          <w:tcPr/>
+          <w:p>
+            <w:pPr>
+              <w:pStyle w:val="Compact"/>
+            </w:pPr>
+            <w:r>
+              <w:t xml:space="preserve">114</w:t>
+            </w:r>
+          </w:p>
+        </w:tc>
+        <w:tc>
+          <w:tcPr/>
+          <w:p>
+            <w:pPr>
+              <w:pStyle w:val="Compact"/>
+            </w:pPr>
+            <w:r>
+              <w:t xml:space="preserve">P1</w:t>
+            </w:r>
+          </w:p>
+        </w:tc>
+        <w:tc>
+          <w:tcPr/>
+          <w:p>
+            <w:pPr>
+              <w:pStyle w:val="Compact"/>
+            </w:pPr>
+            <w:r>
+              <w:t xml:space="preserve">Completed (→ Fixed.md)</w:t>
+            </w:r>
+          </w:p>
+        </w:tc>
+        <w:tc>
+          <w:tcPr/>
+          <w:p>
+            <w:pPr>
+              <w:pStyle w:val="Compact"/>
+            </w:pPr>
+            <w:r>
+              <w:t xml:space="preserve">Task</w:t>
+            </w:r>
+          </w:p>
+        </w:tc>
+        <w:tc>
+          <w:tcPr/>
+          <w:p>
+            <w:pPr>
+              <w:pStyle w:val="Compact"/>
+            </w:pPr>
+            <w:r>
+              <w:t xml:space="preserve">—</w:t>
+            </w:r>
+          </w:p>
+        </w:tc>
+        <w:tc>
+          <w:tcPr/>
+          <w:p>
+            <w:pPr>
+              <w:pStyle w:val="Compact"/>
+            </w:pPr>
+            <w:r>
+              <w:t xml:space="preserve">LVA-125 — WHAT: feature 002 task T041 updates .specify/memory/constitution.md to match the T040 amendment with a MAJOR version bump 1.1.0 to 2.0.0, per that file own Versioning policy - MAJOR because this is a RELAXATION of an existing principle, not an addition - and updates the Sync Impact Report header accordingly. Paired with T040: neither lands alone. Review-ready DRAFT text for this amendment is at specs/002-build-test-distribute-pipeline/constitutional-amendments-proposal.md (with .html and .pdf siblings). The draft is NOT applied: CLAUDE.md and .specify/memory/constitution.md are byte-identical to their pre-feature baselines. BLOCKS: feature 002 phase 5 (US3 distribute), specifically task T043. Source of truth: specs/002-build-test-distribute-pipeline/progress.yml and specs/002-build-test-distribute-pipeline/tasks.md.</w:t>
+            </w:r>
+          </w:p>
+        </w:tc>
+      </w:tr>
+      <w:tr>
+        <w:tc>
+          <w:tcPr/>
+          <w:p>
+            <w:pPr>
+              <w:pStyle w:val="Compact"/>
+            </w:pPr>
+            <w:r>
+              <w:t xml:space="preserve">115</w:t>
+            </w:r>
+          </w:p>
+        </w:tc>
+        <w:tc>
+          <w:tcPr/>
+          <w:p>
+            <w:pPr>
+              <w:pStyle w:val="Compact"/>
+            </w:pPr>
+            <w:r>
+              <w:t xml:space="preserve">P1</w:t>
+            </w:r>
+          </w:p>
+        </w:tc>
+        <w:tc>
+          <w:tcPr/>
+          <w:p>
+            <w:pPr>
+              <w:pStyle w:val="Compact"/>
+            </w:pPr>
+            <w:r>
+              <w:t xml:space="preserve">Completed (→ Fixed.md)</w:t>
+            </w:r>
+          </w:p>
+        </w:tc>
+        <w:tc>
+          <w:tcPr/>
+          <w:p>
+            <w:pPr>
+              <w:pStyle w:val="Compact"/>
+            </w:pPr>
+            <w:r>
+              <w:t xml:space="preserve">Task</w:t>
+            </w:r>
+          </w:p>
+        </w:tc>
+        <w:tc>
+          <w:tcPr/>
+          <w:p>
+            <w:pPr>
+              <w:pStyle w:val="Compact"/>
+            </w:pPr>
+            <w:r>
+              <w:t xml:space="preserve">—</w:t>
+            </w:r>
+          </w:p>
+        </w:tc>
+        <w:tc>
+          <w:tcPr/>
+          <w:p>
+            <w:pPr>
+              <w:pStyle w:val="Compact"/>
+            </w:pPr>
+            <w:r>
+              <w:t xml:space="preserve">LVA-126 — WHAT: feature 002 task T048 is a CONSTITUTIONAL AMENDMENT to the Decoupled Reusable Architecture rule in root CLAUDE.md, carving out this pipeline automated submodule-pin-advance step as an explicit, documented exception to</w:t>
+            </w:r>
+            <w:r>
+              <w:t xml:space="preserve"> </w:t>
+            </w:r>
+            <w:r>
+              <w:t xml:space="preserve">“Submodule fetch/pull is an EXPLICIT operator action, never automatic”</w:t>
+            </w:r>
+            <w:r>
+              <w:t xml:space="preserve">. BLAST RADIUS: 16-plus submodule upstreams with automatic pin advancement. The wave-5 defect filed alongside this item is the concrete demonstration of why this amendment needs careful scoping: the implementing script defaulted to every submodule and would have auto-advanced the constitution governance submodule itself until a default-deny list was added. Review-ready DRAFT text for this amendment is at specs/002-build-test-distribute-pipeline/constitutional-amendments-proposal.md (with .html and .pdf siblings). The draft is NOT applied: CLAUDE.md and .specify/memory/constitution.md are byte-identical to their pre-feature baselines. BLOCKS: feature 002 phase 6 (US4 repository closure), specifically task T055. Source of truth: specs/002-build-test-distribute-pipeline/progress.yml and specs/002-build-test-distribute-pipeline/tasks.md.</w:t>
+            </w:r>
+          </w:p>
+        </w:tc>
+      </w:tr>
+      <w:tr>
+        <w:tc>
+          <w:tcPr/>
+          <w:p>
+            <w:pPr>
+              <w:pStyle w:val="Compact"/>
+            </w:pPr>
+            <w:r>
+              <w:t xml:space="preserve">116</w:t>
+            </w:r>
+          </w:p>
+        </w:tc>
+        <w:tc>
+          <w:tcPr/>
+          <w:p>
+            <w:pPr>
+              <w:pStyle w:val="Compact"/>
+            </w:pPr>
+            <w:r>
+              <w:t xml:space="preserve">P1</w:t>
+            </w:r>
+          </w:p>
+        </w:tc>
+        <w:tc>
+          <w:tcPr/>
+          <w:p>
+            <w:pPr>
+              <w:pStyle w:val="Compact"/>
+            </w:pPr>
+            <w:r>
+              <w:t xml:space="preserve">Completed (→ Fixed.md)</w:t>
+            </w:r>
+          </w:p>
+        </w:tc>
+        <w:tc>
+          <w:tcPr/>
+          <w:p>
+            <w:pPr>
+              <w:pStyle w:val="Compact"/>
+            </w:pPr>
+            <w:r>
+              <w:t xml:space="preserve">Task</w:t>
+            </w:r>
+          </w:p>
+        </w:tc>
+        <w:tc>
+          <w:tcPr/>
+          <w:p>
+            <w:pPr>
+              <w:pStyle w:val="Compact"/>
+            </w:pPr>
+            <w:r>
+              <w:t xml:space="preserve">—</w:t>
+            </w:r>
+          </w:p>
+        </w:tc>
+        <w:tc>
+          <w:tcPr/>
+          <w:p>
+            <w:pPr>
+              <w:pStyle w:val="Compact"/>
+            </w:pPr>
+            <w:r>
+              <w:t xml:space="preserve">LVA-127 — WHAT: feature 002 task T049 updates .specify/memory/constitution.md to match the T048 carve-out - the same MAJOR version bump as T041 if landed together, or a follow-up MAJOR if landed separately. Review-ready DRAFT text for this amendment is at specs/002-build-test-distribute-pipeline/constitutional-amendments-proposal.md (with .html and .pdf siblings). The draft is NOT applied: CLAUDE.md and .specify/memory/constitution.md are byte-identical to their pre-feature baselines. BLOCKS: feature 002 phase 6 (US4 repository closure), specifically task T055. Source of truth: specs/002-build-test-distribute-pipeline/progress.yml and specs/002-build-test-distribute-pipeline/tasks.md.</w:t>
+            </w:r>
+          </w:p>
+        </w:tc>
+      </w:tr>
+      <w:tr>
+        <w:tc>
+          <w:tcPr/>
+          <w:p>
+            <w:pPr>
+              <w:pStyle w:val="Compact"/>
+            </w:pPr>
+            <w:r>
+              <w:t xml:space="preserve">117</w:t>
+            </w:r>
+          </w:p>
+        </w:tc>
+        <w:tc>
+          <w:tcPr/>
+          <w:p>
+            <w:pPr>
+              <w:pStyle w:val="Compact"/>
+            </w:pPr>
+            <w:r>
+              <w:t xml:space="preserve">P0</w:t>
+            </w:r>
+          </w:p>
+        </w:tc>
+        <w:tc>
+          <w:tcPr/>
+          <w:p>
+            <w:pPr>
+              <w:pStyle w:val="Compact"/>
+            </w:pPr>
+            <w:r>
               <w:t xml:space="preserve">Fixed (→ Fixed.md)</w:t>
             </w:r>
           </w:p>
@@ -7623,32 +7955,428 @@
               <w:pStyle w:val="Compact"/>
             </w:pPr>
             <w:r>
-              <w:t xml:space="preserve">LVA-106 — WHAT: the header of scripts/pipeline/phase-04-live-verify-api.sh states it exists to prove the service genuinely answers REAL application-level HTTP requests with REAL, meaningful response bodies - not merely that its process/container lifecycle is Up (constitution 6.B). The per-request verdict was computed from the curl exit code and a 2xx match ONLY; the body was read, truncated to 300 chars, interpolated into assertion_summary, and never asserted on. DOUBLY VACUOUS: anti-bluff rule 3 (raw_output_ref must be non-empty) was satisfied by the scaffolding lines THIS SCRIPT ITSELF writes into the raw file, present whether or not the server said anything. DEMONSTRATED against a real TLS server returning 200 with a zero-byte body on every path: 3 requests attempted, all 3 records anti_bluff_status=validated, phase result PASS, PHASE EXIT=0, with the summary ending</w:t>
-            </w:r>
-            <w:r>
-              <w:t xml:space="preserve"> </w:t>
-            </w:r>
-            <w:r>
-              <w:t xml:space="preserve">“…returned HTTP 200 with response body:”</w:t>
-            </w:r>
-            <w:r>
-              <w:t xml:space="preserve"> </w:t>
-            </w:r>
-            <w:r>
-              <w:t xml:space="preserve">- nothing after the colon. FIX: a whitespace-stripped empty body now fails the request with a specific reason. Over-correction guarded by pinning the three endpoint real bodies, read from lava-api-go internal/observability/health.go and internal/router/router.go rather than invented. New suite tests/pipeline/test_phase_04_live_verify_response_body.sh (9 checks). Task T036. Severity high. Source of truth: specs/002-build-test-distribute-pipeline/progress.yml and specs/002-build-test-distribute-pipeline/tasks.md.</w:t>
-            </w:r>
-          </w:p>
-        </w:tc>
-      </w:tr>
-      <w:tr>
-        <w:tc>
-          <w:tcPr/>
-          <w:p>
-            <w:pPr>
-              <w:pStyle w:val="Compact"/>
-            </w:pPr>
-            <w:r>
-              <w:t xml:space="preserve">99</w:t>
+              <w:t xml:space="preserve">LVA-130 — WHAT: finalize_run_report() in scripts/pipeline/lib/run-report.sh decides the run outcome with</w:t>
+            </w:r>
+            <w:r>
+              <w:t xml:space="preserve"> </w:t>
+            </w:r>
+            <w:r>
+              <w:rPr>
+                <w:rStyle w:val="VerbatimChar"/>
+              </w:rPr>
+              <w:t xml:space="preserve">(.phases \| length) &gt; 0 and (.phases \| all(.result == "PASS"))</w:t>
+            </w:r>
+            <w:r>
+              <w:t xml:space="preserve"> </w:t>
+            </w:r>
+            <w:r>
+              <w:t xml:space="preserve">(jq branch) and the identical</w:t>
+            </w:r>
+            <w:r>
+              <w:t xml:space="preserve"> </w:t>
+            </w:r>
+            <w:r>
+              <w:rPr>
+                <w:rStyle w:val="VerbatimChar"/>
+              </w:rPr>
+              <w:t xml:space="preserve">len(phases) &gt; 0 and all(p.get("result") == "PASS" ...)</w:t>
+            </w:r>
+            <w:r>
+              <w:t xml:space="preserve"> </w:t>
+            </w:r>
+            <w:r>
+              <w:t xml:space="preserve">in the python3 fallback branch. That predicate closes the EMPTY-phases case but NOT the TRUNCATED-PREFIX case: a run killed after an early phase has a non-empty phases array in which every recorded entry is PASS, so it satisfies the predicate and finalizes PASS. EVIDENCE, measured directly: .lava-ci-evidence/pipeline-runs/2026-08-23T10-15-30Z/report.json carries</w:t>
+            </w:r>
+            <w:r>
+              <w:t xml:space="preserve"> </w:t>
+            </w:r>
+            <w:r>
+              <w:rPr>
+                <w:rStyle w:val="VerbatimChar"/>
+              </w:rPr>
+              <w:t xml:space="preserve">outcome: "PASS"</w:t>
+            </w:r>
+            <w:r>
+              <w:t xml:space="preserve"> </w:t>
+            </w:r>
+            <w:r>
+              <w:t xml:space="preserve">with exactly ONE phase (precondition/PASS), an empty build_artifacts array, and an all-zero evidence_summary (total 0, passed 0, failed 0, skipped 0, rejected_by_anti_bluff 0). A run that built nothing and tested nothing reports the same outcome token as a complete green run, which is the §6.J shape: nothing was learned, reported as nothing failed. STATUS: under active fix by the conductor in this session; tests/pipeline/test_interrupted_run_never_passes.sh is present in the working tree as the accompanying regression coverage. CLOSURE CRITERIA: outcome resolves to FAIL (or a distinct INTERRUPTED token) whenever the recorded phase sequence is a proper prefix of the phase set the invocation requested, with the regression test asserting it against a real truncated report rather than a synthetic one.</w:t>
+            </w:r>
+          </w:p>
+        </w:tc>
+      </w:tr>
+      <w:tr>
+        <w:tc>
+          <w:tcPr/>
+          <w:p>
+            <w:pPr>
+              <w:pStyle w:val="Compact"/>
+            </w:pPr>
+            <w:r>
+              <w:t xml:space="preserve">118</w:t>
+            </w:r>
+          </w:p>
+        </w:tc>
+        <w:tc>
+          <w:tcPr/>
+          <w:p>
+            <w:pPr>
+              <w:pStyle w:val="Compact"/>
+            </w:pPr>
+            <w:r>
+              <w:t xml:space="preserve">P2</w:t>
+            </w:r>
+          </w:p>
+        </w:tc>
+        <w:tc>
+          <w:tcPr/>
+          <w:p>
+            <w:pPr>
+              <w:pStyle w:val="Compact"/>
+            </w:pPr>
+            <w:r>
+              <w:t xml:space="preserve">Fixed (→ Fixed.md)</w:t>
+            </w:r>
+          </w:p>
+        </w:tc>
+        <w:tc>
+          <w:tcPr/>
+          <w:p>
+            <w:pPr>
+              <w:pStyle w:val="Compact"/>
+            </w:pPr>
+            <w:r>
+              <w:t xml:space="preserve">Bug</w:t>
+            </w:r>
+          </w:p>
+        </w:tc>
+        <w:tc>
+          <w:tcPr/>
+          <w:p>
+            <w:pPr>
+              <w:pStyle w:val="Compact"/>
+            </w:pPr>
+            <w:r>
+              <w:t xml:space="preserve">—</w:t>
+            </w:r>
+          </w:p>
+        </w:tc>
+        <w:tc>
+          <w:tcPr/>
+          <w:p>
+            <w:pPr>
+              <w:pStyle w:val="Compact"/>
+            </w:pPr>
+            <w:r>
+              <w:t xml:space="preserve">LVA-134 — WHAT: scripts/check-constitution.sh’s clause-6.H credential scan (block 6) matches the pattern</w:t>
+            </w:r>
+            <w:r>
+              <w:t xml:space="preserve"> </w:t>
+            </w:r>
+            <w:r>
+              <w:rPr>
+                <w:rStyle w:val="VerbatimChar"/>
+              </w:rPr>
+              <w:t xml:space="preserve">private[[:space:]]+object[[:space:]]+[A-Za-z_]*Bridge[[:space:]]*\{</w:t>
+            </w:r>
+            <w:r>
+              <w:t xml:space="preserve"> </w:t>
+            </w:r>
+            <w:r>
+              <w:t xml:space="preserve">against every tracked file except a fixed exclusion list (.env.example, CHANGELOG.md, .lava-ci-evidence/, the scanner itself, docs/INCIDENT_, and the root and lava-api-go governance docs). tests/check-constitution/test_credential_scan_corpus.sh is TRACKED and is NOT in that exclusion list, and its line 95 contains the fixture literal</w:t>
+            </w:r>
+            <w:r>
+              <w:t xml:space="preserve"> </w:t>
+            </w:r>
+            <w:r>
+              <w:rPr>
+                <w:rStyle w:val="VerbatimChar"/>
+              </w:rPr>
+              <w:t xml:space="preserve">printf 'private object CredsBridge {\n}\n' &gt; "$REPO_ROOT/$leak"</w:t>
+            </w:r>
+            <w:r>
+              <w:t xml:space="preserve"> </w:t>
+            </w:r>
+            <w:r>
+              <w:t xml:space="preserve">— the very string the test plants in order to prove the scanner still catches a real violation. The scanner therefore flags the test that verifies the scanner. EVIDENCE, measured directly: sweeping the pattern across the whole tracked corpus minus the exclusion list yields exactly ONE hit, and it is tests/check-constitution/test_credential_scan_corpus.sh line 95. IMPACT: this is the sole blocking violation making</w:t>
+            </w:r>
+            <w:r>
+              <w:t xml:space="preserve"> </w:t>
+            </w:r>
+            <w:r>
+              <w:rPr>
+                <w:rStyle w:val="VerbatimChar"/>
+              </w:rPr>
+              <w:t xml:space="preserve">scripts/ci.sh --changed-only</w:t>
+            </w:r>
+            <w:r>
+              <w:t xml:space="preserve"> </w:t>
+            </w:r>
+            <w:r>
+              <w:t xml:space="preserve">exit 1 on branch 002-build-test-distribute-pipeline. It is NOT caused by feature 002 — the feature’s own 45 files produce zero hits for this pattern. CLOSURE CRITERIA: the fixture is constructed so the literal is assembled at runtime rather than stored verbatim, or the hermetic-fixture path is added to the scanner’s exclusion list with a comment naming why, and a test asserts a genuine violation elsewhere is still caught.</w:t>
+            </w:r>
+          </w:p>
+        </w:tc>
+      </w:tr>
+      <w:tr>
+        <w:tc>
+          <w:tcPr/>
+          <w:p>
+            <w:pPr>
+              <w:pStyle w:val="Compact"/>
+            </w:pPr>
+            <w:r>
+              <w:t xml:space="preserve">119</w:t>
+            </w:r>
+          </w:p>
+        </w:tc>
+        <w:tc>
+          <w:tcPr/>
+          <w:p>
+            <w:pPr>
+              <w:pStyle w:val="Compact"/>
+            </w:pPr>
+            <w:r>
+              <w:t xml:space="preserve">P0</w:t>
+            </w:r>
+          </w:p>
+        </w:tc>
+        <w:tc>
+          <w:tcPr/>
+          <w:p>
+            <w:pPr>
+              <w:pStyle w:val="Compact"/>
+            </w:pPr>
+            <w:r>
+              <w:t xml:space="preserve">Fixed (→ Fixed.md)</w:t>
+            </w:r>
+          </w:p>
+        </w:tc>
+        <w:tc>
+          <w:tcPr/>
+          <w:p>
+            <w:pPr>
+              <w:pStyle w:val="Compact"/>
+            </w:pPr>
+            <w:r>
+              <w:t xml:space="preserve">Bug</w:t>
+            </w:r>
+          </w:p>
+        </w:tc>
+        <w:tc>
+          <w:tcPr/>
+          <w:p>
+            <w:pPr>
+              <w:pStyle w:val="Compact"/>
+            </w:pPr>
+            <w:r>
+              <w:t xml:space="preserve">—</w:t>
+            </w:r>
+          </w:p>
+        </w:tc>
+        <w:tc>
+          <w:tcPr/>
+          <w:p>
+            <w:pPr>
+              <w:pStyle w:val="Compact"/>
+            </w:pPr>
+            <w:r>
+              <w:t xml:space="preserve">LVA-135 — WHAT: .githooks/pre-push declares</w:t>
+            </w:r>
+            <w:r>
+              <w:t xml:space="preserve"> </w:t>
+            </w:r>
+            <w:r>
+              <w:rPr>
+                <w:rStyle w:val="VerbatimChar"/>
+              </w:rPr>
+              <w:t xml:space="preserve">set -euo pipefail</w:t>
+            </w:r>
+            <w:r>
+              <w:t xml:space="preserve"> </w:t>
+            </w:r>
+            <w:r>
+              <w:t xml:space="preserve">(line 34) and then evaluates four gate conditions in the shape</w:t>
+            </w:r>
+            <w:r>
+              <w:t xml:space="preserve"> </w:t>
+            </w:r>
+            <w:r>
+              <w:rPr>
+                <w:rStyle w:val="VerbatimChar"/>
+              </w:rPr>
+              <w:t xml:space="preserve">git diff-tree --no-commit-id --name-only -r "$sha" \| grep -q…</w:t>
+            </w:r>
+            <w:r>
+              <w:t xml:space="preserve">.</w:t>
+            </w:r>
+            <w:r>
+              <w:t xml:space="preserve"> </w:t>
+            </w:r>
+            <w:r>
+              <w:rPr>
+                <w:rStyle w:val="VerbatimChar"/>
+              </w:rPr>
+              <w:t xml:space="preserve">grep -q</w:t>
+            </w:r>
+            <w:r>
+              <w:t xml:space="preserve"> </w:t>
+            </w:r>
+            <w:r>
+              <w:t xml:space="preserve">exits at its first match; the still-writing producer is then killed by SIGPIPE and reports 141; pipefail promotes 141 to the pipeline status; the enclosing</w:t>
+            </w:r>
+            <w:r>
+              <w:t xml:space="preserve"> </w:t>
+            </w:r>
+            <w:r>
+              <w:rPr>
+                <w:rStyle w:val="VerbatimChar"/>
+              </w:rPr>
+              <w:t xml:space="preserve">if</w:t>
+            </w:r>
+            <w:r>
+              <w:t xml:space="preserve"> </w:t>
+            </w:r>
+            <w:r>
+              <w:t xml:space="preserve">therefore evaluates FALSE on exactly the commits the gate exists to reject. EVIDENCE, measured directly on real commit f1a2c3627e443dd4d2c16da59e7fe3a3bd71b9d7 (1530 paths / 97783 bytes of –name-only output): the if-condition status is 141 with PIPESTATUS=(141 0), while the identical pipeline without pipefail returns 0; across 20 trials the gate saw the match 0 times and missed it 20 times. A threshold scan puts the flip at the 65536-byte pipe buffer: at or above it the producer cannot finish writing before grep exits, so the gate is blind on every trial. AFFECTED SITES AND GATES: line 63 (Check 1, Local-Only CI/CD hosted-CI config introduction), line 135 and line 137 (Check 6, §6.Y bump-first ordering), line 167 (Check 7, §6.Z distribute test-evidence companion), line 210 (Check 10, §6.AK cycle-coverage — the</w:t>
+            </w:r>
+            <w:r>
+              <w:t xml:space="preserve"> </w:t>
+            </w:r>
+            <w:r>
+              <w:rPr>
+                <w:rStyle w:val="VerbatimChar"/>
+              </w:rPr>
+              <w:t xml:space="preserve">\|\| continue</w:t>
+            </w:r>
+            <w:r>
+              <w:t xml:space="preserve"> </w:t>
+            </w:r>
+            <w:r>
+              <w:t xml:space="preserve">form, where the SIGPIPE status makes the gate skip the commit entirely). WHY EXISTING TESTS MISS IT: the hermetic fixtures under tests/pre-push/ build small synthetic commits whose path listing stays far below the pipe buffer, so the SIGPIPE path is never entered. Full record: .lava-ci-evidence/bluff-hunt/2026-08-23-cycle-gate-shaping-scripts.json finding F1.</w:t>
+            </w:r>
+          </w:p>
+        </w:tc>
+      </w:tr>
+      <w:tr>
+        <w:tc>
+          <w:tcPr/>
+          <w:p>
+            <w:pPr>
+              <w:pStyle w:val="Compact"/>
+            </w:pPr>
+            <w:r>
+              <w:t xml:space="preserve">120</w:t>
+            </w:r>
+          </w:p>
+        </w:tc>
+        <w:tc>
+          <w:tcPr/>
+          <w:p>
+            <w:pPr>
+              <w:pStyle w:val="Compact"/>
+            </w:pPr>
+            <w:r>
+              <w:t xml:space="preserve">P2</w:t>
+            </w:r>
+          </w:p>
+        </w:tc>
+        <w:tc>
+          <w:tcPr/>
+          <w:p>
+            <w:pPr>
+              <w:pStyle w:val="Compact"/>
+            </w:pPr>
+            <w:r>
+              <w:t xml:space="preserve">Fixed (→ Fixed.md)</w:t>
+            </w:r>
+          </w:p>
+        </w:tc>
+        <w:tc>
+          <w:tcPr/>
+          <w:p>
+            <w:pPr>
+              <w:pStyle w:val="Compact"/>
+            </w:pPr>
+            <w:r>
+              <w:t xml:space="preserve">Bug</w:t>
+            </w:r>
+          </w:p>
+        </w:tc>
+        <w:tc>
+          <w:tcPr/>
+          <w:p>
+            <w:pPr>
+              <w:pStyle w:val="Compact"/>
+            </w:pPr>
+            <w:r>
+              <w:t xml:space="preserve">—</w:t>
+            </w:r>
+          </w:p>
+        </w:tc>
+        <w:tc>
+          <w:tcPr/>
+          <w:p>
+            <w:pPr>
+              <w:pStyle w:val="Compact"/>
+            </w:pPr>
+            <w:r>
+              <w:t xml:space="preserve">LVA-136 — WHAT: scripts/check-constitution.sh builds</w:t>
+            </w:r>
+            <w:r>
+              <w:t xml:space="preserve"> </w:t>
+            </w:r>
+            <w:r>
+              <w:rPr>
+                <w:rStyle w:val="VerbatimChar"/>
+              </w:rPr>
+              <w:t xml:space="preserve">propagation_targets</w:t>
+            </w:r>
+            <w:r>
+              <w:t xml:space="preserve"> </w:t>
+            </w:r>
+            <w:r>
+              <w:t xml:space="preserve">(lines 241-254) from 5 FIXED entries (CLAUDE.md, AGENTS.md, and the three lava-api-go governance docs) and then extends it by looping over</w:t>
+            </w:r>
+            <w:r>
+              <w:t xml:space="preserve"> </w:t>
+            </w:r>
+            <w:r>
+              <w:rPr>
+                <w:rStyle w:val="VerbatimChar"/>
+              </w:rPr>
+              <w:t xml:space="preserve">submodules/*/CLAUDE.md</w:t>
+            </w:r>
+            <w:r>
+              <w:t xml:space="preserve"> </w:t>
+            </w:r>
+            <w:r>
+              <w:t xml:space="preserve">guarded by</w:t>
+            </w:r>
+            <w:r>
+              <w:t xml:space="preserve"> </w:t>
+            </w:r>
+            <w:r>
+              <w:rPr>
+                <w:rStyle w:val="VerbatimChar"/>
+              </w:rPr>
+              <w:t xml:space="preserve">[[ -f "$sub" ]]</w:t>
+            </w:r>
+            <w:r>
+              <w:t xml:space="preserve">. When the submodules are uninitialised that guard drops every submodule doc, and the §6.N / §6.O / §6.R / §6.S / §6.X propagation loops that consume the array PASS on a corpus of 5 — while the identical propagation drift FAILS when the submodules ARE initialised. The gate’s verdict is a function of checkout state rather than of the tree’s compliance. EVIDENCE, measured directly: 22 submodule CLAUDE.md files are present in this checkout against 5 hardcoded targets, so an uninitialised tree silently drops 22 of 27 targets (81 percent) with nothing to detect it. THE OMISSION IS LOCAL, NOT A PROJECT-WIDE CONVENTION: the same script already carries the zero-floor pattern for a sibling gate at lines 149-152, refusing a §6.H credential scan that examined zero tracked files, and scripts/verify-all-constitution-rules.sh carries the same floor for the sweep’s gate count at lines 287-290. The propagation block is the one that lacks it. Full record: .lava-ci-evidence/bluff-hunt/2026-08-23-cycle-gate-shaping-scripts.json finding F3.</w:t>
+            </w:r>
+          </w:p>
+        </w:tc>
+      </w:tr>
+      <w:tr>
+        <w:tc>
+          <w:tcPr/>
+          <w:p>
+            <w:pPr>
+              <w:pStyle w:val="Compact"/>
+            </w:pPr>
+            <w:r>
+              <w:t xml:space="preserve">121</w:t>
             </w:r>
           </w:p>
         </w:tc>
@@ -7670,6 +8398,89 @@
               <w:pStyle w:val="Compact"/>
             </w:pPr>
             <w:r>
+              <w:t xml:space="preserve">Completed (→ Fixed.md)</w:t>
+            </w:r>
+          </w:p>
+        </w:tc>
+        <w:tc>
+          <w:tcPr/>
+          <w:p>
+            <w:pPr>
+              <w:pStyle w:val="Compact"/>
+            </w:pPr>
+            <w:r>
+              <w:t xml:space="preserve">Task</w:t>
+            </w:r>
+          </w:p>
+        </w:tc>
+        <w:tc>
+          <w:tcPr/>
+          <w:p>
+            <w:pPr>
+              <w:pStyle w:val="Compact"/>
+            </w:pPr>
+            <w:r>
+              <w:t xml:space="preserve">—</w:t>
+            </w:r>
+          </w:p>
+        </w:tc>
+        <w:tc>
+          <w:tcPr/>
+          <w:p>
+            <w:pPr>
+              <w:pStyle w:val="Compact"/>
+            </w:pPr>
+            <w:r>
+              <w:t xml:space="preserve">LVA-138 — WHAT: scripts/advance-all-submodules.sh declares</w:t>
+            </w:r>
+            <w:r>
+              <w:t xml:space="preserve"> </w:t>
+            </w:r>
+            <w:r>
+              <w:rPr>
+                <w:rStyle w:val="VerbatimChar"/>
+              </w:rPr>
+              <w:t xml:space="preserve">GOVERNANCE_DENY=("constitution")</w:t>
+            </w:r>
+            <w:r>
+              <w:t xml:space="preserve"> </w:t>
+            </w:r>
+            <w:r>
+              <w:t xml:space="preserve">at line 256 — a single entry. The repository declares 25 submodules in .gitmodules. CLAUDE.md’s Decoupled-Reusable-Architecture pin policy (the pins-frozen paragraph, at line 301 of the current working-tree file) names 16 of them — auth, cache, challenges, concurrency, config, containers, database, discovery, http3, mdns, middleware, observability, ratelimiter, recovery, security, tracker_sdk — as pins-frozen by default whose bumps require deliberate per-submodule operator authorization. The same paragraph carries the standing Q9 waiver for helixqa (always-track-upstream) and routes constitution through the CONST-049 pipeline. EVIDENCE, computed directly from .gitmodules against that paragraph: 25 submodules total; 16 require per-submodule authorization; 18 are named by SOME operator decision; and 7 are named by NO operator decision at all — doc_processor, llm_orchestrator, llm_provider, llms_verifier, panoptic, superspec, vision_engine. IMPACT: the script’s mechanical policy and the governance document’s written policy do not agree about 16 submodules, and neither of them says anything about the remaining 7, so an advance run’s blast radius is not bounded by anything an operator has actually authorized. CLOSURE CRITERIA: the deny-list (or an equivalent per-submodule policy table) enumerates every one of the 25 with an explicit stance, the 7 unnamed submodules gain a recorded operator decision, and a test asserts the script’s policy table and the governance document agree entry for entry.</w:t>
+            </w:r>
+          </w:p>
+        </w:tc>
+      </w:tr>
+      <w:tr>
+        <w:tc>
+          <w:tcPr/>
+          <w:p>
+            <w:pPr>
+              <w:pStyle w:val="Compact"/>
+            </w:pPr>
+            <w:r>
+              <w:t xml:space="preserve">122</w:t>
+            </w:r>
+          </w:p>
+        </w:tc>
+        <w:tc>
+          <w:tcPr/>
+          <w:p>
+            <w:pPr>
+              <w:pStyle w:val="Compact"/>
+            </w:pPr>
+            <w:r>
+              <w:t xml:space="preserve">P0</w:t>
+            </w:r>
+          </w:p>
+        </w:tc>
+        <w:tc>
+          <w:tcPr/>
+          <w:p>
+            <w:pPr>
+              <w:pStyle w:val="Compact"/>
+            </w:pPr>
+            <w:r>
               <w:t xml:space="preserve">Fixed (→ Fixed.md)</w:t>
             </w:r>
           </w:p>
@@ -7703,32 +8514,326 @@
               <w:pStyle w:val="Compact"/>
             </w:pPr>
             <w:r>
-              <w:t xml:space="preserve">LVA-107 — WHAT: scripts/pipeline/phase-02-test-go.sh captured the real go test exit code into a variable and never compared it. A package whose tests all PASS but which fails AS A PACKAGE - a TestMain teardown after m.Run(), which is exactly how the lava-api-go integration suites are written - reported</w:t>
-            </w:r>
-            <w:r>
-              <w:t xml:space="preserve"> </w:t>
-            </w:r>
-            <w:r>
-              <w:t xml:space="preserve">“go test exited 1 … PASS: 1 FAIL: 0 … PASSED”</w:t>
-            </w:r>
-            <w:r>
-              <w:t xml:space="preserve"> </w:t>
-            </w:r>
-            <w:r>
-              <w:t xml:space="preserve">with wrapper exit 0. FIX: the wrapper now writes a synthetic FAIL record quoting the real package-level output. Part of the T021-T027 post-implementation wrapper audit: 11 confirmed swallowed-failure defects, all fixed RED-then-GREEN. No real suite was run - each wrapper was driven through its own documented [repo-path] [phase-dir] seam against synthetic fixtures (stub gradlew, stub run-chaos-stress.sh, stub run-release-canary.sh, a PATH-level stub go), with the Go fixtures captured verbatim from this host real go1.26.2 toolchain and every Go fix re-verified against it afterwards. Each new suite carries positive cases so a blanket fail-everything fix would not pass. Severity high. Source of truth: specs/002-build-test-distribute-pipeline/progress.yml and specs/002-build-test-distribute-pipeline/tasks.md.</w:t>
-            </w:r>
-          </w:p>
-        </w:tc>
-      </w:tr>
-      <w:tr>
-        <w:tc>
-          <w:tcPr/>
-          <w:p>
-            <w:pPr>
-              <w:pStyle w:val="Compact"/>
-            </w:pPr>
-            <w:r>
-              <w:t xml:space="preserve">100</w:t>
+              <w:t xml:space="preserve">LVA-139 — WHAT: The phase registry in scripts/pipeline-build-test-distribute.sh marks each phase with a self-appends-result flag and the orchestrator TRUSTED that flag. A phase script that exits non-zero BEFORE reaching its own append_phase_result call appends nothing; the in-flight marker was correctly cleared, because the script RETURNED and so the run was not interrupted; and finalize_run_report’s all-PASS rule was then satisfied vacuously by the phases that did report. EVIDENCE: outcome PASS and</w:t>
+            </w:r>
+            <w:r>
+              <w:t xml:space="preserve"> </w:t>
+            </w:r>
+            <w:r>
+              <w:t xml:space="preserve">“halted at: test”</w:t>
+            </w:r>
+            <w:r>
+              <w:t xml:space="preserve"> </w:t>
+            </w:r>
+            <w:r>
+              <w:t xml:space="preserve">printed in the SAME summary box for a run that failed at the test phase. The multi-script variant is worse: live_verify’s first script appends a PASS, the second dies before appending, and phases[] comes out FULL-LENGTH and all-PASS, indistinguishable from a complete success. RELATIONSHIP TO LVA-130, stated so this is not read as a duplicate: LVA-130 is the INTERRUPTED case, which the in-flight marker closes. This defect sits one level above it and the marker cannot cover it, because the marker’s whole semantic is</w:t>
+            </w:r>
+            <w:r>
+              <w:t xml:space="preserve"> </w:t>
+            </w:r>
+            <w:r>
+              <w:t xml:space="preserve">“a script is executing right now”</w:t>
+            </w:r>
+            <w:r>
+              <w:t xml:space="preserve"> </w:t>
+            </w:r>
+            <w:r>
+              <w:t xml:space="preserve">and a script that returns is by definition not interrupted. The gap was never interruption; it was trusting a script to have recorded its own failure. FIX, verified by direct inspection of the working tree: a new phase_nonpass_count function at scripts/pipeline/lib/run-report.sh line 687 reports how many non-PASS entries a named phase actually recorded, and the orchestrator consults it at lines 557 and 588 and appends a FAIL itself when the count is zero. Deliberately NOT done there: no unconditional append, which would duplicate a phase that did report its own FAIL, and no default folded into the query, which would make</w:t>
+            </w:r>
+            <w:r>
+              <w:t xml:space="preserve"> </w:t>
+            </w:r>
+            <w:r>
+              <w:t xml:space="preserve">“the report could not be read”</w:t>
+            </w:r>
+            <w:r>
+              <w:t xml:space="preserve"> </w:t>
+            </w:r>
+            <w:r>
+              <w:t xml:space="preserve">and</w:t>
+            </w:r>
+            <w:r>
+              <w:t xml:space="preserve"> </w:t>
+            </w:r>
+            <w:r>
+              <w:t xml:space="preserve">“the phase reported no failure”</w:t>
+            </w:r>
+            <w:r>
+              <w:t xml:space="preserve"> </w:t>
+            </w:r>
+            <w:r>
+              <w:t xml:space="preserve">the same answer. An unreadable count is treated as zero on purpose, which appends, so the check fails closed. Regression coverage: tests/pipeline/test_phase_failure_always_recorded.sh.</w:t>
+            </w:r>
+          </w:p>
+        </w:tc>
+      </w:tr>
+      <w:tr>
+        <w:tc>
+          <w:tcPr/>
+          <w:p>
+            <w:pPr>
+              <w:pStyle w:val="Compact"/>
+            </w:pPr>
+            <w:r>
+              <w:t xml:space="preserve">123</w:t>
+            </w:r>
+          </w:p>
+        </w:tc>
+        <w:tc>
+          <w:tcPr/>
+          <w:p>
+            <w:pPr>
+              <w:pStyle w:val="Compact"/>
+            </w:pPr>
+            <w:r>
+              <w:t xml:space="preserve">P1</w:t>
+            </w:r>
+          </w:p>
+        </w:tc>
+        <w:tc>
+          <w:tcPr/>
+          <w:p>
+            <w:pPr>
+              <w:pStyle w:val="Compact"/>
+            </w:pPr>
+            <w:r>
+              <w:t xml:space="preserve">Fixed (→ Fixed.md)</w:t>
+            </w:r>
+          </w:p>
+        </w:tc>
+        <w:tc>
+          <w:tcPr/>
+          <w:p>
+            <w:pPr>
+              <w:pStyle w:val="Compact"/>
+            </w:pPr>
+            <w:r>
+              <w:t xml:space="preserve">Bug</w:t>
+            </w:r>
+          </w:p>
+        </w:tc>
+        <w:tc>
+          <w:tcPr/>
+          <w:p>
+            <w:pPr>
+              <w:pStyle w:val="Compact"/>
+            </w:pPr>
+            <w:r>
+              <w:t xml:space="preserve">—</w:t>
+            </w:r>
+          </w:p>
+        </w:tc>
+        <w:tc>
+          <w:tcPr/>
+          <w:p>
+            <w:pPr>
+              <w:pStyle w:val="Compact"/>
+            </w:pPr>
+            <w:r>
+              <w:t xml:space="preserve">LVA-140 — WHAT: append_interrupted_phase_if_any in scripts/pipeline/lib/run-report.sh treated the in-flight marker’s CONTENTS as the interruption signal when only its EXISTENCE is. Any marker the function could not interpret took a return-zero path that every caller reads as</w:t>
+            </w:r>
+            <w:r>
+              <w:t xml:space="preserve"> </w:t>
+            </w:r>
+            <w:r>
+              <w:t xml:space="preserve">“this run was not interrupted”</w:t>
+            </w:r>
+            <w:r>
+              <w:t xml:space="preserve">, and the run then finalized PASS on a truncated all-PASS phases[]. MEASURED: six of the seven unusable marker shapes exercised took that path, namely an empty marker, a whitespace-only marker, an unreadable marker, a marker naming a phase the schema enum rejects, a marker naming two phases, and a directory in the marker’s place. That is the vacuous-pass shape the entire in-flight-marker block exists to close, reached through the block’s own error handling. FIX, verified by direct inspection of the working tree: the marker’s existence is now the signal and its contents only NAME the phase. The function returns 2 when a marker exists but neither it nor the caller-supplied fallback names a known phase, and it leaves the marker in place so the interruption is not lost; its documented contract now states that a non-zero return is never</w:t>
+            </w:r>
+            <w:r>
+              <w:t xml:space="preserve"> </w:t>
+            </w:r>
+            <w:r>
+              <w:t xml:space="preserve">“nothing happened”</w:t>
+            </w:r>
+            <w:r>
+              <w:t xml:space="preserve"> </w:t>
+            </w:r>
+            <w:r>
+              <w:t xml:space="preserve">and that callers MUST compare it. The fallback can only NAME an interruption the marker’s existence already proves, never manufacture one, so with no marker present a fallback changes nothing. Separately, mark_phase_in_flight now writes through a temporary file, reads it back, and moves it into place atomically, so a failed or partial write no longer leaves an EMPTY marker behind: the marker either says which phase, or it is not there at all. Regression coverage: tests/pipeline/test_run_report_library_robustness.sh.</w:t>
+            </w:r>
+          </w:p>
+        </w:tc>
+      </w:tr>
+      <w:tr>
+        <w:tc>
+          <w:tcPr/>
+          <w:p>
+            <w:pPr>
+              <w:pStyle w:val="Compact"/>
+            </w:pPr>
+            <w:r>
+              <w:t xml:space="preserve">124</w:t>
+            </w:r>
+          </w:p>
+        </w:tc>
+        <w:tc>
+          <w:tcPr/>
+          <w:p>
+            <w:pPr>
+              <w:pStyle w:val="Compact"/>
+            </w:pPr>
+            <w:r>
+              <w:t xml:space="preserve">P1</w:t>
+            </w:r>
+          </w:p>
+        </w:tc>
+        <w:tc>
+          <w:tcPr/>
+          <w:p>
+            <w:pPr>
+              <w:pStyle w:val="Compact"/>
+            </w:pPr>
+            <w:r>
+              <w:t xml:space="preserve">Fixed (→ Fixed.md)</w:t>
+            </w:r>
+          </w:p>
+        </w:tc>
+        <w:tc>
+          <w:tcPr/>
+          <w:p>
+            <w:pPr>
+              <w:pStyle w:val="Compact"/>
+            </w:pPr>
+            <w:r>
+              <w:t xml:space="preserve">Bug</w:t>
+            </w:r>
+          </w:p>
+        </w:tc>
+        <w:tc>
+          <w:tcPr/>
+          <w:p>
+            <w:pPr>
+              <w:pStyle w:val="Compact"/>
+            </w:pPr>
+            <w:r>
+              <w:t xml:space="preserve">—</w:t>
+            </w:r>
+          </w:p>
+        </w:tc>
+        <w:tc>
+          <w:tcPr/>
+          <w:p>
+            <w:pPr>
+              <w:pStyle w:val="Compact"/>
+            </w:pPr>
+            <w:r>
+              <w:t xml:space="preserve">LVA-141 — WHAT: the _close_report function in scripts/pipeline-build-test-distribute.sh invoked append_interrupted_phase_if_any with a trailing or-true, which discarded the library’s return code. That made</w:t>
+            </w:r>
+            <w:r>
+              <w:t xml:space="preserve"> </w:t>
+            </w:r>
+            <w:r>
+              <w:t xml:space="preserve">“a phase was in flight and its interruption could NOT be recorded”</w:t>
+            </w:r>
+            <w:r>
+              <w:t xml:space="preserve"> </w:t>
+            </w:r>
+            <w:r>
+              <w:t xml:space="preserve">indistinguishable from</w:t>
+            </w:r>
+            <w:r>
+              <w:t xml:space="preserve"> </w:t>
+            </w:r>
+            <w:r>
+              <w:t xml:space="preserve">“this run completed”</w:t>
+            </w:r>
+            <w:r>
+              <w:t xml:space="preserve"> </w:t>
+            </w:r>
+            <w:r>
+              <w:t xml:space="preserve">at the point where the distinction matters most, and it defeated the library’s return-code contract from the caller side. It is the same failed-measurement-reads-as-clean shape the library function itself was fixed for, one caller away. EVIDENCE: demonstrated with a fixture in which the library signalled failure and the orchestrator threw the signal away. FIX, verified by direct inspection of the working tree at scripts/pipeline-build-test-distribute.sh lines 411 to 419: the return code is captured into a local variable and COMPARED; a non-zero return sets an untrustworthy-report flag and prints an explicit operator-visible warning that a phase was IN FLIGHT, that its interruption could not be recorded, that the run did not finish, and that report.json must not be read as a pass. The successful case still prints which phase was interrupted and that it was recorded as FAIL.</w:t>
+            </w:r>
+          </w:p>
+        </w:tc>
+      </w:tr>
+      <w:tr>
+        <w:tc>
+          <w:tcPr/>
+          <w:p>
+            <w:pPr>
+              <w:pStyle w:val="Compact"/>
+            </w:pPr>
+            <w:r>
+              <w:t xml:space="preserve">125</w:t>
+            </w:r>
+          </w:p>
+        </w:tc>
+        <w:tc>
+          <w:tcPr/>
+          <w:p>
+            <w:pPr>
+              <w:pStyle w:val="Compact"/>
+            </w:pPr>
+            <w:r>
+              <w:t xml:space="preserve">P1</w:t>
+            </w:r>
+          </w:p>
+        </w:tc>
+        <w:tc>
+          <w:tcPr/>
+          <w:p>
+            <w:pPr>
+              <w:pStyle w:val="Compact"/>
+            </w:pPr>
+            <w:r>
+              <w:t xml:space="preserve">Fixed (→ Fixed.md)</w:t>
+            </w:r>
+          </w:p>
+        </w:tc>
+        <w:tc>
+          <w:tcPr/>
+          <w:p>
+            <w:pPr>
+              <w:pStyle w:val="Compact"/>
+            </w:pPr>
+            <w:r>
+              <w:t xml:space="preserve">Bug</w:t>
+            </w:r>
+          </w:p>
+        </w:tc>
+        <w:tc>
+          <w:tcPr/>
+          <w:p>
+            <w:pPr>
+              <w:pStyle w:val="Compact"/>
+            </w:pPr>
+            <w:r>
+              <w:t xml:space="preserve">—</w:t>
+            </w:r>
+          </w:p>
+        </w:tc>
+        <w:tc>
+          <w:tcPr/>
+          <w:p>
+            <w:pPr>
+              <w:pStyle w:val="Compact"/>
+            </w:pPr>
+            <w:r>
+              <w:t xml:space="preserve">LVA-142 — WHAT: recompute_evidence_summary in scripts/pipeline/lib/run-report.sh assigned each record field with a bare command substitution. A bare assignment carries the command’s exit status, and this library’s own header instructs callers to run under set -e with -u and pipefail, so the first malformed Evidence Record aborted the function mid-scan, evidence_summary was never written back, and it stayed at the all-zeros value init_run_report had left. A zero rejected-by-anti-bluff counter is exactly the condition finalize_run_report reads to allow PASS, so a run whose Evidence Records had been REJECTED could still finalize to PASS. SECOND HALF OF THE DEFECT, and the more damaging half: the function’s own doc-comment stated that a record whose result cannot be interpreted</w:t>
+            </w:r>
+            <w:r>
+              <w:t xml:space="preserve"> </w:t>
+            </w:r>
+            <w:r>
+              <w:t xml:space="preserve">“counts as FAILED, never silently ignored”</w:t>
+            </w:r>
+            <w:r>
+              <w:t xml:space="preserve">. That documented rule was FALSE. It held only for callers who happened to invoke the function on the left-hand side of an or-list, where set -e is suppressed. A documented protection that does not hold is worse than an absent one, because a reader stops looking. FIX, verified by direct inspection of the working tree: every field substitution now carries an explicit or-true, annotated in place as load-bearing rather than decorative, so the scan completes over every record and the documented counts-as-FAILED rule actually holds. Regression coverage: tests/pipeline/test_run_report_evidence_summary.sh.</w:t>
+            </w:r>
+          </w:p>
+        </w:tc>
+      </w:tr>
+      <w:tr>
+        <w:tc>
+          <w:tcPr/>
+          <w:p>
+            <w:pPr>
+              <w:pStyle w:val="Compact"/>
+            </w:pPr>
+            <w:r>
+              <w:t xml:space="preserve">126</w:t>
             </w:r>
           </w:p>
         </w:tc>
@@ -7783,29 +8888,97 @@
               <w:pStyle w:val="Compact"/>
             </w:pPr>
             <w:r>
-              <w:t xml:space="preserve">LVA-108 — WHAT: scripts/pipeline/phase-02-test-go.sh reported PASS with zero Evidence Records when zero per-test events were parseable. The header promised exit 3 for this case; the implemented guard only tested whether the JSONL file was empty, so a stray build tag excluding every _test.go sailed through as</w:t>
-            </w:r>
-            <w:r>
-              <w:t xml:space="preserve"> </w:t>
-            </w:r>
-            <w:r>
-              <w:t xml:space="preserve">“[no test files]”</w:t>
-            </w:r>
-            <w:r>
-              <w:t xml:space="preserve">, exit 0. FIX: the wrapper now genuinely exits 3. Part of the T021-T027 post-implementation wrapper audit: 11 confirmed swallowed-failure defects, all fixed RED-then-GREEN. No real suite was run - each wrapper was driven through its own documented [repo-path] [phase-dir] seam against synthetic fixtures (stub gradlew, stub run-chaos-stress.sh, stub run-release-canary.sh, a PATH-level stub go), with the Go fixtures captured verbatim from this host real go1.26.2 toolchain and every Go fix re-verified against it afterwards. Each new suite carries positive cases so a blanket fail-everything fix would not pass. Severity medium. Source of truth: specs/002-build-test-distribute-pipeline/progress.yml and specs/002-build-test-distribute-pipeline/tasks.md.</w:t>
-            </w:r>
-          </w:p>
-        </w:tc>
-      </w:tr>
-      <w:tr>
-        <w:tc>
-          <w:tcPr/>
-          <w:p>
-            <w:pPr>
-              <w:pStyle w:val="Compact"/>
-            </w:pPr>
-            <w:r>
-              <w:t xml:space="preserve">101</w:t>
+              <w:t xml:space="preserve">LVA-143 — WHAT: recompute_evidence_summary in scripts/pipeline/lib/run-report.sh selected Evidence Records with a per-phase-directory depth-two find for json files. Its doc-comment justified that depth by asserting that a wrapper’s raw-output companions</w:t>
+            </w:r>
+            <w:r>
+              <w:t xml:space="preserve"> </w:t>
+            </w:r>
+            <w:r>
+              <w:t xml:space="preserve">“always live one level deeper, under the category’s raw directory, and are not json”</w:t>
+            </w:r>
+            <w:r>
+              <w:t xml:space="preserve">. BOTH HALVES OF THAT CLAIM WERE FALSE. phase-02-test-constitutional-gate-sweep.sh writes its per-gate companions AS json files, where the depth filter happened to save the count; and nothing stopped a wrapper writing a companion into a raw directory placed directly under the phase directory, which IS at depth two and was therefore counted as a real Evidence Record, inflating both the total and the failed counters with a file that is not a record at all. IMPACT: an inflated failed counter is a false alarm rather than a false pass, so this is the milder direction, but the counters feed the run’s outcome rule and a summary that miscounts in either direction is not evidence. It also means the outcome rule and the console SUMMARY could disagree without either being obviously wrong. FIX, verified by direct inspection of the working tree: the selector now carries an explicit exclusion of any path under a raw directory, so a raw-output companion is excluded because of WHERE it is rather than because of an assumption about its file extension, and the false doc claim is replaced by a dated correction in the same comment block that states plainly which half of the old claim was wrong.</w:t>
+            </w:r>
+          </w:p>
+        </w:tc>
+      </w:tr>
+      <w:tr>
+        <w:tc>
+          <w:tcPr/>
+          <w:p>
+            <w:pPr>
+              <w:pStyle w:val="Compact"/>
+            </w:pPr>
+            <w:r>
+              <w:t xml:space="preserve">127</w:t>
+            </w:r>
+          </w:p>
+        </w:tc>
+        <w:tc>
+          <w:tcPr/>
+          <w:p>
+            <w:pPr>
+              <w:pStyle w:val="Compact"/>
+            </w:pPr>
+            <w:r>
+              <w:t xml:space="preserve">P2</w:t>
+            </w:r>
+          </w:p>
+        </w:tc>
+        <w:tc>
+          <w:tcPr/>
+          <w:p>
+            <w:pPr>
+              <w:pStyle w:val="Compact"/>
+            </w:pPr>
+            <w:r>
+              <w:t xml:space="preserve">Fixed (→ Fixed.md)</w:t>
+            </w:r>
+          </w:p>
+        </w:tc>
+        <w:tc>
+          <w:tcPr/>
+          <w:p>
+            <w:pPr>
+              <w:pStyle w:val="Compact"/>
+            </w:pPr>
+            <w:r>
+              <w:t xml:space="preserve">Bug</w:t>
+            </w:r>
+          </w:p>
+        </w:tc>
+        <w:tc>
+          <w:tcPr/>
+          <w:p>
+            <w:pPr>
+              <w:pStyle w:val="Compact"/>
+            </w:pPr>
+            <w:r>
+              <w:t xml:space="preserve">—</w:t>
+            </w:r>
+          </w:p>
+        </w:tc>
+        <w:tc>
+          <w:tcPr/>
+          <w:p>
+            <w:pPr>
+              <w:pStyle w:val="Compact"/>
+            </w:pPr>
+            <w:r>
+              <w:t xml:space="preserve">LVA-144 — WHAT: tests/pipeline/test_no_vacuous_pass_patterns.sh is the static guard that flags vacuous-pass shapes across the pipeline scripts, and two of its checks were narrower than their own stated purpose. CHECK A flags an exit code captured into a variable and never compared; its matcher recognised only the bare unquoted capture with an echo-shaped consumer, so five real forms escaped it: a QUOTED capture, a non-echo log helper standing in for echo as the consumer, a PIPESTATUS index other than zero, and the declare-with-integer-flag and local-with-readonly-flag declarator prefixes, with readonly and export in the same family. CHECK F flags a quiet grep on the right-hand side of a pipe under pipefail; it missed three forms: the long spelling of the quiet flag, a pipe at end-of-line where the consumer sits on the next physical line, and a digit-bearing intervening flag such as a max-count flag placed before the quiet flag. NET EFFECT: the guard reported a clean sweep over code that contained the very patterns it names, so the guard itself was the vacuous pass, and the earlier echo-only narrowing of CHECK A was an incomplete fix rather than a complete one. FIX, verified by direct inspection of the working tree: CHECK A’s extractor and its candidate matcher both accept the optional declarator prefix, the quoted form and any PIPESTATUS index; CHECK F joins continued lines before matching and accepts the long quiet spelling and digit-bearing intervening flags. TWO ESCAPES ARE LEFT OPEN DELIBERATELY, with measured reasons recorded in the guard’s own known-uncovered section rather than silently: CHECK C on a variable not named with a reference-style suffix, for which zero true positives are available today, and CHECK B across a multi-line jq filter, where correct line joining needs quote tracking and CHECK F’s cheap join has no safe analogue. One reported false positive was withdrawn before it was acted on, because the flagged line does consume its status by handing it to an embedded parser; the check was taught to tell a standalone argument from a variable embedded in prose rather than annotating a file outside the guard’s surface. Regression coverage: tests/pipeline/test_vacuous_pass_guard_discrimination.sh.</w:t>
+            </w:r>
+          </w:p>
+        </w:tc>
+      </w:tr>
+      <w:tr>
+        <w:tc>
+          <w:tcPr/>
+          <w:p>
+            <w:pPr>
+              <w:pStyle w:val="Compact"/>
+            </w:pPr>
+            <w:r>
+              <w:t xml:space="preserve">128</w:t>
             </w:r>
           </w:p>
         </w:tc>
@@ -7860,41 +9033,88 @@
               <w:pStyle w:val="Compact"/>
             </w:pPr>
             <w:r>
-              <w:t xml:space="preserve">LVA-109 — WHAT: scripts/pipeline/phase-02-test-kotlin.sh captured GRADLE_EXIT_CODE and never compared it. Because the wrapper correctly passes –continue, Gradle exits non-zero for failures that produce NO JUnit XML at all - a test-source compile error being the everyday case. An</w:t>
-            </w:r>
-            <w:r>
-              <w:t xml:space="preserve"> </w:t>
-            </w:r>
-            <w:r>
-              <w:t xml:space="preserve">“Unresolved reference”</w:t>
-            </w:r>
-            <w:r>
-              <w:t xml:space="preserve"> </w:t>
-            </w:r>
-            <w:r>
-              <w:t xml:space="preserve">compile failure reported</w:t>
-            </w:r>
-            <w:r>
-              <w:t xml:space="preserve"> </w:t>
-            </w:r>
-            <w:r>
-              <w:t xml:space="preserve">“PASS: 1 / FAIL: 0”</w:t>
-            </w:r>
-            <w:r>
-              <w:t xml:space="preserve">, exit 0. FIX: the captured Gradle exit code is now compared and drives the verdict. Part of the T021-T027 post-implementation wrapper audit: 11 confirmed swallowed-failure defects, all fixed RED-then-GREEN. No real suite was run - each wrapper was driven through its own documented [repo-path] [phase-dir] seam against synthetic fixtures (stub gradlew, stub run-chaos-stress.sh, stub run-release-canary.sh, a PATH-level stub go), with the Go fixtures captured verbatim from this host real go1.26.2 toolchain and every Go fix re-verified against it afterwards. Each new suite carries positive cases so a blanket fail-everything fix would not pass. Severity high. Source of truth: specs/002-build-test-distribute-pipeline/progress.yml and specs/002-build-test-distribute-pipeline/tasks.md.</w:t>
-            </w:r>
-          </w:p>
-        </w:tc>
-      </w:tr>
-      <w:tr>
-        <w:tc>
-          <w:tcPr/>
-          <w:p>
-            <w:pPr>
-              <w:pStyle w:val="Compact"/>
-            </w:pPr>
-            <w:r>
-              <w:t xml:space="preserve">102</w:t>
+              <w:t xml:space="preserve">LVA-145 — WHAT: CASE 3 of tests/pipeline/test_interrupted_run_never_passes.sh asserts that the in-flight marker is per-run and never leaks between runs. It leaned on the premise that an earlier run in the same file had been left interrupted, and that premise was not true: CASE 1’s call to append_interrupted_phase_if_any CONSUMED that run’s marker, because removing the marker is how the operation is made idempotent, and CASE 2 cleared its own. By the time CASE 3 ran there was no marker anywhere on disk, so the assertion had nothing to discriminate against and examined ZERO items. MEASURED, not inferred: with the marker-path helper deliberately changed to a single RUN-SHARED path, which is a real cross-run leak, this case still reported PASS and the whole suite still exited 0. A check that passes having examined zero items is precisely the vacuous-pass shape this file exists to close, so the file contained an instance of its own subject. FIX, verified by direct inspection of the working tree: a fourth run identifier now stands in for a DIFFERENT run that is still in flight, its marker is deliberately left un-consumed across the closing run’s close path, and the case asserts the foreign marker is genuinely present on disk before proceeding, failing loudly with an explicit harness-assumption-broken message if it is not. The case also uses the marker path that mark_phase_in_flight prints rather than reconstructing it, so a change to WHERE the marker lives is caught here too.</w:t>
+            </w:r>
+          </w:p>
+        </w:tc>
+      </w:tr>
+      <w:tr>
+        <w:tc>
+          <w:tcPr/>
+          <w:p>
+            <w:pPr>
+              <w:pStyle w:val="Compact"/>
+            </w:pPr>
+            <w:r>
+              <w:t xml:space="preserve">129</w:t>
+            </w:r>
+          </w:p>
+        </w:tc>
+        <w:tc>
+          <w:tcPr/>
+          <w:p>
+            <w:pPr>
+              <w:pStyle w:val="Compact"/>
+            </w:pPr>
+            <w:r>
+              <w:t xml:space="preserve">P1</w:t>
+            </w:r>
+          </w:p>
+        </w:tc>
+        <w:tc>
+          <w:tcPr/>
+          <w:p>
+            <w:pPr>
+              <w:pStyle w:val="Compact"/>
+            </w:pPr>
+            <w:r>
+              <w:t xml:space="preserve">Fixed (→ Fixed.md)</w:t>
+            </w:r>
+          </w:p>
+        </w:tc>
+        <w:tc>
+          <w:tcPr/>
+          <w:p>
+            <w:pPr>
+              <w:pStyle w:val="Compact"/>
+            </w:pPr>
+            <w:r>
+              <w:t xml:space="preserve">Bug</w:t>
+            </w:r>
+          </w:p>
+        </w:tc>
+        <w:tc>
+          <w:tcPr/>
+          <w:p>
+            <w:pPr>
+              <w:pStyle w:val="Compact"/>
+            </w:pPr>
+            <w:r>
+              <w:t xml:space="preserve">—</w:t>
+            </w:r>
+          </w:p>
+        </w:tc>
+        <w:tc>
+          <w:tcPr/>
+          <w:p>
+            <w:pPr>
+              <w:pStyle w:val="Compact"/>
+            </w:pPr>
+            <w:r>
+              <w:t xml:space="preserve">LVA-146 — WHAT: tests/check-constitution/test_covenant_114_propagation.sh proves its own falsifiability by removing one covenant anchor literal from the REAL root CLAUDE.md, running the real gate, asserting the gate fires, and restoring the file from a backup through a RETURN trap. A RETURN trap fires when the FUNCTION returns; it does not fire when the process is killed. The test was run under a 120-second timeout, exceeded that budget, was terminated mid-probe, and left the covenant anchor for section 11.4.134 replaced by a placeholder string inside the tracked CLAUDE.md. CONSEQUENCE: the next full scripts/check-constitution.sh run reported a covenant-propagation violation, so the test broke the very gate it exercises; the damage was initially MISATTRIBUTED to a stray agent edit before the real cause was found, and a separate documentation-sync stream independently reported the same symptom from the other direction. A test that damages the tree it audits, and whose damage is then blamed on something else, costs more than the coverage it buys. FIX, in two steps, both verified by direct inspection of the working tree. First the trap was widened from RETURN alone to RETURN together with EXIT, INT and TERM. That first attempt introduced a SECOND defect: the handler referenced the function-local backup variable, which is out of scope when an EXIT trap fires late, so the handler aborted with an unbound-variable error under set -u. Corrected by moving the handler to a file-scope restore function at line 78 that reads a file-scope backup variable through a default-value expansion, making it idempotent and safe to run before the backup exists and safe to run twice. RE-VERIFIED at the time of filing: the tracked CLAUDE.md carries the 11.4.134 anchor and zero placeholder occurrences, and scripts/check-constitution.sh runs to completion with exit 0.</w:t>
+            </w:r>
+          </w:p>
+        </w:tc>
+      </w:tr>
+      <w:tr>
+        <w:tc>
+          <w:tcPr/>
+          <w:p>
+            <w:pPr>
+              <w:pStyle w:val="Compact"/>
+            </w:pPr>
+            <w:r>
+              <w:t xml:space="preserve">130</w:t>
             </w:r>
           </w:p>
         </w:tc>
@@ -7949,61 +9169,31 @@
               <w:pStyle w:val="Compact"/>
             </w:pPr>
             <w:r>
-              <w:t xml:space="preserve">LVA-110 — WHAT: scripts/pipeline/phase-02-test-kotlin.sh silently dropped unparseable report files. A truncated JUnit XML whose readable content contained a real</w:t>
-            </w:r>
-            <w:r>
-              <w:t xml:space="preserve"> </w:t>
-            </w:r>
-            <w:r>
-              <w:t xml:space="preserve"> </w:t>
-            </w:r>
-            <w:r>
-              <w:t xml:space="preserve">produced</w:t>
-            </w:r>
-            <w:r>
-              <w:t xml:space="preserve"> </w:t>
-            </w:r>
-            <w:r>
-              <w:t xml:space="preserve">“WARN: failed to parse … unclosed token”</w:t>
-            </w:r>
-            <w:r>
-              <w:t xml:space="preserve"> </w:t>
-            </w:r>
-            <w:r>
-              <w:t xml:space="preserve">and then</w:t>
-            </w:r>
-            <w:r>
-              <w:t xml:space="preserve"> </w:t>
-            </w:r>
-            <w:r>
-              <w:t xml:space="preserve">“PASS: 1 / FAIL: 0”</w:t>
-            </w:r>
-            <w:r>
-              <w:t xml:space="preserve">, exit 0. A JUnit XML is truncated precisely when the JVM writing it died, so this is the highest-signal case being discarded. FIX: one FAIL record per unreadable report, quoting the parse error and the file real first bytes. Part of the T021-T027 post-implementation wrapper audit: 11 confirmed swallowed-failure defects, all fixed RED-then-GREEN. No real suite was run - each wrapper was driven through its own documented [repo-path] [phase-dir] seam against synthetic fixtures (stub gradlew, stub run-chaos-stress.sh, stub run-release-canary.sh, a PATH-level stub go), with the Go fixtures captured verbatim from this host real go1.26.2 toolchain and every Go fix re-verified against it afterwards. Each new suite carries positive cases so a blanket fail-everything fix would not pass. Severity medium. Source of truth: specs/002-build-test-distribute-pipeline/progress.yml and specs/002-build-test-distribute-pipeline/tasks.md.</w:t>
-            </w:r>
-          </w:p>
-        </w:tc>
-      </w:tr>
-      <w:tr>
-        <w:tc>
-          <w:tcPr/>
-          <w:p>
-            <w:pPr>
-              <w:pStyle w:val="Compact"/>
-            </w:pPr>
-            <w:r>
-              <w:t xml:space="preserve">103</w:t>
-            </w:r>
-          </w:p>
-        </w:tc>
-        <w:tc>
-          <w:tcPr/>
-          <w:p>
-            <w:pPr>
-              <w:pStyle w:val="Compact"/>
-            </w:pPr>
-            <w:r>
-              <w:t xml:space="preserve">P2</w:t>
+              <w:t xml:space="preserve">LVA-147 — RESOLVED 2026-08-26 by rewording, NOT by amending the schema (operator decision). The deadlock was real: clause 8 condition (A) required the run report to validate against pipeline-run-report.schema.json, which sets additionalProperties false and defines no residual-gap property, while condition (H) mandated exactly that field — so no run could qualify. Measured at the time: the generator emitted the field 0 times and 0 of 48 on-disk reports carried it, so (H) failed for the simpler reason and the net effect failed SAFE. RESOLUTION: the §6.AA amendment of 2026-08-26 withdrew former condition (D) and re-lettered (E)-(I) to (D)-(H); the residual-gap condition is now (G) and records the gap through build_artifacts[].build_output_path — a property the schema already defines AND lists as required (pipeline-run-report.schema.json, build_artifacts.items.properties.build_output_path). No residual-gap field is emitted and no property outside the schema is written, so the report continues to validate under condition (A). The alternative candidate distributions[].evidence_ref was rejected on evidence: distributions[] is empty at gate-evaluation time because the gate runs before any upload, so a condition anchored there would be unevaluable at the only moment clause 8 is evaluated. VERIFIED against the applied tree: phase-05-distribute.sh CONDITION_IDS=(A B C D E F G H) with no (I); tests/pipeline/test_phase_05_distribute_gate.sh and test_phase_05_distribute_gate_vacuity.sh both ALL CHECKS PASSED exit 0 (41 assertions).</w:t>
+            </w:r>
+          </w:p>
+        </w:tc>
+      </w:tr>
+      <w:tr>
+        <w:tc>
+          <w:tcPr/>
+          <w:p>
+            <w:pPr>
+              <w:pStyle w:val="Compact"/>
+            </w:pPr>
+            <w:r>
+              <w:t xml:space="preserve">131</w:t>
+            </w:r>
+          </w:p>
+        </w:tc>
+        <w:tc>
+          <w:tcPr/>
+          <w:p>
+            <w:pPr>
+              <w:pStyle w:val="Compact"/>
+            </w:pPr>
+            <w:r>
+              <w:t xml:space="preserve">P1</w:t>
             </w:r>
           </w:p>
         </w:tc>
@@ -8047,735 +9237,35 @@
               <w:pStyle w:val="Compact"/>
             </w:pPr>
             <w:r>
-              <w:t xml:space="preserve">LVA-111 — WHAT: scripts/pipeline/phase-02-test-kotlin.sh exited 0 with zero Evidence Records when report files were present but zero</w:t>
-            </w:r>
-            <w:r>
-              <w:t xml:space="preserve"> </w:t>
-            </w:r>
-            <w:r>
-              <w:t xml:space="preserve"> </w:t>
-            </w:r>
-            <w:r>
-              <w:t xml:space="preserve">elements parsed out of them - a scanned-nothing run reported as a clean run. FIX: zero parsed testcases is now a failure rather than a vacuous pass. Part of the T021-T027 post-implementation wrapper audit: 11 confirmed swallowed-failure defects, all fixed RED-then-GREEN. No real suite was run - each wrapper was driven through its own documented [repo-path] [phase-dir] seam against synthetic fixtures (stub gradlew, stub run-chaos-stress.sh, stub run-release-canary.sh, a PATH-level stub go), with the Go fixtures captured verbatim from this host real go1.26.2 toolchain and every Go fix re-verified against it afterwards. Each new suite carries positive cases so a blanket fail-everything fix would not pass. Severity medium. Source of truth: specs/002-build-test-distribute-pipeline/progress.yml and specs/002-build-test-distribute-pipeline/tasks.md.</w:t>
-            </w:r>
-          </w:p>
-        </w:tc>
-      </w:tr>
-      <w:tr>
-        <w:tc>
-          <w:tcPr/>
-          <w:p>
-            <w:pPr>
-              <w:pStyle w:val="Compact"/>
-            </w:pPr>
-            <w:r>
-              <w:t xml:space="preserve">104</w:t>
-            </w:r>
-          </w:p>
-        </w:tc>
-        <w:tc>
-          <w:tcPr/>
-          <w:p>
-            <w:pPr>
-              <w:pStyle w:val="Compact"/>
-            </w:pPr>
-            <w:r>
-              <w:t xml:space="preserve">P2</w:t>
-            </w:r>
-          </w:p>
-        </w:tc>
-        <w:tc>
-          <w:tcPr/>
-          <w:p>
-            <w:pPr>
-              <w:pStyle w:val="Compact"/>
-            </w:pPr>
-            <w:r>
-              <w:t xml:space="preserve">Fixed (→ Fixed.md)</w:t>
-            </w:r>
-          </w:p>
-        </w:tc>
-        <w:tc>
-          <w:tcPr/>
-          <w:p>
-            <w:pPr>
-              <w:pStyle w:val="Compact"/>
-            </w:pPr>
-            <w:r>
-              <w:t xml:space="preserve">Bug</w:t>
-            </w:r>
-          </w:p>
-        </w:tc>
-        <w:tc>
-          <w:tcPr/>
-          <w:p>
-            <w:pPr>
-              <w:pStyle w:val="Compact"/>
-            </w:pPr>
-            <w:r>
-              <w:t xml:space="preserve">—</w:t>
-            </w:r>
-          </w:p>
-        </w:tc>
-        <w:tc>
-          <w:tcPr/>
-          <w:p>
-            <w:pPr>
-              <w:pStyle w:val="Compact"/>
-            </w:pPr>
-            <w:r>
-              <w:t xml:space="preserve">LVA-112 — WHAT: when suite enumeration in scripts/pipeline/phase-02-test-hermetic.sh matched nothing runnable, the wrapper printed</w:t>
-            </w:r>
-            <w:r>
-              <w:t xml:space="preserve"> </w:t>
-            </w:r>
-            <w:r>
-              <w:t xml:space="preserve">“0 suite(s) to run … WRAPPER EXIT CODE = 0”</w:t>
-            </w:r>
-            <w:r>
-              <w:t xml:space="preserve"> </w:t>
-            </w:r>
-            <w:r>
-              <w:t xml:space="preserve">and wrote zero Evidence Records. (The real repo enumerates 76 candidates / 11 excluded / 65 run, so the guard cannot misfire in production.) FIX: an empty enumeration is now a failure. Part of the T021-T027 post-implementation wrapper audit: 11 confirmed swallowed-failure defects, all fixed RED-then-GREEN. No real suite was run - each wrapper was driven through its own documented [repo-path] [phase-dir] seam against synthetic fixtures (stub gradlew, stub run-chaos-stress.sh, stub run-release-canary.sh, a PATH-level stub go), with the Go fixtures captured verbatim from this host real go1.26.2 toolchain and every Go fix re-verified against it afterwards. Each new suite carries positive cases so a blanket fail-everything fix would not pass. Severity medium. Source of truth: specs/002-build-test-distribute-pipeline/progress.yml and specs/002-build-test-distribute-pipeline/tasks.md.</w:t>
-            </w:r>
-          </w:p>
-        </w:tc>
-      </w:tr>
-      <w:tr>
-        <w:tc>
-          <w:tcPr/>
-          <w:p>
-            <w:pPr>
-              <w:pStyle w:val="Compact"/>
-            </w:pPr>
-            <w:r>
-              <w:t xml:space="preserve">105</w:t>
-            </w:r>
-          </w:p>
-        </w:tc>
-        <w:tc>
-          <w:tcPr/>
-          <w:p>
-            <w:pPr>
-              <w:pStyle w:val="Compact"/>
-            </w:pPr>
-            <w:r>
-              <w:t xml:space="preserve">P2</w:t>
-            </w:r>
-          </w:p>
-        </w:tc>
-        <w:tc>
-          <w:tcPr/>
-          <w:p>
-            <w:pPr>
-              <w:pStyle w:val="Compact"/>
-            </w:pPr>
-            <w:r>
-              <w:t xml:space="preserve">Fixed (→ Fixed.md)</w:t>
-            </w:r>
-          </w:p>
-        </w:tc>
-        <w:tc>
-          <w:tcPr/>
-          <w:p>
-            <w:pPr>
-              <w:pStyle w:val="Compact"/>
-            </w:pPr>
-            <w:r>
-              <w:t xml:space="preserve">Bug</w:t>
-            </w:r>
-          </w:p>
-        </w:tc>
-        <w:tc>
-          <w:tcPr/>
-          <w:p>
-            <w:pPr>
-              <w:pStyle w:val="Compact"/>
-            </w:pPr>
-            <w:r>
-              <w:t xml:space="preserve">—</w:t>
-            </w:r>
-          </w:p>
-        </w:tc>
-        <w:tc>
-          <w:tcPr/>
-          <w:p>
-            <w:pPr>
-              <w:pStyle w:val="Compact"/>
-            </w:pPr>
-            <w:r>
-              <w:t xml:space="preserve">LVA-113 — WHAT: the scripts/pipeline/phase-02-test-hermetic.sh header claimed skips are</w:t>
-            </w:r>
-            <w:r>
-              <w:t xml:space="preserve"> </w:t>
-            </w:r>
-            <w:r>
-              <w:t xml:space="preserve">“never silently omitted”</w:t>
-            </w:r>
-            <w:r>
-              <w:t xml:space="preserve">, but the only reporting was a console line that never reaches the run report, so a skipped suite was invisible at rest. FIX: one SKIPPED Evidence Record per excluded suite, quoting the wrapper own real exclusion reason. Part of the T021-T027 post-implementation wrapper audit: 11 confirmed swallowed-failure defects, all fixed RED-then-GREEN. No real suite was run - each wrapper was driven through its own documented [repo-path] [phase-dir] seam against synthetic fixtures (stub gradlew, stub run-chaos-stress.sh, stub run-release-canary.sh, a PATH-level stub go), with the Go fixtures captured verbatim from this host real go1.26.2 toolchain and every Go fix re-verified against it afterwards. Each new suite carries positive cases so a blanket fail-everything fix would not pass. Severity medium. Source of truth: specs/002-build-test-distribute-pipeline/progress.yml and specs/002-build-test-distribute-pipeline/tasks.md.</w:t>
-            </w:r>
-          </w:p>
-        </w:tc>
-      </w:tr>
-      <w:tr>
-        <w:tc>
-          <w:tcPr/>
-          <w:p>
-            <w:pPr>
-              <w:pStyle w:val="Compact"/>
-            </w:pPr>
-            <w:r>
-              <w:t xml:space="preserve">106</w:t>
-            </w:r>
-          </w:p>
-        </w:tc>
-        <w:tc>
-          <w:tcPr/>
-          <w:p>
-            <w:pPr>
-              <w:pStyle w:val="Compact"/>
-            </w:pPr>
-            <w:r>
-              <w:t xml:space="preserve">P2</w:t>
-            </w:r>
-          </w:p>
-        </w:tc>
-        <w:tc>
-          <w:tcPr/>
-          <w:p>
-            <w:pPr>
-              <w:pStyle w:val="Compact"/>
-            </w:pPr>
-            <w:r>
-              <w:t xml:space="preserve">Fixed (→ Fixed.md)</w:t>
-            </w:r>
-          </w:p>
-        </w:tc>
-        <w:tc>
-          <w:tcPr/>
-          <w:p>
-            <w:pPr>
-              <w:pStyle w:val="Compact"/>
-            </w:pPr>
-            <w:r>
-              <w:t xml:space="preserve">Bug</w:t>
-            </w:r>
-          </w:p>
-        </w:tc>
-        <w:tc>
-          <w:tcPr/>
-          <w:p>
-            <w:pPr>
-              <w:pStyle w:val="Compact"/>
-            </w:pPr>
-            <w:r>
-              <w:t xml:space="preserve">—</w:t>
-            </w:r>
-          </w:p>
-        </w:tc>
-        <w:tc>
-          <w:tcPr/>
-          <w:p>
-            <w:pPr>
-              <w:pStyle w:val="Compact"/>
-            </w:pPr>
-            <w:r>
-              <w:t xml:space="preserve">LVA-114 — WHAT: scripts/pipeline/phase-02-test-stress-chaos.sh reported PASSED with exit 0 on an empty or unreadable dimensions[] array - even when the truncated JSON own readable content said</w:t>
-            </w:r>
-            <w:r>
-              <w:t xml:space="preserve"> </w:t>
-            </w:r>
-            <w:r>
-              <w:t xml:space="preserve">“verdict”</w:t>
-            </w:r>
-            <w:r>
-              <w:t xml:space="preserve">:</w:t>
-            </w:r>
-            <w:r>
-              <w:t xml:space="preserve">“FAIL”</w:t>
-            </w:r>
-            <w:r>
-              <w:t xml:space="preserve">. FIX: an empty or unreadable dimensions array is now a failure rather than a pass. Part of the T021-T027 post-implementation wrapper audit: 11 confirmed swallowed-failure defects, all fixed RED-then-GREEN. No real suite was run - each wrapper was driven through its own documented [repo-path] [phase-dir] seam against synthetic fixtures (stub gradlew, stub run-chaos-stress.sh, stub run-release-canary.sh, a PATH-level stub go), with the Go fixtures captured verbatim from this host real go1.26.2 toolchain and every Go fix re-verified against it afterwards. Each new suite carries positive cases so a blanket fail-everything fix would not pass. Severity medium. Source of truth: specs/002-build-test-distribute-pipeline/progress.yml and specs/002-build-test-distribute-pipeline/tasks.md.</w:t>
-            </w:r>
-          </w:p>
-        </w:tc>
-      </w:tr>
-      <w:tr>
-        <w:tc>
-          <w:tcPr/>
-          <w:p>
-            <w:pPr>
-              <w:pStyle w:val="Compact"/>
-            </w:pPr>
-            <w:r>
-              <w:t xml:space="preserve">107</w:t>
-            </w:r>
-          </w:p>
-        </w:tc>
-        <w:tc>
-          <w:tcPr/>
-          <w:p>
-            <w:pPr>
-              <w:pStyle w:val="Compact"/>
-            </w:pPr>
-            <w:r>
-              <w:t xml:space="preserve">P2</w:t>
-            </w:r>
-          </w:p>
-        </w:tc>
-        <w:tc>
-          <w:tcPr/>
-          <w:p>
-            <w:pPr>
-              <w:pStyle w:val="Compact"/>
-            </w:pPr>
-            <w:r>
-              <w:t xml:space="preserve">Fixed (→ Fixed.md)</w:t>
-            </w:r>
-          </w:p>
-        </w:tc>
-        <w:tc>
-          <w:tcPr/>
-          <w:p>
-            <w:pPr>
-              <w:pStyle w:val="Compact"/>
-            </w:pPr>
-            <w:r>
-              <w:t xml:space="preserve">Bug</w:t>
-            </w:r>
-          </w:p>
-        </w:tc>
-        <w:tc>
-          <w:tcPr/>
-          <w:p>
-            <w:pPr>
-              <w:pStyle w:val="Compact"/>
-            </w:pPr>
-            <w:r>
-              <w:t xml:space="preserve">—</w:t>
-            </w:r>
-          </w:p>
-        </w:tc>
-        <w:tc>
-          <w:tcPr/>
-          <w:p>
-            <w:pPr>
-              <w:pStyle w:val="Compact"/>
-            </w:pPr>
-            <w:r>
-              <w:t xml:space="preserve">LVA-115 — WHAT: scripts/pipeline/phase-02-test-stress-chaos.sh captured RUN_RC and never compared it: all-PASS dimensions plus a harness exit 1 reported PASSED, although the wrapper own header states that exit 0 additionally asserts no goroutine or file-descriptor leak. FIX: the harness exit code is now compared and drives the verdict. Part of the T021-T027 post-implementation wrapper audit: 11 confirmed swallowed-failure defects, all fixed RED-then-GREEN. No real suite was run - each wrapper was driven through its own documented [repo-path] [phase-dir] seam against synthetic fixtures (stub gradlew, stub run-chaos-stress.sh, stub run-release-canary.sh, a PATH-level stub go), with the Go fixtures captured verbatim from this host real go1.26.2 toolchain and every Go fix re-verified against it afterwards. Each new suite carries positive cases so a blanket fail-everything fix would not pass. Severity medium. Source of truth: specs/002-build-test-distribute-pipeline/progress.yml and specs/002-build-test-distribute-pipeline/tasks.md.</w:t>
-            </w:r>
-          </w:p>
-        </w:tc>
-      </w:tr>
-      <w:tr>
-        <w:tc>
-          <w:tcPr/>
-          <w:p>
-            <w:pPr>
-              <w:pStyle w:val="Compact"/>
-            </w:pPr>
-            <w:r>
-              <w:t xml:space="preserve">108</w:t>
-            </w:r>
-          </w:p>
-        </w:tc>
-        <w:tc>
-          <w:tcPr/>
-          <w:p>
-            <w:pPr>
-              <w:pStyle w:val="Compact"/>
-            </w:pPr>
-            <w:r>
-              <w:t xml:space="preserve">P2</w:t>
-            </w:r>
-          </w:p>
-        </w:tc>
-        <w:tc>
-          <w:tcPr/>
-          <w:p>
-            <w:pPr>
-              <w:pStyle w:val="Compact"/>
-            </w:pPr>
-            <w:r>
-              <w:t xml:space="preserve">Fixed (→ Fixed.md)</w:t>
-            </w:r>
-          </w:p>
-        </w:tc>
-        <w:tc>
-          <w:tcPr/>
-          <w:p>
-            <w:pPr>
-              <w:pStyle w:val="Compact"/>
-            </w:pPr>
-            <w:r>
-              <w:t xml:space="preserve">Bug</w:t>
-            </w:r>
-          </w:p>
-        </w:tc>
-        <w:tc>
-          <w:tcPr/>
-          <w:p>
-            <w:pPr>
-              <w:pStyle w:val="Compact"/>
-            </w:pPr>
-            <w:r>
-              <w:t xml:space="preserve">—</w:t>
-            </w:r>
-          </w:p>
-        </w:tc>
-        <w:tc>
-          <w:tcPr/>
-          <w:p>
-            <w:pPr>
-              <w:pStyle w:val="Compact"/>
-            </w:pPr>
-            <w:r>
-              <w:t xml:space="preserve">LVA-116 — WHAT: scripts/pipeline/phase-02-test-stress-chaos.sh read .ran as a string and compared it to</w:t>
-            </w:r>
-            <w:r>
-              <w:t xml:space="preserve"> </w:t>
-            </w:r>
-            <w:r>
-              <w:t xml:space="preserve">“true”</w:t>
-            </w:r>
-            <w:r>
-              <w:t xml:space="preserve">, which also matches a MISSING key (null), so an unrecognized dimension shape was downgraded to a non-blocking operator-gated skip: a FAILing dimension printed</w:t>
-            </w:r>
-            <w:r>
-              <w:t xml:space="preserve"> </w:t>
-            </w:r>
-            <w:r>
-              <w:t xml:space="preserve">“S1 sustained: null”</w:t>
-            </w:r>
-            <w:r>
-              <w:t xml:space="preserve"> </w:t>
-            </w:r>
-            <w:r>
-              <w:t xml:space="preserve">and the wrapper reported PASSED. This is precisely the .all_passed //</w:t>
-            </w:r>
-            <w:r>
-              <w:t xml:space="preserve"> </w:t>
-            </w:r>
-            <w:r>
-              <w:t xml:space="preserve">“unknown”</w:t>
-            </w:r>
-            <w:r>
-              <w:t xml:space="preserve"> </w:t>
-            </w:r>
-            <w:r>
-              <w:t xml:space="preserve">defect class found in the gate-sweep wrapper, wearing a different disguise, and is Check B of the standing static guard. FIX: the flag is now read and compared in a form that distinguishes absent from present-and-false. Part of the T021-T027 post-implementation wrapper audit: 11 confirmed swallowed-failure defects, all fixed RED-then-GREEN. No real suite was run - each wrapper was driven through its own documented [repo-path] [phase-dir] seam against synthetic fixtures (stub gradlew, stub run-chaos-stress.sh, stub run-release-canary.sh, a PATH-level stub go), with the Go fixtures captured verbatim from this host real go1.26.2 toolchain and every Go fix re-verified against it afterwards. Each new suite carries positive cases so a blanket fail-everything fix would not pass. Severity medium. Source of truth: specs/002-build-test-distribute-pipeline/progress.yml and specs/002-build-test-distribute-pipeline/tasks.md.</w:t>
-            </w:r>
-          </w:p>
-        </w:tc>
-      </w:tr>
-      <w:tr>
-        <w:tc>
-          <w:tcPr/>
-          <w:p>
-            <w:pPr>
-              <w:pStyle w:val="Compact"/>
-            </w:pPr>
-            <w:r>
-              <w:t xml:space="preserve">109</w:t>
-            </w:r>
-          </w:p>
-        </w:tc>
-        <w:tc>
-          <w:tcPr/>
-          <w:p>
-            <w:pPr>
-              <w:pStyle w:val="Compact"/>
-            </w:pPr>
-            <w:r>
-              <w:t xml:space="preserve">P1</w:t>
-            </w:r>
-          </w:p>
-        </w:tc>
-        <w:tc>
-          <w:tcPr/>
-          <w:p>
-            <w:pPr>
-              <w:pStyle w:val="Compact"/>
-            </w:pPr>
-            <w:r>
-              <w:t xml:space="preserve">Fixed (→ Fixed.md)</w:t>
-            </w:r>
-          </w:p>
-        </w:tc>
-        <w:tc>
-          <w:tcPr/>
-          <w:p>
-            <w:pPr>
-              <w:pStyle w:val="Compact"/>
-            </w:pPr>
-            <w:r>
-              <w:t xml:space="preserve">Bug</w:t>
-            </w:r>
-          </w:p>
-        </w:tc>
-        <w:tc>
-          <w:tcPr/>
-          <w:p>
-            <w:pPr>
-              <w:pStyle w:val="Compact"/>
-            </w:pPr>
-            <w:r>
-              <w:t xml:space="preserve">—</w:t>
-            </w:r>
-          </w:p>
-        </w:tc>
-        <w:tc>
-          <w:tcPr/>
-          <w:p>
-            <w:pPr>
-              <w:pStyle w:val="Compact"/>
-            </w:pPr>
-            <w:r>
-              <w:t xml:space="preserve">LVA-117 — WHAT: scripts/run-release-canary.sh documents exits 0/1/2 and runs under set -euo pipefail, so a missing tool yields 127 and a kill yields 137. scripts/pipeline/phase-02-test-release-canary.sh reported BOTH as</w:t>
-            </w:r>
-            <w:r>
-              <w:t xml:space="preserve"> </w:t>
-            </w:r>
-            <w:r>
-              <w:t xml:space="preserve">“Genuinely did not execute: … (real host/config precondition gap, not a feature defect)”</w:t>
-            </w:r>
-            <w:r>
-              <w:t xml:space="preserve"> </w:t>
-            </w:r>
-            <w:r>
-              <w:t xml:space="preserve">with result SKIPPED and wrapper exit 0 - asserting a cause it cannot know. Since SKIPPED does not block the phase, a dead canary harness silently disabled the constitution 6.Z cold-start gate. FIX: only the documented exit 2 maps to SKIPPED; any other non-zero is a FAIL. Part of the T021-T027 post-implementation wrapper audit: 11 confirmed swallowed-failure defects, all fixed RED-then-GREEN. No real suite was run - each wrapper was driven through its own documented [repo-path] [phase-dir] seam against synthetic fixtures (stub gradlew, stub run-chaos-stress.sh, stub run-release-canary.sh, a PATH-level stub go), with the Go fixtures captured verbatim from this host real go1.26.2 toolchain and every Go fix re-verified against it afterwards. Each new suite carries positive cases so a blanket fail-everything fix would not pass. Severity high. Source of truth: specs/002-build-test-distribute-pipeline/progress.yml and specs/002-build-test-distribute-pipeline/tasks.md.</w:t>
-            </w:r>
-          </w:p>
-        </w:tc>
-      </w:tr>
-      <w:tr>
-        <w:tc>
-          <w:tcPr/>
-          <w:p>
-            <w:pPr>
-              <w:pStyle w:val="Compact"/>
-            </w:pPr>
-            <w:r>
-              <w:t xml:space="preserve">110</w:t>
-            </w:r>
-          </w:p>
-        </w:tc>
-        <w:tc>
-          <w:tcPr/>
-          <w:p>
-            <w:pPr>
-              <w:pStyle w:val="Compact"/>
-            </w:pPr>
-            <w:r>
-              <w:t xml:space="preserve">P0</w:t>
-            </w:r>
-          </w:p>
-        </w:tc>
-        <w:tc>
-          <w:tcPr/>
-          <w:p>
-            <w:pPr>
-              <w:pStyle w:val="Compact"/>
-            </w:pPr>
-            <w:r>
-              <w:t xml:space="preserve">Fixed (→ Fixed.md)</w:t>
-            </w:r>
-          </w:p>
-        </w:tc>
-        <w:tc>
-          <w:tcPr/>
-          <w:p>
-            <w:pPr>
-              <w:pStyle w:val="Compact"/>
-            </w:pPr>
-            <w:r>
-              <w:t xml:space="preserve">Bug</w:t>
-            </w:r>
-          </w:p>
-        </w:tc>
-        <w:tc>
-          <w:tcPr/>
-          <w:p>
-            <w:pPr>
-              <w:pStyle w:val="Compact"/>
-            </w:pPr>
-            <w:r>
-              <w:t xml:space="preserve">—</w:t>
-            </w:r>
-          </w:p>
-        </w:tc>
-        <w:tc>
-          <w:tcPr/>
-          <w:p>
-            <w:pPr>
-              <w:pStyle w:val="Compact"/>
-            </w:pPr>
-            <w:r>
-              <w:t xml:space="preserve">LVA-118 — WHAT: scripts/advance-all-submodules.sh defaulted to</w:t>
-            </w:r>
-            <w:r>
-              <w:t xml:space="preserve"> </w:t>
-            </w:r>
-            <w:r>
-              <w:t xml:space="preserve">“every submodule”</w:t>
-            </w:r>
-            <w:r>
-              <w:t xml:space="preserve"> </w:t>
-            </w:r>
-            <w:r>
-              <w:t xml:space="preserve">(its own LAVA_ADVANCE_SUBMODULES documentation says so) and contained ZERO mention of the constitution submodule. Root CLAUDE.md states:</w:t>
-            </w:r>
-            <w:r>
-              <w:t xml:space="preserve"> </w:t>
-            </w:r>
-            <w:r>
-              <w:t xml:space="preserve">“The ./constitution/ submodule itself remains pinned + advanced only per CONST-049 7-step pipeline.”</w:t>
-            </w:r>
-            <w:r>
-              <w:t xml:space="preserve"> </w:t>
-            </w:r>
-            <w:r>
-              <w:t xml:space="preserve">An unattended closure phase would therefore have auto-advanced the project own governance submodule - the document set that defines what this pipeline is permitted to do at all. Found by VERIFYING a claim (F-5) made in the T048/T049 constitutional-amendment drafts rather than relaying it, and found BEFORE the script had ever been run against a real submodule. DEMONSTRATED (RED): against a fixture whose submodule is named constitution with a newer upstream commit available, the pre-fix run recorded outcome=ADVANCED, parent_pin_updated=true, and the pin genuinely moved. FIX: a GOVERNANCE_DENY default-deny list checked FIRST in the loop - before fetch, before comparing commits (scripts/advance-all-submodules.sh line 193 onward). Deliberately NOT overridable via LAVA_ADVANCE_SUBMODULES, because an allow-list is a convenience for narrowing a run and a convenience switch must not be able to turn off a governance boundary. Matches on the path final component so both constitution and submodules/constitution are covered, verified against this repo real git submodule status output. A denied submodule still gets a Submodule Advance Record with a new REFUSED_GOVERNANCE_DENY outcome added to the contract schema, because a governance refusal that leaves no evidence is invisible at rest; old_commit and new_commit are both the current pin, since no candidate commit was ever looked up. SECOND BUG SURFACED BY THE FIX: the script carried its own internal outcome whitelist separate from the schema, which rejected the new value with</w:t>
-            </w:r>
-            <w:r>
-              <w:t xml:space="preserve"> </w:t>
-            </w:r>
-            <w:r>
-              <w:t xml:space="preserve">“internal error - invalid outcome”</w:t>
-            </w:r>
-            <w:r>
-              <w:t xml:space="preserve">, so both had to move. Severity critical. Source of truth: specs/002-build-test-distribute-pipeline/progress.yml and specs/002-build-test-distribute-pipeline/tasks.md.</w:t>
-            </w:r>
-          </w:p>
-        </w:tc>
-      </w:tr>
-      <w:tr>
-        <w:tc>
-          <w:tcPr/>
-          <w:p>
-            <w:pPr>
-              <w:pStyle w:val="Compact"/>
-            </w:pPr>
-            <w:r>
-              <w:t xml:space="preserve">111</w:t>
-            </w:r>
-          </w:p>
-        </w:tc>
-        <w:tc>
-          <w:tcPr/>
-          <w:p>
-            <w:pPr>
-              <w:pStyle w:val="Compact"/>
-            </w:pPr>
-            <w:r>
-              <w:t xml:space="preserve">P2</w:t>
-            </w:r>
-          </w:p>
-        </w:tc>
-        <w:tc>
-          <w:tcPr/>
-          <w:p>
-            <w:pPr>
-              <w:pStyle w:val="Compact"/>
-            </w:pPr>
-            <w:r>
-              <w:t xml:space="preserve">Completed (→ Fixed.md)</w:t>
-            </w:r>
-          </w:p>
-        </w:tc>
-        <w:tc>
-          <w:tcPr/>
-          <w:p>
-            <w:pPr>
-              <w:pStyle w:val="Compact"/>
-            </w:pPr>
-            <w:r>
-              <w:t xml:space="preserve">Task</w:t>
-            </w:r>
-          </w:p>
-        </w:tc>
-        <w:tc>
-          <w:tcPr/>
-          <w:p>
-            <w:pPr>
-              <w:pStyle w:val="Compact"/>
-            </w:pPr>
-            <w:r>
-              <w:t xml:space="preserve">—</w:t>
-            </w:r>
-          </w:p>
-        </w:tc>
-        <w:tc>
-          <w:tcPr/>
-          <w:p>
-            <w:pPr>
-              <w:pStyle w:val="Compact"/>
-            </w:pPr>
-            <w:r>
-              <w:t xml:space="preserve">LVA-119 — WHAT: nineteen-plus defects found during feature 002 were overwhelmingly the same family - the</w:t>
-            </w:r>
-            <w:r>
-              <w:t xml:space="preserve"> </w:t>
-            </w:r>
-            <w:r>
-              <w:t xml:space="preserve">“vacuous pass”</w:t>
-            </w:r>
-            <w:r>
-              <w:t xml:space="preserve">, a gate whose success conditions are all satisfied by the ABSENCE of the thing it is supposed to check. Fixing the individual bugs is not the same as closing the class, so the recurring shapes were turned into a standing static guard over scripts/pipeline/** and the orchestrator: tests/pipeline/test_no_vacuous_pass_patterns.sh. CHECK A: an exit code captured into a variable and then never compared (seen in production in phase-02-test-go.sh, phase-02-test-kotlin.sh GRADLE_EXIT_CODE, phase-02-test-stress-chaos.sh RUN_RC). CHECK B: a jq // fallback applied to a field whose meaningful value can be falsy (seen in phase-02-test-constitutional-gate-sweep.sh and phase-02-test-stress-chaos.sh). CHECK C: -e or -s standing in for -f on a value that must be a regular file (seen in anti-bluff-validate.sh). ESCAPE HATCH: an inline</w:t>
-            </w:r>
-            <w:r>
-              <w:t xml:space="preserve"> </w:t>
-            </w:r>
-            <w:r>
-              <w:t xml:space="preserve">“# vacuous-pass-ok:</w:t>
-            </w:r>
-            <w:r>
-              <w:t xml:space="preserve"> </w:t>
-            </w:r>
-            <w:r>
-              <w:t xml:space="preserve">”</w:t>
-            </w:r>
-            <w:r>
-              <w:t xml:space="preserve"> </w:t>
-            </w:r>
-            <w:r>
-              <w:t xml:space="preserve">comment on the same line, which requires the reasoning to be written down rather than allowing a silent exemption. Six legitimate cases were annotated this way rather than silenced, most importantly the phase-03 HEALTH_RC, where NOT trusting the return code is itself the load-bearing anti-bluff decision (constitution 6.B: the status binary exits 0 while reporting</w:t>
-            </w:r>
-            <w:r>
-              <w:t xml:space="preserve"> </w:t>
-            </w:r>
-            <w:r>
-              <w:t xml:space="preserve">“Healthy: false”</w:t>
-            </w:r>
-            <w:r>
-              <w:t xml:space="preserve">, proven for real during T035). FALSIFIABILITY PROVEN: all three checks were rehearsed by re-introducing a real historical defect and confirming detection - the jq // bug (Check B), a bare -s on a raw file ref (Check C), and a stripped vacuous-pass-ok annotation on HEALTH_RC (Check A); each reverted byte-identically and the scanner returned to green. SCANNER OWN DEFECT FOUND AND FIXED: on its first real run, Check B flagged the explanatory COMMENT in the gate-sweep wrapper that quotes the very bug it fixed; a scanner that reports the documentation of a fixed bug as the bug is a false-positive generator, so it now skips comment lines. HONEST LIMITS, recorded rather than glossed: this is a heuristic lint, not a proof. It cannot catch every vacuous pass - the phase-01</w:t>
-            </w:r>
-            <w:r>
-              <w:t xml:space="preserve"> </w:t>
-            </w:r>
-            <w:r>
-              <w:t xml:space="preserve">“recorded an artifact that is not on disk”</w:t>
-            </w:r>
-            <w:r>
-              <w:t xml:space="preserve"> </w:t>
-            </w:r>
-            <w:r>
-              <w:t xml:space="preserve">defect is invisible to it - and it is a cheap net for three shapes that have each already reached production here, not a substitute for the behavioural suites alongside it. Source of truth: specs/002-build-test-distribute-pipeline/progress.yml and specs/002-build-test-distribute-pipeline/tasks.md.</w:t>
-            </w:r>
-          </w:p>
-        </w:tc>
-      </w:tr>
-      <w:tr>
-        <w:tc>
-          <w:tcPr/>
-          <w:p>
-            <w:pPr>
-              <w:pStyle w:val="Compact"/>
-            </w:pPr>
-            <w:r>
-              <w:t xml:space="preserve">112</w:t>
+              <w:t xml:space="preserve">LVA-150 — WHAT: scripts/check-workable-items.sh – the CM-WORKABLE-ITEMS-SYNC gate – verifies DB-to-Markdown sync by invoking the canonical binary’s diff subcommand with exactly two document arguments, –issues</w:t>
+            </w:r>
+            <w:r>
+              <w:t xml:space="preserve"> </w:t>
+            </w:r>
+            <w:r>
+              <w:t xml:space="preserve">“</w:t>
+            </w:r>
+            <w:r>
+              <w:t xml:space="preserve">$ISSUES" and --fixed "$</w:t>
+            </w:r>
+            <w:r>
+              <w:t xml:space="preserve">FIXED”</w:t>
+            </w:r>
+            <w:r>
+              <w:t xml:space="preserve">. The four generated tracker surfaces are Issues.md, Fixed.md, Issues_Summary.md and Fixed_Summary.md. The gate therefore covers two of four. The two Summary documents – the section 11.4.12 open-only Type-by-Status tally and the section 11.4.53 closed-only tally – are regenerated by the binary’s export subcommand and are NEVER compared by the gate. CONSEQUENCE: after any DB mutation performed without a subsequent export, Issues_Summary.md and Fixed_Summary.md retain the PREVIOUS generation’s item text and the PREVIOUS generation’s tallies, while the gate reports exit 0 and prints its OK line naming the DB as validated and in sync. The gate’s PASS is truthful about the two documents it examines and silent about the two it does not, and a reader of the PASS line has no way to tell those apart. DISCOVERED BY INSPECTION during the LVA-008 correction earlier this session: the item’s status and description had been changed in the DB, Issues.md reflected the change, and Issues_Summary.md continued to present LVA-008 as Operator-blocked carrying the superseded description – with the gate green throughout. IMPACT: the Summary documents are the surfaces a human opens for a tally, so a stale Summary is precisely the surface a human reads for a number and does not re-derive. A gate that passes while an artifact it is understood to guard is stale is the section 6.J class: the green signal reports safety that was never measured. NOTE ON THE OPERATOR-FACING EXPORT PATH: the binary’s export defaults its output directory to the REPOSITORY ROOT, and this repository tracks BOTH a root-level and a docs/ copy of all four tracker documents, so a regeneration that targets only one location leaves the other pair stale in the same silent way. CLOSURE CRITERIA: the gate compares all four generated surfaces (or regenerates them into a temporary directory and asserts byte-equality against the tracked copies at BOTH tracked locations), with a hermetic fixture that mutates the DB, regenerates only Issues.md and Fixed.md, and asserts the gate FAILS – which it does not do today.</w:t>
+            </w:r>
+          </w:p>
+        </w:tc>
+      </w:tr>
+      <w:tr>
+        <w:tc>
+          <w:tcPr/>
+          <w:p>
+            <w:pPr>
+              <w:pStyle w:val="Compact"/>
+            </w:pPr>
+            <w:r>
+              <w:t xml:space="preserve">132</w:t>
             </w:r>
           </w:p>
         </w:tc>
@@ -8859,7 +9349,7 @@
               <w:pStyle w:val="Compact"/>
             </w:pPr>
             <w:r>
-              <w:t xml:space="preserve">113</w:t>
+              <w:t xml:space="preserve">133</w:t>
             </w:r>
           </w:p>
         </w:tc>
@@ -8943,7 +9433,7 @@
               <w:pStyle w:val="Compact"/>
             </w:pPr>
             <w:r>
-              <w:t xml:space="preserve">114</w:t>
+              <w:t xml:space="preserve">134</w:t>
             </w:r>
           </w:p>
         </w:tc>
@@ -9027,7 +9517,7 @@
               <w:pStyle w:val="Compact"/>
             </w:pPr>
             <w:r>
-              <w:t xml:space="preserve">115</w:t>
+              <w:t xml:space="preserve">135</w:t>
             </w:r>
           </w:p>
         </w:tc>
@@ -9111,7 +9601,7 @@
               <w:pStyle w:val="Compact"/>
             </w:pPr>
             <w:r>
-              <w:t xml:space="preserve">116</w:t>
+              <w:t xml:space="preserve">136</w:t>
             </w:r>
           </w:p>
         </w:tc>
